--- a/Report/Содержание отчёта Пингвинят.docx
+++ b/Report/Содержание отчёта Пингвинят.docx
@@ -5,94 +5,1111 @@
   <w:body>
     <w:p>
       <w:pPr>
-        <w:jc w:val="center"/>
-        <w:rPr>
-          <w:sz w:val="28"/>
-          <w:szCs w:val="28"/>
-        </w:rPr>
-      </w:pPr>
-      <w:r>
-        <w:rPr>
-          <w:sz w:val="28"/>
-          <w:szCs w:val="28"/>
-        </w:rPr>
-        <w:t>Введение</w:t>
-      </w:r>
-    </w:p>
-    <w:p>
-      <w:pPr>
-        <w:jc w:val="center"/>
-        <w:rPr>
-          <w:sz w:val="28"/>
-          <w:szCs w:val="28"/>
-        </w:rPr>
-      </w:pPr>
-      <w:r>
-        <w:rPr>
-          <w:sz w:val="28"/>
-          <w:szCs w:val="28"/>
-        </w:rPr>
-        <w:br w:type="page"/>
-      </w:r>
-      <w:r>
-        <w:rPr>
-          <w:sz w:val="28"/>
-          <w:szCs w:val="28"/>
-        </w:rPr>
-        <w:lastRenderedPageBreak/>
-        <w:br w:type="page"/>
-      </w:r>
-      <w:r>
-        <w:rPr>
-          <w:sz w:val="28"/>
-          <w:szCs w:val="28"/>
-        </w:rPr>
-        <w:lastRenderedPageBreak/>
-        <w:br w:type="page"/>
-      </w:r>
-    </w:p>
-    <w:p>
-      <w:pPr>
-        <w:pBdr>
-          <w:top w:val="nil"/>
-          <w:left w:val="nil"/>
-          <w:bottom w:val="nil"/>
-          <w:right w:val="nil"/>
-          <w:between w:val="nil"/>
-        </w:pBdr>
-        <w:tabs>
-          <w:tab w:val="left" w:pos="1957"/>
-          <w:tab w:val="left" w:pos="2627"/>
-          <w:tab w:val="left" w:pos="4464"/>
-          <w:tab w:val="left" w:pos="4939"/>
-          <w:tab w:val="left" w:pos="6265"/>
-          <w:tab w:val="left" w:pos="6679"/>
-          <w:tab w:val="left" w:pos="8378"/>
-        </w:tabs>
-        <w:ind w:firstLine="870"/>
-        <w:jc w:val="both"/>
-        <w:rPr>
-          <w:color w:val="000000"/>
-          <w:sz w:val="28"/>
-          <w:szCs w:val="28"/>
-        </w:rPr>
-      </w:pPr>
-    </w:p>
-    <w:p>
-      <w:pPr>
         <w:ind w:firstLine="851"/>
         <w:jc w:val="center"/>
         <w:rPr>
-          <w:color w:val="000000"/>
-          <w:sz w:val="28"/>
-          <w:szCs w:val="28"/>
-          <w:shd w:val="clear" w:color="auto" w:fill="FFFFFF"/>
-        </w:rPr>
-      </w:pPr>
+          <w:sz w:val="28"/>
+          <w:szCs w:val="28"/>
+        </w:rPr>
+      </w:pPr>
+      <w:r>
+        <w:rPr>
+          <w:sz w:val="28"/>
+          <w:szCs w:val="28"/>
+        </w:rPr>
+        <w:t>Введение</w:t>
+      </w:r>
+    </w:p>
+    <w:p>
+      <w:pPr>
+        <w:ind w:firstLine="851"/>
+        <w:jc w:val="both"/>
+        <w:rPr>
+          <w:sz w:val="28"/>
+          <w:szCs w:val="28"/>
+        </w:rPr>
+      </w:pPr>
+    </w:p>
+    <w:p>
+      <w:pPr>
+        <w:ind w:firstLine="851"/>
+        <w:jc w:val="both"/>
+        <w:rPr>
+          <w:sz w:val="28"/>
+          <w:szCs w:val="28"/>
+        </w:rPr>
+      </w:pPr>
+    </w:p>
+    <w:p>
+      <w:pPr>
+        <w:ind w:firstLine="851"/>
+        <w:jc w:val="both"/>
+        <w:rPr>
+          <w:sz w:val="28"/>
+          <w:szCs w:val="28"/>
+        </w:rPr>
+      </w:pPr>
+      <w:r>
+        <w:rPr>
+          <w:sz w:val="28"/>
+          <w:szCs w:val="28"/>
+        </w:rPr>
+        <w:t>В ходе учебной практики был разработан веб-проект «E-Book», предназначенный для чтения, хранения и управления электронной библиотекой пользователя.</w:t>
+      </w:r>
+    </w:p>
+    <w:p>
+      <w:pPr>
+        <w:ind w:firstLine="851"/>
+        <w:jc w:val="both"/>
+        <w:rPr>
+          <w:sz w:val="28"/>
+          <w:szCs w:val="28"/>
+        </w:rPr>
+      </w:pPr>
+      <w:r>
+        <w:rPr>
+          <w:sz w:val="28"/>
+          <w:szCs w:val="28"/>
+        </w:rPr>
+        <w:t>Актуальность разработки обусловлена необходимостью удобного доступа к книгам, возможности их систематизации, а также отслеживания прогресса чтения. Разрабатываемое приложение позволяет пользователю формировать личную библиотеку, выполнять поиск и фильтрацию книг, а также взаимодействовать с контентом через заметки, оценки и статусы.</w:t>
+      </w:r>
+    </w:p>
+    <w:p>
+      <w:pPr>
+        <w:ind w:firstLine="851"/>
+        <w:jc w:val="both"/>
+        <w:rPr>
+          <w:sz w:val="28"/>
+          <w:szCs w:val="28"/>
+        </w:rPr>
+      </w:pPr>
+      <w:r>
+        <w:rPr>
+          <w:sz w:val="28"/>
+          <w:szCs w:val="28"/>
+        </w:rPr>
+        <w:t>Целью практической работы является освоение навыков проектирования, разработки и тестирования программного продукта, а также применение инструментов визуализации структуры системы.</w:t>
+      </w:r>
+    </w:p>
+    <w:p>
+      <w:pPr>
+        <w:ind w:firstLine="851"/>
+        <w:jc w:val="both"/>
+        <w:rPr>
+          <w:sz w:val="28"/>
+          <w:szCs w:val="28"/>
+        </w:rPr>
+      </w:pPr>
+      <w:r>
+        <w:rPr>
+          <w:sz w:val="28"/>
+          <w:szCs w:val="28"/>
+        </w:rPr>
+        <w:t>В рамках выполнения работы были решены следующие задачи:</w:t>
+      </w:r>
+    </w:p>
+    <w:p>
+      <w:pPr>
+        <w:ind w:firstLine="851"/>
+        <w:jc w:val="both"/>
+        <w:rPr>
+          <w:sz w:val="28"/>
+          <w:szCs w:val="28"/>
+        </w:rPr>
+      </w:pPr>
+      <w:r>
+        <w:rPr>
+          <w:sz w:val="28"/>
+          <w:szCs w:val="28"/>
+        </w:rPr>
+        <w:t>– выполнено проектирование программного продукта с использованием диаграмм</w:t>
+      </w:r>
+    </w:p>
+    <w:p>
+      <w:pPr>
+        <w:ind w:firstLine="851"/>
+        <w:jc w:val="both"/>
+        <w:rPr>
+          <w:sz w:val="28"/>
+          <w:szCs w:val="28"/>
+        </w:rPr>
+      </w:pPr>
+      <w:r>
+        <w:rPr>
+          <w:sz w:val="28"/>
+          <w:szCs w:val="28"/>
+        </w:rPr>
+        <w:t>– разработан пользовательский интерфейс и логика приложения</w:t>
+      </w:r>
+    </w:p>
+    <w:p>
+      <w:pPr>
+        <w:ind w:firstLine="851"/>
+        <w:jc w:val="both"/>
+        <w:rPr>
+          <w:sz w:val="28"/>
+          <w:szCs w:val="28"/>
+        </w:rPr>
+      </w:pPr>
+      <w:r>
+        <w:rPr>
+          <w:sz w:val="28"/>
+          <w:szCs w:val="28"/>
+        </w:rPr>
+        <w:t>– спроектирована база данных</w:t>
+      </w:r>
+    </w:p>
+    <w:p>
+      <w:pPr>
+        <w:ind w:firstLine="851"/>
+        <w:jc w:val="both"/>
+        <w:rPr>
+          <w:sz w:val="28"/>
+          <w:szCs w:val="28"/>
+        </w:rPr>
+      </w:pPr>
+      <w:r>
+        <w:rPr>
+          <w:sz w:val="28"/>
+          <w:szCs w:val="28"/>
+        </w:rPr>
+        <w:t>– реализован основной функционал системы</w:t>
+      </w:r>
+    </w:p>
+    <w:p>
+      <w:pPr>
+        <w:ind w:firstLine="851"/>
+        <w:jc w:val="both"/>
+        <w:rPr>
+          <w:sz w:val="28"/>
+          <w:szCs w:val="28"/>
+        </w:rPr>
+      </w:pPr>
+      <w:r>
+        <w:rPr>
+          <w:sz w:val="28"/>
+          <w:szCs w:val="28"/>
+        </w:rPr>
+        <w:t>– проведено тестирование программного продукта</w:t>
+      </w:r>
+    </w:p>
+    <w:p>
+      <w:pPr>
+        <w:suppressAutoHyphens w:val="0"/>
+        <w:ind w:firstLine="851"/>
+        <w:jc w:val="both"/>
+        <w:rPr>
+          <w:sz w:val="28"/>
+          <w:szCs w:val="28"/>
+        </w:rPr>
+      </w:pPr>
+      <w:r>
+        <w:rPr>
+          <w:sz w:val="28"/>
+          <w:szCs w:val="28"/>
+        </w:rPr>
+        <w:br w:type="page"/>
+      </w:r>
+    </w:p>
+    <w:p>
+      <w:pPr>
+        <w:ind w:firstLine="851"/>
+        <w:jc w:val="both"/>
+        <w:rPr>
+          <w:sz w:val="28"/>
+          <w:szCs w:val="28"/>
+        </w:rPr>
+      </w:pPr>
+      <w:r>
+        <w:rPr>
+          <w:sz w:val="28"/>
+          <w:szCs w:val="28"/>
+        </w:rPr>
+        <w:lastRenderedPageBreak/>
+        <w:t>1. Проектирование программного продукта</w:t>
+      </w:r>
+    </w:p>
+    <w:p>
+      <w:pPr>
+        <w:ind w:firstLine="851"/>
+        <w:jc w:val="both"/>
+        <w:rPr>
+          <w:sz w:val="28"/>
+          <w:szCs w:val="28"/>
+        </w:rPr>
+      </w:pPr>
+    </w:p>
+    <w:p>
+      <w:pPr>
+        <w:ind w:firstLine="851"/>
+        <w:jc w:val="both"/>
+        <w:rPr>
+          <w:sz w:val="28"/>
+          <w:szCs w:val="28"/>
+        </w:rPr>
+      </w:pPr>
+      <w:r>
+        <w:rPr>
+          <w:sz w:val="28"/>
+          <w:szCs w:val="28"/>
+        </w:rPr>
+        <w:t>В рамках разработки веб-приложения «E-Book» был выполнен этап проектирования, включающий определение структуры системы, функциональных возможностей, пользовательских сценариев, а также визуального представления интерфейса и проектирование базы данных.</w:t>
+      </w:r>
+    </w:p>
+    <w:p>
+      <w:pPr>
+        <w:ind w:firstLine="851"/>
+        <w:jc w:val="both"/>
+        <w:rPr>
+          <w:sz w:val="28"/>
+          <w:szCs w:val="28"/>
+        </w:rPr>
+      </w:pPr>
+      <w:r>
+        <w:rPr>
+          <w:sz w:val="28"/>
+          <w:szCs w:val="28"/>
+        </w:rPr>
+        <w:t xml:space="preserve">На данном этапе были использованы различные методы моделирования, позволяющие наглядно представить архитектуру системы и взаимодействие её компонентов. Были разработаны диаграмма </w:t>
+      </w:r>
+      <w:proofErr w:type="spellStart"/>
+      <w:r>
+        <w:rPr>
+          <w:sz w:val="28"/>
+          <w:szCs w:val="28"/>
+        </w:rPr>
+        <w:t>Ганта</w:t>
+      </w:r>
+      <w:proofErr w:type="spellEnd"/>
+      <w:r>
+        <w:rPr>
+          <w:sz w:val="28"/>
+          <w:szCs w:val="28"/>
+        </w:rPr>
+        <w:t>, диаграмма связей, диаграмма сценариев использования, а также выполнено прототипирование интерфейса и проектирование базы данных.</w:t>
+      </w:r>
+    </w:p>
+    <w:p>
+      <w:pPr>
+        <w:ind w:firstLine="851"/>
+        <w:jc w:val="both"/>
+        <w:rPr>
+          <w:sz w:val="28"/>
+          <w:szCs w:val="28"/>
+        </w:rPr>
+      </w:pPr>
+    </w:p>
+    <w:p>
+      <w:pPr>
+        <w:ind w:firstLine="851"/>
+        <w:jc w:val="both"/>
+        <w:rPr>
+          <w:sz w:val="28"/>
+          <w:szCs w:val="28"/>
+        </w:rPr>
+      </w:pPr>
+      <w:r>
+        <w:rPr>
+          <w:sz w:val="28"/>
+          <w:szCs w:val="28"/>
+        </w:rPr>
+        <w:t xml:space="preserve">1.1 Диаграмма </w:t>
+      </w:r>
+      <w:proofErr w:type="spellStart"/>
+      <w:r>
+        <w:rPr>
+          <w:sz w:val="28"/>
+          <w:szCs w:val="28"/>
+        </w:rPr>
+        <w:t>Ганта</w:t>
+      </w:r>
+      <w:proofErr w:type="spellEnd"/>
+    </w:p>
+    <w:p>
+      <w:pPr>
+        <w:ind w:firstLine="851"/>
+        <w:jc w:val="both"/>
+        <w:rPr>
+          <w:sz w:val="28"/>
+          <w:szCs w:val="28"/>
+        </w:rPr>
+      </w:pPr>
+    </w:p>
+    <w:p>
+      <w:pPr>
+        <w:ind w:firstLine="851"/>
+        <w:jc w:val="both"/>
+        <w:rPr>
+          <w:sz w:val="28"/>
+          <w:szCs w:val="28"/>
+        </w:rPr>
+      </w:pPr>
+    </w:p>
+    <w:p>
+      <w:pPr>
+        <w:ind w:firstLine="851"/>
+        <w:jc w:val="both"/>
+        <w:rPr>
+          <w:sz w:val="28"/>
+          <w:szCs w:val="28"/>
+        </w:rPr>
+      </w:pPr>
+      <w:r>
+        <w:rPr>
+          <w:sz w:val="28"/>
+          <w:szCs w:val="28"/>
+        </w:rPr>
+        <w:t xml:space="preserve">Для планирования этапов разработки была составлена диаграмма </w:t>
+      </w:r>
+      <w:proofErr w:type="spellStart"/>
+      <w:r>
+        <w:rPr>
+          <w:sz w:val="28"/>
+          <w:szCs w:val="28"/>
+        </w:rPr>
+        <w:t>Ганта</w:t>
+      </w:r>
+      <w:proofErr w:type="spellEnd"/>
+      <w:r>
+        <w:rPr>
+          <w:sz w:val="28"/>
+          <w:szCs w:val="28"/>
+        </w:rPr>
+        <w:t xml:space="preserve"> (рис.1) </w:t>
+      </w:r>
+      <w:r>
+        <w:rPr>
+          <w:sz w:val="28"/>
+          <w:szCs w:val="28"/>
+        </w:rPr>
+        <w:t>, отражающая последовательность выполнения задач и сроки их реализации.</w:t>
+      </w:r>
+    </w:p>
+    <w:p>
+      <w:pPr>
+        <w:ind w:firstLine="851"/>
+        <w:jc w:val="both"/>
+        <w:rPr>
+          <w:sz w:val="28"/>
+          <w:szCs w:val="28"/>
+        </w:rPr>
+      </w:pPr>
+      <w:r>
+        <w:rPr>
+          <w:sz w:val="28"/>
+          <w:szCs w:val="28"/>
+        </w:rPr>
+        <w:t xml:space="preserve">Диаграмма включает основные этапы разработки: проектирование, разработку интерфейса, реализацию серверной части, создание базы данных, тестирование и финальную доработку проекта. Использование диаграммы </w:t>
+      </w:r>
+      <w:proofErr w:type="spellStart"/>
+      <w:r>
+        <w:rPr>
+          <w:sz w:val="28"/>
+          <w:szCs w:val="28"/>
+        </w:rPr>
+        <w:t>Ганта</w:t>
+      </w:r>
+      <w:proofErr w:type="spellEnd"/>
+      <w:r>
+        <w:rPr>
+          <w:sz w:val="28"/>
+          <w:szCs w:val="28"/>
+        </w:rPr>
+        <w:t xml:space="preserve"> позволило структурировать процесс разработки и контролировать выполнение задач в установленные сроки.</w:t>
+      </w:r>
+    </w:p>
+    <w:p>
+      <w:pPr>
+        <w:ind w:firstLine="851"/>
+        <w:jc w:val="both"/>
+        <w:rPr>
+          <w:sz w:val="28"/>
+          <w:szCs w:val="28"/>
+          <w:lang w:val="en-US"/>
+        </w:rPr>
+      </w:pPr>
+    </w:p>
+    <w:p>
+      <w:pPr>
+        <w:jc w:val="center"/>
+        <w:rPr>
+          <w:sz w:val="28"/>
+          <w:szCs w:val="28"/>
+        </w:rPr>
+      </w:pPr>
+      <w:r>
+        <w:rPr>
+          <w:noProof/>
+          <w:sz w:val="28"/>
+          <w:szCs w:val="28"/>
+        </w:rPr>
+        <w:drawing>
+          <wp:inline distT="0" distB="0" distL="0" distR="0" wp14:anchorId="4B890C33" wp14:editId="371BDBFF">
+            <wp:extent cx="5150339" cy="3409333"/>
+            <wp:effectExtent l="0" t="0" r="0" b="635"/>
+            <wp:docPr id="24" name="Рисунок 24"/>
+            <wp:cNvGraphicFramePr>
+              <a:graphicFrameLocks xmlns:a="http://schemas.openxmlformats.org/drawingml/2006/main" noChangeAspect="1"/>
+            </wp:cNvGraphicFramePr>
+            <a:graphic xmlns:a="http://schemas.openxmlformats.org/drawingml/2006/main">
+              <a:graphicData uri="http://schemas.openxmlformats.org/drawingml/2006/picture">
+                <pic:pic xmlns:pic="http://schemas.openxmlformats.org/drawingml/2006/picture">
+                  <pic:nvPicPr>
+                    <pic:cNvPr id="1" name=""/>
+                    <pic:cNvPicPr/>
+                  </pic:nvPicPr>
+                  <pic:blipFill>
+                    <a:blip r:embed="rId8"/>
+                    <a:stretch>
+                      <a:fillRect/>
+                    </a:stretch>
+                  </pic:blipFill>
+                  <pic:spPr>
+                    <a:xfrm>
+                      <a:off x="0" y="0"/>
+                      <a:ext cx="5176175" cy="3426436"/>
+                    </a:xfrm>
+                    <a:prstGeom prst="rect">
+                      <a:avLst/>
+                    </a:prstGeom>
+                  </pic:spPr>
+                </pic:pic>
+              </a:graphicData>
+            </a:graphic>
+          </wp:inline>
+        </w:drawing>
+      </w:r>
+    </w:p>
+    <w:p>
+      <w:pPr>
+        <w:jc w:val="center"/>
+        <w:rPr>
+          <w:sz w:val="28"/>
+          <w:szCs w:val="28"/>
+          <w:lang w:val="en-US"/>
+        </w:rPr>
+      </w:pPr>
+    </w:p>
+    <w:p>
+      <w:pPr>
+        <w:jc w:val="center"/>
+        <w:rPr>
+          <w:sz w:val="28"/>
+          <w:szCs w:val="28"/>
+          <w:lang w:val="en-US"/>
+        </w:rPr>
+      </w:pPr>
+      <w:r>
+        <w:rPr>
+          <w:sz w:val="28"/>
+          <w:szCs w:val="28"/>
+        </w:rPr>
+        <w:t xml:space="preserve">Рисунок 1 – Диаграмма </w:t>
+      </w:r>
+      <w:proofErr w:type="spellStart"/>
+      <w:r>
+        <w:rPr>
+          <w:sz w:val="28"/>
+          <w:szCs w:val="28"/>
+        </w:rPr>
+        <w:t>Ганта</w:t>
+      </w:r>
+      <w:proofErr w:type="spellEnd"/>
+      <w:r>
+        <w:rPr>
+          <w:sz w:val="28"/>
+          <w:szCs w:val="28"/>
+        </w:rPr>
+        <w:t xml:space="preserve"> проекта</w:t>
+      </w:r>
+    </w:p>
+    <w:p>
+      <w:pPr>
+        <w:ind w:firstLine="851"/>
+        <w:jc w:val="both"/>
+        <w:rPr>
+          <w:sz w:val="28"/>
+          <w:szCs w:val="28"/>
+        </w:rPr>
+      </w:pPr>
+    </w:p>
+    <w:p>
+      <w:pPr>
+        <w:ind w:firstLine="851"/>
+        <w:jc w:val="both"/>
+        <w:rPr>
+          <w:sz w:val="28"/>
+          <w:szCs w:val="28"/>
+        </w:rPr>
+      </w:pPr>
+      <w:r>
+        <w:rPr>
+          <w:sz w:val="28"/>
+          <w:szCs w:val="28"/>
+        </w:rPr>
+        <w:t>1.2 Диаграмма связей</w:t>
+      </w:r>
+    </w:p>
+    <w:p>
+      <w:pPr>
+        <w:ind w:firstLine="851"/>
+        <w:jc w:val="both"/>
+        <w:rPr>
+          <w:sz w:val="28"/>
+          <w:szCs w:val="28"/>
+        </w:rPr>
+      </w:pPr>
+    </w:p>
+    <w:p>
+      <w:pPr>
+        <w:ind w:firstLine="851"/>
+        <w:jc w:val="both"/>
+        <w:rPr>
+          <w:sz w:val="28"/>
+          <w:szCs w:val="28"/>
+        </w:rPr>
+      </w:pPr>
+    </w:p>
+    <w:p>
+      <w:pPr>
+        <w:ind w:firstLine="851"/>
+        <w:jc w:val="both"/>
+        <w:rPr>
+          <w:sz w:val="28"/>
+          <w:szCs w:val="28"/>
+        </w:rPr>
+      </w:pPr>
+      <w:r>
+        <w:rPr>
+          <w:sz w:val="28"/>
+          <w:szCs w:val="28"/>
+        </w:rPr>
+        <w:t>Для определения структуры приложения и взаимосвязей между его основными компонентами была разработана диаграмма связей</w:t>
+      </w:r>
+      <w:r>
+        <w:rPr>
+          <w:sz w:val="28"/>
+          <w:szCs w:val="28"/>
+        </w:rPr>
+        <w:t xml:space="preserve"> (рис. 2)</w:t>
+      </w:r>
+      <w:r>
+        <w:rPr>
+          <w:sz w:val="28"/>
+          <w:szCs w:val="28"/>
+        </w:rPr>
+        <w:t>.</w:t>
+      </w:r>
+    </w:p>
+    <w:p>
+      <w:pPr>
+        <w:ind w:firstLine="851"/>
+        <w:jc w:val="both"/>
+        <w:rPr>
+          <w:sz w:val="28"/>
+          <w:szCs w:val="28"/>
+        </w:rPr>
+      </w:pPr>
+      <w:r>
+        <w:rPr>
+          <w:sz w:val="28"/>
+          <w:szCs w:val="28"/>
+        </w:rPr>
+        <w:t>Диаграмма отражает ключевые разделы системы, такие как пользователь, библиотека, книги, фильтрация, отчеты и уведомления, а также связи между ними. Это позволило наглядно представить архитектуру приложения и упростить процесс разработки.</w:t>
+      </w:r>
+    </w:p>
+    <w:p>
+      <w:pPr>
+        <w:ind w:firstLine="851"/>
+        <w:jc w:val="both"/>
+        <w:rPr>
+          <w:sz w:val="28"/>
+          <w:szCs w:val="28"/>
+        </w:rPr>
+      </w:pPr>
+    </w:p>
+    <w:p>
+      <w:pPr>
+        <w:ind w:firstLine="851"/>
+        <w:jc w:val="both"/>
+        <w:rPr>
+          <w:sz w:val="28"/>
+          <w:szCs w:val="28"/>
+        </w:rPr>
+      </w:pPr>
+      <w:r>
+        <w:rPr>
+          <w:sz w:val="28"/>
+          <w:szCs w:val="28"/>
+        </w:rPr>
+        <w:t>Рисунок 2 – Диаграмма связей системы</w:t>
+      </w:r>
+    </w:p>
+    <w:p>
+      <w:pPr>
+        <w:jc w:val="both"/>
+        <w:rPr>
+          <w:sz w:val="28"/>
+          <w:szCs w:val="28"/>
+          <w:lang w:val="en-US"/>
+        </w:rPr>
+      </w:pPr>
+    </w:p>
+    <w:p>
+      <w:pPr>
+        <w:ind w:firstLine="851"/>
+        <w:jc w:val="both"/>
+        <w:rPr>
+          <w:sz w:val="28"/>
+          <w:szCs w:val="28"/>
+        </w:rPr>
+      </w:pPr>
+      <w:r>
+        <w:rPr>
+          <w:sz w:val="28"/>
+          <w:szCs w:val="28"/>
+        </w:rPr>
+        <w:t>1.3 Диаграмма сценариев использования</w:t>
+      </w:r>
+    </w:p>
+    <w:p>
+      <w:pPr>
+        <w:ind w:firstLine="851"/>
+        <w:jc w:val="both"/>
+        <w:rPr>
+          <w:sz w:val="28"/>
+          <w:szCs w:val="28"/>
+        </w:rPr>
+      </w:pPr>
+    </w:p>
+    <w:p>
+      <w:pPr>
+        <w:ind w:firstLine="851"/>
+        <w:jc w:val="both"/>
+        <w:rPr>
+          <w:sz w:val="28"/>
+          <w:szCs w:val="28"/>
+        </w:rPr>
+      </w:pPr>
+    </w:p>
+    <w:p>
+      <w:pPr>
+        <w:ind w:firstLine="851"/>
+        <w:jc w:val="both"/>
+        <w:rPr>
+          <w:sz w:val="28"/>
+          <w:szCs w:val="28"/>
+        </w:rPr>
+      </w:pPr>
+      <w:r>
+        <w:rPr>
+          <w:sz w:val="28"/>
+          <w:szCs w:val="28"/>
+        </w:rPr>
+        <w:t>Для описания взаимодействия пользователей с системой была построена диаграмма сценариев использования (</w:t>
+      </w:r>
+      <w:proofErr w:type="spellStart"/>
+      <w:r>
+        <w:rPr>
+          <w:sz w:val="28"/>
+          <w:szCs w:val="28"/>
+        </w:rPr>
+        <w:t>Use</w:t>
+      </w:r>
+      <w:proofErr w:type="spellEnd"/>
+      <w:r>
+        <w:rPr>
+          <w:sz w:val="28"/>
+          <w:szCs w:val="28"/>
+        </w:rPr>
+        <w:t xml:space="preserve"> Case)</w:t>
+      </w:r>
+      <w:r>
+        <w:rPr>
+          <w:sz w:val="28"/>
+          <w:szCs w:val="28"/>
+        </w:rPr>
+        <w:t xml:space="preserve"> (рис. 3)</w:t>
+      </w:r>
+      <w:r>
+        <w:rPr>
+          <w:sz w:val="28"/>
+          <w:szCs w:val="28"/>
+        </w:rPr>
+        <w:t>.</w:t>
+      </w:r>
+    </w:p>
+    <w:p>
+      <w:pPr>
+        <w:ind w:firstLine="851"/>
+        <w:jc w:val="both"/>
+        <w:rPr>
+          <w:sz w:val="28"/>
+          <w:szCs w:val="28"/>
+        </w:rPr>
+      </w:pPr>
+      <w:r>
+        <w:rPr>
+          <w:sz w:val="28"/>
+          <w:szCs w:val="28"/>
+        </w:rPr>
+        <w:t>На диаграмме представлены основные акторы системы: гость и пользователь, а также доступные им действия, включая регистрацию, авторизацию, просмотр книг, добавление книг, управление библиотекой и формирование отчетов. Данная диаграмма позволяет определить функциональные требования к системе.</w:t>
+      </w:r>
+    </w:p>
+    <w:p>
+      <w:pPr>
+        <w:ind w:firstLine="851"/>
+        <w:jc w:val="both"/>
+        <w:rPr>
+          <w:sz w:val="28"/>
+          <w:szCs w:val="28"/>
+        </w:rPr>
+      </w:pPr>
+    </w:p>
+    <w:p>
+      <w:pPr>
+        <w:ind w:firstLine="851"/>
+        <w:jc w:val="both"/>
+        <w:rPr>
+          <w:sz w:val="28"/>
+          <w:szCs w:val="28"/>
+        </w:rPr>
+      </w:pPr>
+      <w:r>
+        <w:rPr>
+          <w:sz w:val="28"/>
+          <w:szCs w:val="28"/>
+        </w:rPr>
+        <w:t>Рисунок 3 – Диаграмма сценариев использования</w:t>
+      </w:r>
+    </w:p>
+    <w:p>
+      <w:pPr>
+        <w:ind w:firstLine="851"/>
+        <w:jc w:val="both"/>
+        <w:rPr>
+          <w:sz w:val="28"/>
+          <w:szCs w:val="28"/>
+        </w:rPr>
+      </w:pPr>
+    </w:p>
+    <w:p>
+      <w:pPr>
+        <w:ind w:firstLine="851"/>
+        <w:jc w:val="both"/>
+        <w:rPr>
+          <w:sz w:val="28"/>
+          <w:szCs w:val="28"/>
+        </w:rPr>
+      </w:pPr>
+      <w:r>
+        <w:rPr>
+          <w:sz w:val="28"/>
+          <w:szCs w:val="28"/>
+        </w:rPr>
+        <w:t>1.4 Прототипирование и дизайн</w:t>
+      </w:r>
+    </w:p>
+    <w:p>
+      <w:pPr>
+        <w:ind w:firstLine="851"/>
+        <w:jc w:val="both"/>
+        <w:rPr>
+          <w:sz w:val="28"/>
+          <w:szCs w:val="28"/>
+        </w:rPr>
+      </w:pPr>
+    </w:p>
+    <w:p>
+      <w:pPr>
+        <w:ind w:firstLine="851"/>
+        <w:jc w:val="both"/>
+        <w:rPr>
+          <w:sz w:val="28"/>
+          <w:szCs w:val="28"/>
+        </w:rPr>
+      </w:pPr>
+    </w:p>
+    <w:p>
+      <w:pPr>
+        <w:ind w:firstLine="851"/>
+        <w:jc w:val="both"/>
+        <w:rPr>
+          <w:sz w:val="28"/>
+          <w:szCs w:val="28"/>
+        </w:rPr>
+      </w:pPr>
+      <w:r>
+        <w:rPr>
+          <w:sz w:val="28"/>
+          <w:szCs w:val="28"/>
+        </w:rPr>
+        <w:t>На этапе прототипирования был разработан пользовательский интерфейс приложения с учетом удобства использования и современного дизайна</w:t>
+      </w:r>
+      <w:r>
+        <w:rPr>
+          <w:sz w:val="28"/>
+          <w:szCs w:val="28"/>
+        </w:rPr>
+        <w:t xml:space="preserve"> (рис. 4)</w:t>
+      </w:r>
+      <w:r>
+        <w:rPr>
+          <w:sz w:val="28"/>
+          <w:szCs w:val="28"/>
+        </w:rPr>
+        <w:t>.</w:t>
+      </w:r>
+    </w:p>
+    <w:p>
+      <w:pPr>
+        <w:ind w:firstLine="851"/>
+        <w:jc w:val="both"/>
+        <w:rPr>
+          <w:sz w:val="28"/>
+          <w:szCs w:val="28"/>
+        </w:rPr>
+      </w:pPr>
+      <w:r>
+        <w:rPr>
+          <w:sz w:val="28"/>
+          <w:szCs w:val="28"/>
+        </w:rPr>
+        <w:t>Были созданы макеты основных страниц</w:t>
+      </w:r>
+      <w:r>
+        <w:rPr>
+          <w:sz w:val="28"/>
+          <w:szCs w:val="28"/>
+        </w:rPr>
+        <w:t xml:space="preserve"> (рис.5)</w:t>
+      </w:r>
+      <w:r>
+        <w:rPr>
+          <w:sz w:val="28"/>
+          <w:szCs w:val="28"/>
+        </w:rPr>
+        <w:t>, включая страницы регистрации и авторизации, каталог книг и профиль пользователя. Интерфейс выполнен в спокойном стиле с использованием нейтральной цветовой гаммы. Особое внимание было уделено удобству навигации и расположению элементов на экране.</w:t>
+      </w:r>
+    </w:p>
+    <w:p>
+      <w:pPr>
+        <w:ind w:firstLine="851"/>
+        <w:jc w:val="both"/>
+        <w:rPr>
+          <w:sz w:val="28"/>
+          <w:szCs w:val="28"/>
+        </w:rPr>
+      </w:pPr>
+      <w:r>
+        <w:rPr>
+          <w:sz w:val="28"/>
+          <w:szCs w:val="28"/>
+        </w:rPr>
+        <w:t>Прототипирование позволило заранее определить внешний вид системы и упростить дальнейшую разработку интерфейса.</w:t>
+      </w:r>
+    </w:p>
+    <w:p>
+      <w:pPr>
+        <w:ind w:firstLine="851"/>
+        <w:jc w:val="both"/>
+        <w:rPr>
+          <w:sz w:val="28"/>
+          <w:szCs w:val="28"/>
+        </w:rPr>
+      </w:pPr>
+    </w:p>
+    <w:p>
+      <w:pPr>
+        <w:ind w:firstLine="851"/>
+        <w:jc w:val="both"/>
+        <w:rPr>
+          <w:sz w:val="28"/>
+          <w:szCs w:val="28"/>
+        </w:rPr>
+      </w:pPr>
+      <w:r>
+        <w:rPr>
+          <w:sz w:val="28"/>
+          <w:szCs w:val="28"/>
+        </w:rPr>
+        <w:t>Рисунок 4 – Прототип интерфейса приложения</w:t>
+      </w:r>
+    </w:p>
+    <w:p>
+      <w:pPr>
+        <w:ind w:firstLine="851"/>
+        <w:jc w:val="both"/>
+        <w:rPr>
+          <w:sz w:val="28"/>
+          <w:szCs w:val="28"/>
+        </w:rPr>
+      </w:pPr>
+    </w:p>
+    <w:p>
+      <w:pPr>
+        <w:ind w:firstLine="851"/>
+        <w:jc w:val="both"/>
+        <w:rPr>
+          <w:sz w:val="28"/>
+          <w:szCs w:val="28"/>
+        </w:rPr>
+      </w:pPr>
+      <w:r>
+        <w:rPr>
+          <w:sz w:val="28"/>
+          <w:szCs w:val="28"/>
+        </w:rPr>
+        <w:lastRenderedPageBreak/>
+        <w:t>Рисунок 5 – Макет интерфейса приложения</w:t>
+      </w:r>
+    </w:p>
+    <w:p>
+      <w:pPr>
+        <w:ind w:firstLine="851"/>
+        <w:jc w:val="both"/>
+        <w:rPr>
+          <w:sz w:val="28"/>
+          <w:szCs w:val="28"/>
+        </w:rPr>
+      </w:pPr>
+    </w:p>
+    <w:p>
+      <w:pPr>
+        <w:ind w:firstLine="851"/>
+        <w:jc w:val="both"/>
+        <w:rPr>
+          <w:sz w:val="28"/>
+          <w:szCs w:val="28"/>
+        </w:rPr>
+      </w:pPr>
+      <w:r>
+        <w:rPr>
+          <w:sz w:val="28"/>
+          <w:szCs w:val="28"/>
+        </w:rPr>
+        <w:t>1.5 Проектирование базы данных</w:t>
+      </w:r>
+    </w:p>
+    <w:p>
+      <w:pPr>
+        <w:ind w:firstLine="851"/>
+        <w:jc w:val="both"/>
+        <w:rPr>
+          <w:sz w:val="28"/>
+          <w:szCs w:val="28"/>
+        </w:rPr>
+      </w:pPr>
+    </w:p>
+    <w:p>
+      <w:pPr>
+        <w:ind w:firstLine="851"/>
+        <w:jc w:val="both"/>
+        <w:rPr>
+          <w:sz w:val="28"/>
+          <w:szCs w:val="28"/>
+        </w:rPr>
+      </w:pPr>
+      <w:r>
+        <w:rPr>
+          <w:sz w:val="28"/>
+          <w:szCs w:val="28"/>
+        </w:rPr>
+        <w:t>Для хранения данных приложения была спроектирована база данных, включающая основные сущности системы</w:t>
+      </w:r>
+      <w:r>
+        <w:rPr>
+          <w:sz w:val="28"/>
+          <w:szCs w:val="28"/>
+        </w:rPr>
+        <w:t xml:space="preserve"> (рис. 6)</w:t>
+      </w:r>
+      <w:r>
+        <w:rPr>
+          <w:sz w:val="28"/>
+          <w:szCs w:val="28"/>
+        </w:rPr>
+        <w:t>.</w:t>
+      </w:r>
+    </w:p>
+    <w:p>
+      <w:pPr>
+        <w:ind w:firstLine="851"/>
+        <w:jc w:val="both"/>
+        <w:rPr>
+          <w:sz w:val="28"/>
+          <w:szCs w:val="28"/>
+        </w:rPr>
+      </w:pPr>
+      <w:r>
+        <w:rPr>
+          <w:sz w:val="28"/>
+          <w:szCs w:val="28"/>
+        </w:rPr>
+        <w:t>Ключевыми сущностями являются пользователь, книга, жанр, библиотека пользователя, заметки и оценки. Между сущностями определены связи, обеспечивающие целостность данных и корректную работу системы.</w:t>
+      </w:r>
+    </w:p>
+    <w:p>
+      <w:pPr>
+        <w:ind w:firstLine="851"/>
+        <w:jc w:val="both"/>
+        <w:rPr>
+          <w:sz w:val="28"/>
+          <w:szCs w:val="28"/>
+        </w:rPr>
+      </w:pPr>
+      <w:r>
+        <w:rPr>
+          <w:sz w:val="28"/>
+          <w:szCs w:val="28"/>
+        </w:rPr>
+        <w:t>Проектирование базы данных позволило определить структуру хранения информации и обеспечить эффективное взаимодействие между компонентами приложения.</w:t>
+      </w:r>
+    </w:p>
+    <w:p>
+      <w:pPr>
+        <w:ind w:firstLine="851"/>
+        <w:jc w:val="both"/>
+        <w:rPr>
+          <w:sz w:val="28"/>
+          <w:szCs w:val="28"/>
+        </w:rPr>
+      </w:pPr>
+    </w:p>
+    <w:p>
+      <w:pPr>
+        <w:ind w:firstLine="851"/>
+        <w:jc w:val="both"/>
+        <w:rPr>
+          <w:sz w:val="28"/>
+          <w:szCs w:val="28"/>
+        </w:rPr>
+      </w:pPr>
+      <w:r>
+        <w:rPr>
+          <w:sz w:val="28"/>
+          <w:szCs w:val="28"/>
+        </w:rPr>
+        <w:t xml:space="preserve">Рисунок </w:t>
+      </w:r>
+      <w:r>
+        <w:rPr>
+          <w:sz w:val="28"/>
+          <w:szCs w:val="28"/>
+        </w:rPr>
+        <w:t>6</w:t>
+      </w:r>
+      <w:r>
+        <w:rPr>
+          <w:sz w:val="28"/>
+          <w:szCs w:val="28"/>
+        </w:rPr>
+        <w:t xml:space="preserve"> – Схема базы данных</w:t>
+      </w:r>
     </w:p>
     <w:sectPr>
-      <w:headerReference w:type="default" r:id="rId8"/>
-      <w:footerReference w:type="default" r:id="rId9"/>
+      <w:headerReference w:type="default" r:id="rId9"/>
+      <w:footerReference w:type="default" r:id="rId10"/>
       <w:pgSz w:w="11906" w:h="16838"/>
       <w:pgMar w:top="1080" w:right="851" w:bottom="1985" w:left="1701" w:header="720" w:footer="879" w:gutter="0"/>
       <w:pgNumType w:start="3"/>
@@ -418,7 +1435,6 @@
       <w:pStyle w:val="ac"/>
       <w:rPr>
         <w:sz w:val="19"/>
-        <w:lang w:val="ru-RU"/>
       </w:rPr>
     </w:pPr>
     <w:r>
@@ -1918,7 +2934,7 @@
         <v:path o:extrusionok="f" gradientshapeok="t" o:connecttype="rect"/>
         <o:lock v:ext="edit" aspectratio="t"/>
       </v:shapetype>
-      <v:shape id="_x0000_i1025" type="#_x0000_t75" style="width:9pt;height:9pt" o:bullet="t">
+      <v:shape id="_x0000_i1045" type="#_x0000_t75" style="width:9.25pt;height:9.25pt" o:bullet="t">
         <v:imagedata r:id="rId1" o:title="art7C7E"/>
       </v:shape>
     </w:pict>
@@ -4160,6 +5176,8 @@
   </w:style>
   <w:style w:type="character" w:default="1" w:styleId="a0">
     <w:name w:val="Default Paragraph Font"/>
+    <w:uiPriority w:val="1"/>
+    <w:unhideWhenUsed/>
   </w:style>
   <w:style w:type="table" w:default="1" w:styleId="a1">
     <w:name w:val="Normal Table"/>
@@ -4719,7 +5737,6 @@
     </w:pPr>
     <w:rPr>
       <w:sz w:val="32"/>
-      <w:lang w:val="ru-RU"/>
     </w:rPr>
   </w:style>
   <w:style w:type="paragraph" w:customStyle="1" w:styleId="14">
@@ -4737,7 +5754,7 @@
       <w:sz w:val="28"/>
     </w:rPr>
   </w:style>
-  <w:style w:type="paragraph" w:styleId="af">
+  <w:style w:type="paragraph" w:customStyle="1" w:styleId="af">
     <w:name w:val="Название"/>
     <w:basedOn w:val="a"/>
     <w:next w:val="af0"/>
@@ -4789,7 +5806,7 @@
       <w:szCs w:val="24"/>
     </w:rPr>
   </w:style>
-  <w:style w:type="paragraph" w:styleId="af1">
+  <w:style w:type="paragraph" w:customStyle="1" w:styleId="af1">
     <w:name w:val="Обычный (веб)"/>
     <w:basedOn w:val="a"/>
     <w:uiPriority w:val="99"/>
@@ -4952,8 +5969,8 @@
       <w:lang w:eastAsia="ar-SA"/>
     </w:rPr>
   </w:style>
-  <w:style w:type="paragraph" w:customStyle="1" w:styleId="PlainText">
-    <w:name w:val="Plain Text"/>
+  <w:style w:type="paragraph" w:customStyle="1" w:styleId="15">
+    <w:name w:val="Текст1"/>
     <w:basedOn w:val="a"/>
     <w:rsid w:val="008A3C97"/>
     <w:pPr>

--- a/Report/Содержание отчёта Пингвинят.docx
+++ b/Report/Содержание отчёта Пингвинят.docx
@@ -425,7 +425,6 @@
         <w:rPr>
           <w:sz w:val="28"/>
           <w:szCs w:val="28"/>
-          <w:lang w:val="en-US"/>
         </w:rPr>
       </w:pPr>
     </w:p>
@@ -486,7 +485,6 @@
         <w:rPr>
           <w:sz w:val="28"/>
           <w:szCs w:val="28"/>
-          <w:lang w:val="en-US"/>
         </w:rPr>
       </w:pPr>
     </w:p>
@@ -496,7 +494,6 @@
         <w:rPr>
           <w:sz w:val="28"/>
           <w:szCs w:val="28"/>
-          <w:lang w:val="en-US"/>
         </w:rPr>
       </w:pPr>
       <w:r>
@@ -630,6 +627,90 @@
     </w:p>
     <w:p>
       <w:pPr>
+        <w:jc w:val="center"/>
+        <w:rPr>
+          <w:sz w:val="28"/>
+          <w:szCs w:val="28"/>
+        </w:rPr>
+      </w:pPr>
+      <w:r>
+        <w:rPr>
+          <w:noProof/>
+        </w:rPr>
+        <w:drawing>
+          <wp:inline distT="0" distB="0" distL="0" distR="0" wp14:anchorId="16F376CA" wp14:editId="0DFD5C77">
+            <wp:extent cx="5939790" cy="4307205"/>
+            <wp:effectExtent l="0" t="0" r="3810" b="0"/>
+            <wp:docPr id="25" name="Рисунок 25"/>
+            <wp:cNvGraphicFramePr>
+              <a:graphicFrameLocks xmlns:a="http://schemas.openxmlformats.org/drawingml/2006/main" noChangeAspect="1"/>
+            </wp:cNvGraphicFramePr>
+            <a:graphic xmlns:a="http://schemas.openxmlformats.org/drawingml/2006/main">
+              <a:graphicData uri="http://schemas.openxmlformats.org/drawingml/2006/picture">
+                <pic:pic xmlns:pic="http://schemas.openxmlformats.org/drawingml/2006/picture">
+                  <pic:nvPicPr>
+                    <pic:cNvPr id="1" name=""/>
+                    <pic:cNvPicPr/>
+                  </pic:nvPicPr>
+                  <pic:blipFill>
+                    <a:blip r:embed="rId9"/>
+                    <a:stretch>
+                      <a:fillRect/>
+                    </a:stretch>
+                  </pic:blipFill>
+                  <pic:spPr>
+                    <a:xfrm>
+                      <a:off x="0" y="0"/>
+                      <a:ext cx="5939790" cy="4307205"/>
+                    </a:xfrm>
+                    <a:prstGeom prst="rect">
+                      <a:avLst/>
+                    </a:prstGeom>
+                  </pic:spPr>
+                </pic:pic>
+              </a:graphicData>
+            </a:graphic>
+          </wp:inline>
+        </w:drawing>
+      </w:r>
+    </w:p>
+    <w:p>
+      <w:pPr>
+        <w:jc w:val="center"/>
+        <w:rPr>
+          <w:sz w:val="28"/>
+          <w:szCs w:val="28"/>
+          <w:lang w:val="en-US"/>
+        </w:rPr>
+      </w:pPr>
+    </w:p>
+    <w:p>
+      <w:pPr>
+        <w:jc w:val="center"/>
+        <w:rPr>
+          <w:sz w:val="28"/>
+          <w:szCs w:val="28"/>
+        </w:rPr>
+      </w:pPr>
+      <w:r>
+        <w:rPr>
+          <w:sz w:val="28"/>
+          <w:szCs w:val="28"/>
+        </w:rPr>
+        <w:t>Рисунок 2 – Диаграмма связей системы</w:t>
+      </w:r>
+    </w:p>
+    <w:p>
+      <w:pPr>
+        <w:jc w:val="both"/>
+        <w:rPr>
+          <w:sz w:val="28"/>
+          <w:szCs w:val="28"/>
+        </w:rPr>
+      </w:pPr>
+    </w:p>
+    <w:p>
+      <w:pPr>
         <w:ind w:firstLine="851"/>
         <w:jc w:val="both"/>
         <w:rPr>
@@ -642,18 +723,8 @@
           <w:sz w:val="28"/>
           <w:szCs w:val="28"/>
         </w:rPr>
-        <w:t>Рисунок 2 – Диаграмма связей системы</w:t>
-      </w:r>
-    </w:p>
-    <w:p>
-      <w:pPr>
-        <w:jc w:val="both"/>
-        <w:rPr>
-          <w:sz w:val="28"/>
-          <w:szCs w:val="28"/>
-          <w:lang w:val="en-US"/>
-        </w:rPr>
-      </w:pPr>
+        <w:t>1.3 Диаграмма сценариев использования</w:t>
+      </w:r>
     </w:p>
     <w:p>
       <w:pPr>
@@ -664,13 +735,6 @@
           <w:szCs w:val="28"/>
         </w:rPr>
       </w:pPr>
-      <w:r>
-        <w:rPr>
-          <w:sz w:val="28"/>
-          <w:szCs w:val="28"/>
-        </w:rPr>
-        <w:t>1.3 Диаграмма сценариев использования</w:t>
-      </w:r>
     </w:p>
     <w:p>
       <w:pPr>
@@ -691,6 +755,43 @@
           <w:szCs w:val="28"/>
         </w:rPr>
       </w:pPr>
+      <w:r>
+        <w:rPr>
+          <w:sz w:val="28"/>
+          <w:szCs w:val="28"/>
+        </w:rPr>
+        <w:t>Для описания взаимодействия пользователей с системой была построена диаграмма сценариев использования (</w:t>
+      </w:r>
+      <w:proofErr w:type="spellStart"/>
+      <w:r>
+        <w:rPr>
+          <w:sz w:val="28"/>
+          <w:szCs w:val="28"/>
+        </w:rPr>
+        <w:t>Use</w:t>
+      </w:r>
+      <w:proofErr w:type="spellEnd"/>
+      <w:r>
+        <w:rPr>
+          <w:sz w:val="28"/>
+          <w:szCs w:val="28"/>
+        </w:rPr>
+        <w:t xml:space="preserve"> Case)</w:t>
+      </w:r>
+      <w:r>
+        <w:rPr>
+          <w:sz w:val="28"/>
+          <w:szCs w:val="28"/>
+        </w:rPr>
+        <w:t xml:space="preserve"> (рис. 3)</w:t>
+      </w:r>
+      <w:r>
+        <w:rPr>
+          <w:sz w:val="28"/>
+          <w:szCs w:val="28"/>
+        </w:rPr>
+        <w:t>.</w:t>
+      </w:r>
     </w:p>
     <w:p>
       <w:pPr>
@@ -706,37 +807,15 @@
           <w:sz w:val="28"/>
           <w:szCs w:val="28"/>
         </w:rPr>
-        <w:t>Для описания взаимодействия пользователей с системой была построена диаграмма сценариев использования (</w:t>
-      </w:r>
-      <w:proofErr w:type="spellStart"/>
-      <w:r>
-        <w:rPr>
-          <w:sz w:val="28"/>
-          <w:szCs w:val="28"/>
-        </w:rPr>
-        <w:t>Use</w:t>
-      </w:r>
-      <w:proofErr w:type="spellEnd"/>
-      <w:r>
-        <w:rPr>
-          <w:sz w:val="28"/>
-          <w:szCs w:val="28"/>
-        </w:rPr>
-        <w:t xml:space="preserve"> Case)</w:t>
-      </w:r>
-      <w:r>
-        <w:rPr>
-          <w:sz w:val="28"/>
-          <w:szCs w:val="28"/>
-        </w:rPr>
-        <w:t xml:space="preserve"> (рис. 3)</w:t>
-      </w:r>
-      <w:r>
-        <w:rPr>
-          <w:sz w:val="28"/>
-          <w:szCs w:val="28"/>
-        </w:rPr>
-        <w:t>.</w:t>
+        <w:t xml:space="preserve">На диаграмме представлены основные акторы системы: гость и пользователь, а также доступные им действия, включая регистрацию, </w:t>
+      </w:r>
+      <w:r>
+        <w:rPr>
+          <w:sz w:val="28"/>
+          <w:szCs w:val="28"/>
+        </w:rPr>
+        <w:lastRenderedPageBreak/>
+        <w:t>авторизацию, просмотр книг, добавление книг, управление библиотекой и формирование отчетов. Данная диаграмма позволяет определить функциональные требования к системе.</w:t>
       </w:r>
     </w:p>
     <w:p>
@@ -748,12 +827,79 @@
           <w:szCs w:val="28"/>
         </w:rPr>
       </w:pPr>
-      <w:r>
-        <w:rPr>
-          <w:sz w:val="28"/>
-          <w:szCs w:val="28"/>
-        </w:rPr>
-        <w:t>На диаграмме представлены основные акторы системы: гость и пользователь, а также доступные им действия, включая регистрацию, авторизацию, просмотр книг, добавление книг, управление библиотекой и формирование отчетов. Данная диаграмма позволяет определить функциональные требования к системе.</w:t>
+    </w:p>
+    <w:p>
+      <w:pPr>
+        <w:jc w:val="center"/>
+        <w:rPr>
+          <w:sz w:val="28"/>
+          <w:szCs w:val="28"/>
+        </w:rPr>
+      </w:pPr>
+      <w:r>
+        <w:rPr>
+          <w:noProof/>
+        </w:rPr>
+        <w:drawing>
+          <wp:inline distT="0" distB="0" distL="0" distR="0" wp14:anchorId="0E382ADE" wp14:editId="6BAC6FDE">
+            <wp:extent cx="4174570" cy="7307580"/>
+            <wp:effectExtent l="0" t="0" r="0" b="7620"/>
+            <wp:docPr id="26" name="Рисунок 26"/>
+            <wp:cNvGraphicFramePr>
+              <a:graphicFrameLocks xmlns:a="http://schemas.openxmlformats.org/drawingml/2006/main" noChangeAspect="1"/>
+            </wp:cNvGraphicFramePr>
+            <a:graphic xmlns:a="http://schemas.openxmlformats.org/drawingml/2006/main">
+              <a:graphicData uri="http://schemas.openxmlformats.org/drawingml/2006/picture">
+                <pic:pic xmlns:pic="http://schemas.openxmlformats.org/drawingml/2006/picture">
+                  <pic:nvPicPr>
+                    <pic:cNvPr id="1" name=""/>
+                    <pic:cNvPicPr/>
+                  </pic:nvPicPr>
+                  <pic:blipFill>
+                    <a:blip r:embed="rId10"/>
+                    <a:stretch>
+                      <a:fillRect/>
+                    </a:stretch>
+                  </pic:blipFill>
+                  <pic:spPr>
+                    <a:xfrm>
+                      <a:off x="0" y="0"/>
+                      <a:ext cx="4184561" cy="7325070"/>
+                    </a:xfrm>
+                    <a:prstGeom prst="rect">
+                      <a:avLst/>
+                    </a:prstGeom>
+                  </pic:spPr>
+                </pic:pic>
+              </a:graphicData>
+            </a:graphic>
+          </wp:inline>
+        </w:drawing>
+      </w:r>
+    </w:p>
+    <w:p>
+      <w:pPr>
+        <w:jc w:val="center"/>
+        <w:rPr>
+          <w:sz w:val="28"/>
+          <w:szCs w:val="28"/>
+        </w:rPr>
+      </w:pPr>
+    </w:p>
+    <w:p>
+      <w:pPr>
+        <w:jc w:val="center"/>
+        <w:rPr>
+          <w:sz w:val="28"/>
+          <w:szCs w:val="28"/>
+        </w:rPr>
+      </w:pPr>
+      <w:r>
+        <w:rPr>
+          <w:sz w:val="28"/>
+          <w:szCs w:val="28"/>
+        </w:rPr>
+        <w:t>Рисунок 3 – Диаграмма сценариев использования</w:t>
       </w:r>
     </w:p>
     <w:p>
@@ -780,7 +926,7 @@
           <w:sz w:val="28"/>
           <w:szCs w:val="28"/>
         </w:rPr>
-        <w:t>Рисунок 3 – Диаграмма сценариев использования</w:t>
+        <w:t>1.4 Прототипирование и дизайн</w:t>
       </w:r>
     </w:p>
     <w:p>
@@ -802,13 +948,6 @@
           <w:szCs w:val="28"/>
         </w:rPr>
       </w:pPr>
-      <w:r>
-        <w:rPr>
-          <w:sz w:val="28"/>
-          <w:szCs w:val="28"/>
-        </w:rPr>
-        <w:t>1.4 Прототипирование и дизайн</w:t>
-      </w:r>
     </w:p>
     <w:p>
       <w:pPr>
@@ -819,6 +958,27 @@
           <w:szCs w:val="28"/>
         </w:rPr>
       </w:pPr>
+      <w:r>
+        <w:rPr>
+          <w:sz w:val="28"/>
+          <w:szCs w:val="28"/>
+        </w:rPr>
+        <w:t>На этапе прототипирования был разработан пользовательский интерфейс приложения с учетом удобства использования и современного дизайна</w:t>
+      </w:r>
+      <w:r>
+        <w:rPr>
+          <w:sz w:val="28"/>
+          <w:szCs w:val="28"/>
+        </w:rPr>
+        <w:t xml:space="preserve"> (рис. 4)</w:t>
+      </w:r>
+      <w:r>
+        <w:rPr>
+          <w:sz w:val="28"/>
+          <w:szCs w:val="28"/>
+        </w:rPr>
+        <w:t>.</w:t>
+      </w:r>
     </w:p>
     <w:p>
       <w:pPr>
@@ -829,6 +989,27 @@
           <w:szCs w:val="28"/>
         </w:rPr>
       </w:pPr>
+      <w:r>
+        <w:rPr>
+          <w:sz w:val="28"/>
+          <w:szCs w:val="28"/>
+        </w:rPr>
+        <w:t>Были созданы макеты основных страниц</w:t>
+      </w:r>
+      <w:r>
+        <w:rPr>
+          <w:sz w:val="28"/>
+          <w:szCs w:val="28"/>
+        </w:rPr>
+        <w:t xml:space="preserve"> (рис.5)</w:t>
+      </w:r>
+      <w:r>
+        <w:rPr>
+          <w:sz w:val="28"/>
+          <w:szCs w:val="28"/>
+        </w:rPr>
+        <w:t>, включая страницы регистрации и авторизации, каталог книг и профиль пользователя. Интерфейс выполнен в спокойном стиле с использованием нейтральной цветовой гаммы. Особое внимание было уделено удобству навигации и расположению элементов на экране.</w:t>
+      </w:r>
     </w:p>
     <w:p>
       <w:pPr>
@@ -844,21 +1025,7 @@
           <w:sz w:val="28"/>
           <w:szCs w:val="28"/>
         </w:rPr>
-        <w:t>На этапе прототипирования был разработан пользовательский интерфейс приложения с учетом удобства использования и современного дизайна</w:t>
-      </w:r>
-      <w:r>
-        <w:rPr>
-          <w:sz w:val="28"/>
-          <w:szCs w:val="28"/>
-        </w:rPr>
-        <w:t xml:space="preserve"> (рис. 4)</w:t>
-      </w:r>
-      <w:r>
-        <w:rPr>
-          <w:sz w:val="28"/>
-          <w:szCs w:val="28"/>
-        </w:rPr>
-        <w:t>.</w:t>
+        <w:t>Прототипирование позволило заранее определить внешний вид системы и упростить дальнейшую разработку интерфейса.</w:t>
       </w:r>
     </w:p>
     <w:p>
@@ -870,27 +1037,6 @@
           <w:szCs w:val="28"/>
         </w:rPr>
       </w:pPr>
-      <w:r>
-        <w:rPr>
-          <w:sz w:val="28"/>
-          <w:szCs w:val="28"/>
-        </w:rPr>
-        <w:t>Были созданы макеты основных страниц</w:t>
-      </w:r>
-      <w:r>
-        <w:rPr>
-          <w:sz w:val="28"/>
-          <w:szCs w:val="28"/>
-        </w:rPr>
-        <w:t xml:space="preserve"> (рис.5)</w:t>
-      </w:r>
-      <w:r>
-        <w:rPr>
-          <w:sz w:val="28"/>
-          <w:szCs w:val="28"/>
-        </w:rPr>
-        <w:t>, включая страницы регистрации и авторизации, каталог книг и профиль пользователя. Интерфейс выполнен в спокойном стиле с использованием нейтральной цветовой гаммы. Особое внимание было уделено удобству навигации и расположению элементов на экране.</w:t>
-      </w:r>
     </w:p>
     <w:p>
       <w:pPr>
@@ -906,7 +1052,7 @@
           <w:sz w:val="28"/>
           <w:szCs w:val="28"/>
         </w:rPr>
-        <w:t>Прототипирование позволило заранее определить внешний вид системы и упростить дальнейшую разработку интерфейса.</w:t>
+        <w:t>Рисунок 4 – Прототип интерфейса приложения</w:t>
       </w:r>
     </w:p>
     <w:p>
@@ -933,7 +1079,7 @@
           <w:sz w:val="28"/>
           <w:szCs w:val="28"/>
         </w:rPr>
-        <w:t>Рисунок 4 – Прототип интерфейса приложения</w:t>
+        <w:t>Рисунок 5 – Макет интерфейса приложения</w:t>
       </w:r>
     </w:p>
     <w:p>
@@ -960,8 +1106,7 @@
           <w:sz w:val="28"/>
           <w:szCs w:val="28"/>
         </w:rPr>
-        <w:lastRenderedPageBreak/>
-        <w:t>Рисунок 5 – Макет интерфейса приложения</w:t>
+        <w:t>1.5 Проектирование базы данных</w:t>
       </w:r>
     </w:p>
     <w:p>
@@ -988,7 +1133,21 @@
           <w:sz w:val="28"/>
           <w:szCs w:val="28"/>
         </w:rPr>
-        <w:t>1.5 Проектирование базы данных</w:t>
+        <w:t>Для хранения данных приложения была спроектирована база данных, включающая основные сущности системы</w:t>
+      </w:r>
+      <w:r>
+        <w:rPr>
+          <w:sz w:val="28"/>
+          <w:szCs w:val="28"/>
+        </w:rPr>
+        <w:t xml:space="preserve"> (рис. 6)</w:t>
+      </w:r>
+      <w:r>
+        <w:rPr>
+          <w:sz w:val="28"/>
+          <w:szCs w:val="28"/>
+        </w:rPr>
+        <w:t>.</w:t>
       </w:r>
     </w:p>
     <w:p>
@@ -1000,6 +1159,13 @@
           <w:szCs w:val="28"/>
         </w:rPr>
       </w:pPr>
+      <w:r>
+        <w:rPr>
+          <w:sz w:val="28"/>
+          <w:szCs w:val="28"/>
+        </w:rPr>
+        <w:t>Ключевыми сущностями являются пользователь, книга, жанр, библиотека пользователя, заметки и оценки. Между сущностями определены связи, обеспечивающие целостность данных и корректную работу системы.</w:t>
+      </w:r>
     </w:p>
     <w:p>
       <w:pPr>
@@ -1015,21 +1181,7 @@
           <w:sz w:val="28"/>
           <w:szCs w:val="28"/>
         </w:rPr>
-        <w:t>Для хранения данных приложения была спроектирована база данных, включающая основные сущности системы</w:t>
-      </w:r>
-      <w:r>
-        <w:rPr>
-          <w:sz w:val="28"/>
-          <w:szCs w:val="28"/>
-        </w:rPr>
-        <w:t xml:space="preserve"> (рис. 6)</w:t>
-      </w:r>
-      <w:r>
-        <w:rPr>
-          <w:sz w:val="28"/>
-          <w:szCs w:val="28"/>
-        </w:rPr>
-        <w:t>.</w:t>
+        <w:t>Проектирование базы данных позволило определить структуру хранения информации и обеспечить эффективное взаимодействие между компонентами приложения.</w:t>
       </w:r>
     </w:p>
     <w:p>
@@ -1041,13 +1193,6 @@
           <w:szCs w:val="28"/>
         </w:rPr>
       </w:pPr>
-      <w:r>
-        <w:rPr>
-          <w:sz w:val="28"/>
-          <w:szCs w:val="28"/>
-        </w:rPr>
-        <w:t>Ключевыми сущностями являются пользователь, книга, жанр, библиотека пользователя, заметки и оценки. Между сущностями определены связи, обеспечивающие целостность данных и корректную работу системы.</w:t>
-      </w:r>
     </w:p>
     <w:p>
       <w:pPr>
@@ -1063,33 +1208,6 @@
           <w:sz w:val="28"/>
           <w:szCs w:val="28"/>
         </w:rPr>
-        <w:t>Проектирование базы данных позволило определить структуру хранения информации и обеспечить эффективное взаимодействие между компонентами приложения.</w:t>
-      </w:r>
-    </w:p>
-    <w:p>
-      <w:pPr>
-        <w:ind w:firstLine="851"/>
-        <w:jc w:val="both"/>
-        <w:rPr>
-          <w:sz w:val="28"/>
-          <w:szCs w:val="28"/>
-        </w:rPr>
-      </w:pPr>
-    </w:p>
-    <w:p>
-      <w:pPr>
-        <w:ind w:firstLine="851"/>
-        <w:jc w:val="both"/>
-        <w:rPr>
-          <w:sz w:val="28"/>
-          <w:szCs w:val="28"/>
-        </w:rPr>
-      </w:pPr>
-      <w:r>
-        <w:rPr>
-          <w:sz w:val="28"/>
-          <w:szCs w:val="28"/>
-        </w:rPr>
         <w:t xml:space="preserve">Рисунок </w:t>
       </w:r>
       <w:r>
@@ -1108,8 +1226,8 @@
       </w:r>
     </w:p>
     <w:sectPr>
-      <w:headerReference w:type="default" r:id="rId9"/>
-      <w:footerReference w:type="default" r:id="rId10"/>
+      <w:headerReference w:type="default" r:id="rId11"/>
+      <w:footerReference w:type="default" r:id="rId12"/>
       <w:pgSz w:w="11906" w:h="16838"/>
       <w:pgMar w:top="1080" w:right="851" w:bottom="1985" w:left="1701" w:header="720" w:footer="879" w:gutter="0"/>
       <w:pgNumType w:start="3"/>
@@ -2934,7 +3052,7 @@
         <v:path o:extrusionok="f" gradientshapeok="t" o:connecttype="rect"/>
         <o:lock v:ext="edit" aspectratio="t"/>
       </v:shapetype>
-      <v:shape id="_x0000_i1045" type="#_x0000_t75" style="width:9.25pt;height:9.25pt" o:bullet="t">
+      <v:shape id="_x0000_i1033" type="#_x0000_t75" style="width:9pt;height:9pt" o:bullet="t">
         <v:imagedata r:id="rId1" o:title="art7C7E"/>
       </v:shape>
     </w:pict>
@@ -5177,6 +5295,7 @@
   <w:style w:type="character" w:default="1" w:styleId="a0">
     <w:name w:val="Default Paragraph Font"/>
     <w:uiPriority w:val="1"/>
+    <w:semiHidden/>
     <w:unhideWhenUsed/>
   </w:style>
   <w:style w:type="table" w:default="1" w:styleId="a1">

--- a/Report/Содержание отчёта Пингвинят.docx
+++ b/Report/Содержание отчёта Пингвинят.docx
@@ -5,7 +5,6 @@
   <w:body>
     <w:p>
       <w:pPr>
-        <w:ind w:firstLine="851"/>
         <w:jc w:val="center"/>
         <w:rPr>
           <w:sz w:val="28"/>
@@ -110,7 +109,15 @@
     </w:p>
     <w:p>
       <w:pPr>
-        <w:ind w:firstLine="851"/>
+        <w:pStyle w:val="af3"/>
+        <w:numPr>
+          <w:ilvl w:val="0"/>
+          <w:numId w:val="13"/>
+        </w:numPr>
+        <w:tabs>
+          <w:tab w:val="left" w:pos="1134"/>
+        </w:tabs>
+        <w:ind w:left="0" w:firstLine="851"/>
         <w:jc w:val="both"/>
         <w:rPr>
           <w:sz w:val="28"/>
@@ -122,12 +129,27 @@
           <w:sz w:val="28"/>
           <w:szCs w:val="28"/>
         </w:rPr>
-        <w:t>– выполнено проектирование программного продукта с использованием диаграмм</w:t>
-      </w:r>
-    </w:p>
-    <w:p>
-      <w:pPr>
-        <w:ind w:firstLine="851"/>
+        <w:t>выполнено проектирование программного продукта с использованием диаграмм</w:t>
+      </w:r>
+      <w:r>
+        <w:rPr>
+          <w:sz w:val="28"/>
+          <w:szCs w:val="28"/>
+        </w:rPr>
+        <w:t>;</w:t>
+      </w:r>
+    </w:p>
+    <w:p>
+      <w:pPr>
+        <w:pStyle w:val="af3"/>
+        <w:numPr>
+          <w:ilvl w:val="0"/>
+          <w:numId w:val="13"/>
+        </w:numPr>
+        <w:tabs>
+          <w:tab w:val="left" w:pos="1134"/>
+        </w:tabs>
+        <w:ind w:left="0" w:firstLine="851"/>
         <w:jc w:val="both"/>
         <w:rPr>
           <w:sz w:val="28"/>
@@ -139,12 +161,20 @@
           <w:sz w:val="28"/>
           <w:szCs w:val="28"/>
         </w:rPr>
-        <w:t>– разработан пользовательский интерфейс и логика приложения</w:t>
-      </w:r>
-    </w:p>
-    <w:p>
-      <w:pPr>
-        <w:ind w:firstLine="851"/>
+        <w:t>разработан пользовательский интерфейс и логика приложения</w:t>
+      </w:r>
+    </w:p>
+    <w:p>
+      <w:pPr>
+        <w:pStyle w:val="af3"/>
+        <w:numPr>
+          <w:ilvl w:val="0"/>
+          <w:numId w:val="13"/>
+        </w:numPr>
+        <w:tabs>
+          <w:tab w:val="left" w:pos="1134"/>
+        </w:tabs>
+        <w:ind w:left="0" w:firstLine="851"/>
         <w:jc w:val="both"/>
         <w:rPr>
           <w:sz w:val="28"/>
@@ -156,12 +186,20 @@
           <w:sz w:val="28"/>
           <w:szCs w:val="28"/>
         </w:rPr>
-        <w:t>– спроектирована база данных</w:t>
-      </w:r>
-    </w:p>
-    <w:p>
-      <w:pPr>
-        <w:ind w:firstLine="851"/>
+        <w:t>спроектирована база данных</w:t>
+      </w:r>
+    </w:p>
+    <w:p>
+      <w:pPr>
+        <w:pStyle w:val="af3"/>
+        <w:numPr>
+          <w:ilvl w:val="0"/>
+          <w:numId w:val="13"/>
+        </w:numPr>
+        <w:tabs>
+          <w:tab w:val="left" w:pos="1134"/>
+        </w:tabs>
+        <w:ind w:left="0" w:firstLine="851"/>
         <w:jc w:val="both"/>
         <w:rPr>
           <w:sz w:val="28"/>
@@ -173,12 +211,20 @@
           <w:sz w:val="28"/>
           <w:szCs w:val="28"/>
         </w:rPr>
-        <w:t>– реализован основной функционал системы</w:t>
-      </w:r>
-    </w:p>
-    <w:p>
-      <w:pPr>
-        <w:ind w:firstLine="851"/>
+        <w:t>реализован основной функционал системы</w:t>
+      </w:r>
+    </w:p>
+    <w:p>
+      <w:pPr>
+        <w:pStyle w:val="af3"/>
+        <w:numPr>
+          <w:ilvl w:val="0"/>
+          <w:numId w:val="13"/>
+        </w:numPr>
+        <w:tabs>
+          <w:tab w:val="left" w:pos="1134"/>
+        </w:tabs>
+        <w:ind w:left="0" w:firstLine="851"/>
         <w:jc w:val="both"/>
         <w:rPr>
           <w:sz w:val="28"/>
@@ -190,7 +236,7 @@
           <w:sz w:val="28"/>
           <w:szCs w:val="28"/>
         </w:rPr>
-        <w:t>– проведено тестирование программного продукта</w:t>
+        <w:t>проведено тестирование программного продукта</w:t>
       </w:r>
     </w:p>
     <w:p>
@@ -226,7 +272,7 @@
           <w:szCs w:val="28"/>
         </w:rPr>
         <w:lastRenderedPageBreak/>
-        <w:t>1. Проектирование программного продукта</w:t>
+        <w:t>1 Проектирование программного продукта</w:t>
       </w:r>
     </w:p>
     <w:p>
@@ -494,6 +540,7 @@
         <w:rPr>
           <w:sz w:val="28"/>
           <w:szCs w:val="28"/>
+          <w:lang w:val="en-US"/>
         </w:rPr>
       </w:pPr>
       <w:r>
@@ -529,21 +576,12 @@
           <w:szCs w:val="28"/>
         </w:rPr>
       </w:pPr>
-    </w:p>
-    <w:p>
-      <w:pPr>
-        <w:ind w:firstLine="851"/>
-        <w:jc w:val="both"/>
-        <w:rPr>
-          <w:sz w:val="28"/>
-          <w:szCs w:val="28"/>
-        </w:rPr>
-      </w:pPr>
-      <w:r>
-        <w:rPr>
-          <w:sz w:val="28"/>
-          <w:szCs w:val="28"/>
-        </w:rPr>
+      <w:r>
+        <w:rPr>
+          <w:sz w:val="28"/>
+          <w:szCs w:val="28"/>
+        </w:rPr>
+        <w:lastRenderedPageBreak/>
         <w:t>1.2 Диаграмма связей</w:t>
       </w:r>
     </w:p>
@@ -706,6 +744,17 @@
         <w:rPr>
           <w:sz w:val="28"/>
           <w:szCs w:val="28"/>
+          <w:lang w:val="en-US"/>
+        </w:rPr>
+      </w:pPr>
+    </w:p>
+    <w:p>
+      <w:pPr>
+        <w:jc w:val="both"/>
+        <w:rPr>
+          <w:sz w:val="28"/>
+          <w:szCs w:val="28"/>
+          <w:lang w:val="en-US"/>
         </w:rPr>
       </w:pPr>
     </w:p>
@@ -892,6 +941,7 @@
         <w:rPr>
           <w:sz w:val="28"/>
           <w:szCs w:val="28"/>
+          <w:lang w:val="en-US"/>
         </w:rPr>
       </w:pPr>
       <w:r>
@@ -911,6 +961,14 @@
           <w:szCs w:val="28"/>
         </w:rPr>
       </w:pPr>
+      <w:r>
+        <w:rPr>
+          <w:sz w:val="28"/>
+          <w:szCs w:val="28"/>
+        </w:rPr>
+        <w:lastRenderedPageBreak/>
+        <w:t>1.4 Прототипирование и дизайн</w:t>
+      </w:r>
     </w:p>
     <w:p>
       <w:pPr>
@@ -921,13 +979,6 @@
           <w:szCs w:val="28"/>
         </w:rPr>
       </w:pPr>
-      <w:r>
-        <w:rPr>
-          <w:sz w:val="28"/>
-          <w:szCs w:val="28"/>
-        </w:rPr>
-        <w:t>1.4 Прототипирование и дизайн</w:t>
-      </w:r>
     </w:p>
     <w:p>
       <w:pPr>
@@ -948,6 +999,27 @@
           <w:szCs w:val="28"/>
         </w:rPr>
       </w:pPr>
+      <w:r>
+        <w:rPr>
+          <w:sz w:val="28"/>
+          <w:szCs w:val="28"/>
+        </w:rPr>
+        <w:t>На этапе прототипирования был разработан пользовательский интерфейс приложения с учетом удобства использования и современного дизайна</w:t>
+      </w:r>
+      <w:r>
+        <w:rPr>
+          <w:sz w:val="28"/>
+          <w:szCs w:val="28"/>
+        </w:rPr>
+        <w:t xml:space="preserve"> (рис. 4)</w:t>
+      </w:r>
+      <w:r>
+        <w:rPr>
+          <w:sz w:val="28"/>
+          <w:szCs w:val="28"/>
+        </w:rPr>
+        <w:t>.</w:t>
+      </w:r>
     </w:p>
     <w:p>
       <w:pPr>
@@ -963,21 +1035,21 @@
           <w:sz w:val="28"/>
           <w:szCs w:val="28"/>
         </w:rPr>
-        <w:t>На этапе прототипирования был разработан пользовательский интерфейс приложения с учетом удобства использования и современного дизайна</w:t>
-      </w:r>
-      <w:r>
-        <w:rPr>
-          <w:sz w:val="28"/>
-          <w:szCs w:val="28"/>
-        </w:rPr>
-        <w:t xml:space="preserve"> (рис. 4)</w:t>
-      </w:r>
-      <w:r>
-        <w:rPr>
-          <w:sz w:val="28"/>
-          <w:szCs w:val="28"/>
-        </w:rPr>
-        <w:t>.</w:t>
+        <w:t>Были созданы макеты основных страниц</w:t>
+      </w:r>
+      <w:r>
+        <w:rPr>
+          <w:sz w:val="28"/>
+          <w:szCs w:val="28"/>
+        </w:rPr>
+        <w:t xml:space="preserve"> (рис.5)</w:t>
+      </w:r>
+      <w:r>
+        <w:rPr>
+          <w:sz w:val="28"/>
+          <w:szCs w:val="28"/>
+        </w:rPr>
+        <w:t>, включая страницы регистрации и авторизации, каталог книг и профиль пользователя. Интерфейс выполнен в спокойном стиле с использованием нейтральной цветовой гаммы. Особое внимание было уделено удобству навигации и расположению элементов на экране.</w:t>
       </w:r>
     </w:p>
     <w:p>
@@ -994,21 +1066,7 @@
           <w:sz w:val="28"/>
           <w:szCs w:val="28"/>
         </w:rPr>
-        <w:t>Были созданы макеты основных страниц</w:t>
-      </w:r>
-      <w:r>
-        <w:rPr>
-          <w:sz w:val="28"/>
-          <w:szCs w:val="28"/>
-        </w:rPr>
-        <w:t xml:space="preserve"> (рис.5)</w:t>
-      </w:r>
-      <w:r>
-        <w:rPr>
-          <w:sz w:val="28"/>
-          <w:szCs w:val="28"/>
-        </w:rPr>
-        <w:t>, включая страницы регистрации и авторизации, каталог книг и профиль пользователя. Интерфейс выполнен в спокойном стиле с использованием нейтральной цветовой гаммы. Особое внимание было уделено удобству навигации и расположению элементов на экране.</w:t>
+        <w:t>Прототипирование позволило заранее определить внешний вид системы и упростить дальнейшую разработку интерфейса.</w:t>
       </w:r>
     </w:p>
     <w:p>
@@ -1020,13 +1078,6 @@
           <w:szCs w:val="28"/>
         </w:rPr>
       </w:pPr>
-      <w:r>
-        <w:rPr>
-          <w:sz w:val="28"/>
-          <w:szCs w:val="28"/>
-        </w:rPr>
-        <w:t>Прототипирование позволило заранее определить внешний вид системы и упростить дальнейшую разработку интерфейса.</w:t>
-      </w:r>
     </w:p>
     <w:p>
       <w:pPr>
@@ -1037,6 +1088,13 @@
           <w:szCs w:val="28"/>
         </w:rPr>
       </w:pPr>
+      <w:r>
+        <w:rPr>
+          <w:sz w:val="28"/>
+          <w:szCs w:val="28"/>
+        </w:rPr>
+        <w:t>Рисунок 4 – Прототип интерфейса приложения</w:t>
+      </w:r>
     </w:p>
     <w:p>
       <w:pPr>
@@ -1047,13 +1105,6 @@
           <w:szCs w:val="28"/>
         </w:rPr>
       </w:pPr>
-      <w:r>
-        <w:rPr>
-          <w:sz w:val="28"/>
-          <w:szCs w:val="28"/>
-        </w:rPr>
-        <w:t>Рисунок 4 – Прототип интерфейса приложения</w:t>
-      </w:r>
     </w:p>
     <w:p>
       <w:pPr>
@@ -1064,6 +1115,13 @@
           <w:szCs w:val="28"/>
         </w:rPr>
       </w:pPr>
+      <w:r>
+        <w:rPr>
+          <w:sz w:val="28"/>
+          <w:szCs w:val="28"/>
+        </w:rPr>
+        <w:t>Рисунок 5 – Макет интерфейса приложения</w:t>
+      </w:r>
     </w:p>
     <w:p>
       <w:pPr>
@@ -1074,13 +1132,6 @@
           <w:szCs w:val="28"/>
         </w:rPr>
       </w:pPr>
-      <w:r>
-        <w:rPr>
-          <w:sz w:val="28"/>
-          <w:szCs w:val="28"/>
-        </w:rPr>
-        <w:t>Рисунок 5 – Макет интерфейса приложения</w:t>
-      </w:r>
     </w:p>
     <w:p>
       <w:pPr>
@@ -1091,6 +1142,13 @@
           <w:szCs w:val="28"/>
         </w:rPr>
       </w:pPr>
+      <w:r>
+        <w:rPr>
+          <w:sz w:val="28"/>
+          <w:szCs w:val="28"/>
+        </w:rPr>
+        <w:t>1.5 Проектирование базы данных</w:t>
+      </w:r>
     </w:p>
     <w:p>
       <w:pPr>
@@ -1099,15 +1157,9 @@
         <w:rPr>
           <w:sz w:val="28"/>
           <w:szCs w:val="28"/>
-        </w:rPr>
-      </w:pPr>
-      <w:r>
-        <w:rPr>
-          <w:sz w:val="28"/>
-          <w:szCs w:val="28"/>
-        </w:rPr>
-        <w:t>1.5 Проектирование базы данных</w:t>
-      </w:r>
+          <w:lang w:val="en-US"/>
+        </w:rPr>
+      </w:pPr>
     </w:p>
     <w:p>
       <w:pPr>
@@ -1116,6 +1168,7 @@
         <w:rPr>
           <w:sz w:val="28"/>
           <w:szCs w:val="28"/>
+          <w:lang w:val="en-US"/>
         </w:rPr>
       </w:pPr>
     </w:p>
@@ -3052,7 +3105,7 @@
         <v:path o:extrusionok="f" gradientshapeok="t" o:connecttype="rect"/>
         <o:lock v:ext="edit" aspectratio="t"/>
       </v:shapetype>
-      <v:shape id="_x0000_i1033" type="#_x0000_t75" style="width:9pt;height:9pt" o:bullet="t">
+      <v:shape id="_x0000_i1043" type="#_x0000_t75" style="width:9pt;height:9pt" o:bullet="t">
         <v:imagedata r:id="rId1" o:title="art7C7E"/>
       </v:shape>
     </w:pict>
@@ -3811,6 +3864,119 @@
     </w:lvl>
   </w:abstractNum>
   <w:abstractNum w:abstractNumId="23" w15:restartNumberingAfterBreak="0">
+    <w:nsid w:val="1BE13B54"/>
+    <w:multiLevelType w:val="hybridMultilevel"/>
+    <w:tmpl w:val="73D2E1F4"/>
+    <w:lvl w:ilvl="0" w:tplc="04190001">
+      <w:start w:val="1"/>
+      <w:numFmt w:val="bullet"/>
+      <w:lvlText w:val=""/>
+      <w:lvlJc w:val="left"/>
+      <w:pPr>
+        <w:ind w:left="1571" w:hanging="360"/>
+      </w:pPr>
+      <w:rPr>
+        <w:rFonts w:ascii="Symbol" w:hAnsi="Symbol" w:hint="default"/>
+      </w:rPr>
+    </w:lvl>
+    <w:lvl w:ilvl="1" w:tplc="04190003" w:tentative="1">
+      <w:start w:val="1"/>
+      <w:numFmt w:val="bullet"/>
+      <w:lvlText w:val="o"/>
+      <w:lvlJc w:val="left"/>
+      <w:pPr>
+        <w:ind w:left="2291" w:hanging="360"/>
+      </w:pPr>
+      <w:rPr>
+        <w:rFonts w:ascii="Courier New" w:hAnsi="Courier New" w:cs="Courier New" w:hint="default"/>
+      </w:rPr>
+    </w:lvl>
+    <w:lvl w:ilvl="2" w:tplc="04190005" w:tentative="1">
+      <w:start w:val="1"/>
+      <w:numFmt w:val="bullet"/>
+      <w:lvlText w:val=""/>
+      <w:lvlJc w:val="left"/>
+      <w:pPr>
+        <w:ind w:left="3011" w:hanging="360"/>
+      </w:pPr>
+      <w:rPr>
+        <w:rFonts w:ascii="Wingdings" w:hAnsi="Wingdings" w:hint="default"/>
+      </w:rPr>
+    </w:lvl>
+    <w:lvl w:ilvl="3" w:tplc="04190001" w:tentative="1">
+      <w:start w:val="1"/>
+      <w:numFmt w:val="bullet"/>
+      <w:lvlText w:val=""/>
+      <w:lvlJc w:val="left"/>
+      <w:pPr>
+        <w:ind w:left="3731" w:hanging="360"/>
+      </w:pPr>
+      <w:rPr>
+        <w:rFonts w:ascii="Symbol" w:hAnsi="Symbol" w:hint="default"/>
+      </w:rPr>
+    </w:lvl>
+    <w:lvl w:ilvl="4" w:tplc="04190003" w:tentative="1">
+      <w:start w:val="1"/>
+      <w:numFmt w:val="bullet"/>
+      <w:lvlText w:val="o"/>
+      <w:lvlJc w:val="left"/>
+      <w:pPr>
+        <w:ind w:left="4451" w:hanging="360"/>
+      </w:pPr>
+      <w:rPr>
+        <w:rFonts w:ascii="Courier New" w:hAnsi="Courier New" w:cs="Courier New" w:hint="default"/>
+      </w:rPr>
+    </w:lvl>
+    <w:lvl w:ilvl="5" w:tplc="04190005" w:tentative="1">
+      <w:start w:val="1"/>
+      <w:numFmt w:val="bullet"/>
+      <w:lvlText w:val=""/>
+      <w:lvlJc w:val="left"/>
+      <w:pPr>
+        <w:ind w:left="5171" w:hanging="360"/>
+      </w:pPr>
+      <w:rPr>
+        <w:rFonts w:ascii="Wingdings" w:hAnsi="Wingdings" w:hint="default"/>
+      </w:rPr>
+    </w:lvl>
+    <w:lvl w:ilvl="6" w:tplc="04190001" w:tentative="1">
+      <w:start w:val="1"/>
+      <w:numFmt w:val="bullet"/>
+      <w:lvlText w:val=""/>
+      <w:lvlJc w:val="left"/>
+      <w:pPr>
+        <w:ind w:left="5891" w:hanging="360"/>
+      </w:pPr>
+      <w:rPr>
+        <w:rFonts w:ascii="Symbol" w:hAnsi="Symbol" w:hint="default"/>
+      </w:rPr>
+    </w:lvl>
+    <w:lvl w:ilvl="7" w:tplc="04190003" w:tentative="1">
+      <w:start w:val="1"/>
+      <w:numFmt w:val="bullet"/>
+      <w:lvlText w:val="o"/>
+      <w:lvlJc w:val="left"/>
+      <w:pPr>
+        <w:ind w:left="6611" w:hanging="360"/>
+      </w:pPr>
+      <w:rPr>
+        <w:rFonts w:ascii="Courier New" w:hAnsi="Courier New" w:cs="Courier New" w:hint="default"/>
+      </w:rPr>
+    </w:lvl>
+    <w:lvl w:ilvl="8" w:tplc="04190005" w:tentative="1">
+      <w:start w:val="1"/>
+      <w:numFmt w:val="bullet"/>
+      <w:lvlText w:val=""/>
+      <w:lvlJc w:val="left"/>
+      <w:pPr>
+        <w:ind w:left="7331" w:hanging="360"/>
+      </w:pPr>
+      <w:rPr>
+        <w:rFonts w:ascii="Wingdings" w:hAnsi="Wingdings" w:hint="default"/>
+      </w:rPr>
+    </w:lvl>
+  </w:abstractNum>
+  <w:abstractNum w:abstractNumId="24" w15:restartNumberingAfterBreak="0">
     <w:nsid w:val="1E8222CD"/>
     <w:multiLevelType w:val="multilevel"/>
     <w:tmpl w:val="AD763CD6"/>
@@ -3893,7 +4059,7 @@
       </w:pPr>
     </w:lvl>
   </w:abstractNum>
-  <w:abstractNum w:abstractNumId="24" w15:restartNumberingAfterBreak="0">
+  <w:abstractNum w:abstractNumId="25" w15:restartNumberingAfterBreak="0">
     <w:nsid w:val="33CA1BE0"/>
     <w:multiLevelType w:val="multilevel"/>
     <w:tmpl w:val="AD763CD6"/>
@@ -3976,7 +4142,7 @@
       </w:pPr>
     </w:lvl>
   </w:abstractNum>
-  <w:abstractNum w:abstractNumId="25" w15:restartNumberingAfterBreak="0">
+  <w:abstractNum w:abstractNumId="26" w15:restartNumberingAfterBreak="0">
     <w:nsid w:val="3C151F7C"/>
     <w:multiLevelType w:val="multilevel"/>
     <w:tmpl w:val="3950426C"/>
@@ -4089,7 +4255,7 @@
       </w:rPr>
     </w:lvl>
   </w:abstractNum>
-  <w:abstractNum w:abstractNumId="26" w15:restartNumberingAfterBreak="0">
+  <w:abstractNum w:abstractNumId="27" w15:restartNumberingAfterBreak="0">
     <w:nsid w:val="45C022E2"/>
     <w:multiLevelType w:val="hybridMultilevel"/>
     <w:tmpl w:val="C80E54F6"/>
@@ -4179,7 +4345,7 @@
       </w:pPr>
     </w:lvl>
   </w:abstractNum>
-  <w:abstractNum w:abstractNumId="27" w15:restartNumberingAfterBreak="0">
+  <w:abstractNum w:abstractNumId="28" w15:restartNumberingAfterBreak="0">
     <w:nsid w:val="4D8952B4"/>
     <w:multiLevelType w:val="hybridMultilevel"/>
     <w:tmpl w:val="5BD2FAE0"/>
@@ -4291,7 +4457,7 @@
       </w:rPr>
     </w:lvl>
   </w:abstractNum>
-  <w:abstractNum w:abstractNumId="28" w15:restartNumberingAfterBreak="0">
+  <w:abstractNum w:abstractNumId="29" w15:restartNumberingAfterBreak="0">
     <w:nsid w:val="50D66206"/>
     <w:multiLevelType w:val="hybridMultilevel"/>
     <w:tmpl w:val="47D64EFA"/>
@@ -4381,7 +4547,7 @@
       </w:pPr>
     </w:lvl>
   </w:abstractNum>
-  <w:abstractNum w:abstractNumId="29" w15:restartNumberingAfterBreak="0">
+  <w:abstractNum w:abstractNumId="30" w15:restartNumberingAfterBreak="0">
     <w:nsid w:val="56B47439"/>
     <w:multiLevelType w:val="multilevel"/>
     <w:tmpl w:val="032AC3FC"/>
@@ -4465,7 +4631,120 @@
       </w:pPr>
     </w:lvl>
   </w:abstractNum>
-  <w:abstractNum w:abstractNumId="30" w15:restartNumberingAfterBreak="0">
+  <w:abstractNum w:abstractNumId="31" w15:restartNumberingAfterBreak="0">
+    <w:nsid w:val="6C5E12B9"/>
+    <w:multiLevelType w:val="hybridMultilevel"/>
+    <w:tmpl w:val="3788C8D8"/>
+    <w:lvl w:ilvl="0" w:tplc="30B61E88">
+      <w:start w:val="1"/>
+      <w:numFmt w:val="bullet"/>
+      <w:lvlText w:val=""/>
+      <w:lvlJc w:val="left"/>
+      <w:pPr>
+        <w:ind w:left="1571" w:hanging="360"/>
+      </w:pPr>
+      <w:rPr>
+        <w:rFonts w:ascii="Symbol" w:hAnsi="Symbol" w:hint="default"/>
+      </w:rPr>
+    </w:lvl>
+    <w:lvl w:ilvl="1" w:tplc="FFFFFFFF" w:tentative="1">
+      <w:start w:val="1"/>
+      <w:numFmt w:val="bullet"/>
+      <w:lvlText w:val="o"/>
+      <w:lvlJc w:val="left"/>
+      <w:pPr>
+        <w:ind w:left="2291" w:hanging="360"/>
+      </w:pPr>
+      <w:rPr>
+        <w:rFonts w:ascii="Courier New" w:hAnsi="Courier New" w:cs="Courier New" w:hint="default"/>
+      </w:rPr>
+    </w:lvl>
+    <w:lvl w:ilvl="2" w:tplc="FFFFFFFF" w:tentative="1">
+      <w:start w:val="1"/>
+      <w:numFmt w:val="bullet"/>
+      <w:lvlText w:val=""/>
+      <w:lvlJc w:val="left"/>
+      <w:pPr>
+        <w:ind w:left="3011" w:hanging="360"/>
+      </w:pPr>
+      <w:rPr>
+        <w:rFonts w:ascii="Wingdings" w:hAnsi="Wingdings" w:hint="default"/>
+      </w:rPr>
+    </w:lvl>
+    <w:lvl w:ilvl="3" w:tplc="FFFFFFFF" w:tentative="1">
+      <w:start w:val="1"/>
+      <w:numFmt w:val="bullet"/>
+      <w:lvlText w:val=""/>
+      <w:lvlJc w:val="left"/>
+      <w:pPr>
+        <w:ind w:left="3731" w:hanging="360"/>
+      </w:pPr>
+      <w:rPr>
+        <w:rFonts w:ascii="Symbol" w:hAnsi="Symbol" w:hint="default"/>
+      </w:rPr>
+    </w:lvl>
+    <w:lvl w:ilvl="4" w:tplc="FFFFFFFF" w:tentative="1">
+      <w:start w:val="1"/>
+      <w:numFmt w:val="bullet"/>
+      <w:lvlText w:val="o"/>
+      <w:lvlJc w:val="left"/>
+      <w:pPr>
+        <w:ind w:left="4451" w:hanging="360"/>
+      </w:pPr>
+      <w:rPr>
+        <w:rFonts w:ascii="Courier New" w:hAnsi="Courier New" w:cs="Courier New" w:hint="default"/>
+      </w:rPr>
+    </w:lvl>
+    <w:lvl w:ilvl="5" w:tplc="FFFFFFFF" w:tentative="1">
+      <w:start w:val="1"/>
+      <w:numFmt w:val="bullet"/>
+      <w:lvlText w:val=""/>
+      <w:lvlJc w:val="left"/>
+      <w:pPr>
+        <w:ind w:left="5171" w:hanging="360"/>
+      </w:pPr>
+      <w:rPr>
+        <w:rFonts w:ascii="Wingdings" w:hAnsi="Wingdings" w:hint="default"/>
+      </w:rPr>
+    </w:lvl>
+    <w:lvl w:ilvl="6" w:tplc="FFFFFFFF" w:tentative="1">
+      <w:start w:val="1"/>
+      <w:numFmt w:val="bullet"/>
+      <w:lvlText w:val=""/>
+      <w:lvlJc w:val="left"/>
+      <w:pPr>
+        <w:ind w:left="5891" w:hanging="360"/>
+      </w:pPr>
+      <w:rPr>
+        <w:rFonts w:ascii="Symbol" w:hAnsi="Symbol" w:hint="default"/>
+      </w:rPr>
+    </w:lvl>
+    <w:lvl w:ilvl="7" w:tplc="FFFFFFFF" w:tentative="1">
+      <w:start w:val="1"/>
+      <w:numFmt w:val="bullet"/>
+      <w:lvlText w:val="o"/>
+      <w:lvlJc w:val="left"/>
+      <w:pPr>
+        <w:ind w:left="6611" w:hanging="360"/>
+      </w:pPr>
+      <w:rPr>
+        <w:rFonts w:ascii="Courier New" w:hAnsi="Courier New" w:cs="Courier New" w:hint="default"/>
+      </w:rPr>
+    </w:lvl>
+    <w:lvl w:ilvl="8" w:tplc="FFFFFFFF" w:tentative="1">
+      <w:start w:val="1"/>
+      <w:numFmt w:val="bullet"/>
+      <w:lvlText w:val=""/>
+      <w:lvlJc w:val="left"/>
+      <w:pPr>
+        <w:ind w:left="7331" w:hanging="360"/>
+      </w:pPr>
+      <w:rPr>
+        <w:rFonts w:ascii="Wingdings" w:hAnsi="Wingdings" w:hint="default"/>
+      </w:rPr>
+    </w:lvl>
+  </w:abstractNum>
+  <w:abstractNum w:abstractNumId="32" w15:restartNumberingAfterBreak="0">
     <w:nsid w:val="7025199B"/>
     <w:multiLevelType w:val="multilevel"/>
     <w:tmpl w:val="FA08BD48"/>
@@ -4587,7 +4866,7 @@
       </w:rPr>
     </w:lvl>
   </w:abstractNum>
-  <w:abstractNum w:abstractNumId="31" w15:restartNumberingAfterBreak="0">
+  <w:abstractNum w:abstractNumId="33" w15:restartNumberingAfterBreak="0">
     <w:nsid w:val="7EB11EE9"/>
     <w:multiLevelType w:val="hybridMultilevel"/>
     <w:tmpl w:val="5F0A6B06"/>
@@ -4679,36 +4958,42 @@
     </w:lvl>
   </w:abstractNum>
   <w:num w:numId="1" w16cid:durableId="523400855">
-    <w:abstractNumId w:val="27"/>
+    <w:abstractNumId w:val="28"/>
   </w:num>
   <w:num w:numId="2" w16cid:durableId="1287009056">
     <w:abstractNumId w:val="22"/>
   </w:num>
   <w:num w:numId="3" w16cid:durableId="24520912">
+    <w:abstractNumId w:val="26"/>
+  </w:num>
+  <w:num w:numId="4" w16cid:durableId="1631857634">
+    <w:abstractNumId w:val="32"/>
+  </w:num>
+  <w:num w:numId="5" w16cid:durableId="1257666485">
     <w:abstractNumId w:val="25"/>
   </w:num>
-  <w:num w:numId="4" w16cid:durableId="1631857634">
-    <w:abstractNumId w:val="30"/>
-  </w:num>
-  <w:num w:numId="5" w16cid:durableId="1257666485">
+  <w:num w:numId="6" w16cid:durableId="729232172">
     <w:abstractNumId w:val="24"/>
   </w:num>
-  <w:num w:numId="6" w16cid:durableId="729232172">
-    <w:abstractNumId w:val="23"/>
-  </w:num>
   <w:num w:numId="7" w16cid:durableId="1536969290">
-    <w:abstractNumId w:val="29"/>
+    <w:abstractNumId w:val="30"/>
   </w:num>
   <w:num w:numId="8" w16cid:durableId="1266378033">
     <w:abstractNumId w:val="21"/>
   </w:num>
   <w:num w:numId="9" w16cid:durableId="1279801240">
-    <w:abstractNumId w:val="28"/>
+    <w:abstractNumId w:val="29"/>
   </w:num>
   <w:num w:numId="10" w16cid:durableId="214898371">
-    <w:abstractNumId w:val="26"/>
+    <w:abstractNumId w:val="27"/>
   </w:num>
   <w:num w:numId="11" w16cid:durableId="1973635453">
+    <w:abstractNumId w:val="33"/>
+  </w:num>
+  <w:num w:numId="12" w16cid:durableId="747651109">
+    <w:abstractNumId w:val="23"/>
+  </w:num>
+  <w:num w:numId="13" w16cid:durableId="2031904857">
     <w:abstractNumId w:val="31"/>
   </w:num>
   <w:numIdMacAtCleanup w:val="4"/>

--- a/Report/Содержание отчёта Пингвинят.docx
+++ b/Report/Содержание отчёта Пингвинят.docx
@@ -540,7 +540,6 @@
         <w:rPr>
           <w:sz w:val="28"/>
           <w:szCs w:val="28"/>
-          <w:lang w:val="en-US"/>
         </w:rPr>
       </w:pPr>
       <w:r>
@@ -744,7 +743,6 @@
         <w:rPr>
           <w:sz w:val="28"/>
           <w:szCs w:val="28"/>
-          <w:lang w:val="en-US"/>
         </w:rPr>
       </w:pPr>
     </w:p>
@@ -754,7 +752,6 @@
         <w:rPr>
           <w:sz w:val="28"/>
           <w:szCs w:val="28"/>
-          <w:lang w:val="en-US"/>
         </w:rPr>
       </w:pPr>
     </w:p>
@@ -941,7 +938,6 @@
         <w:rPr>
           <w:sz w:val="28"/>
           <w:szCs w:val="28"/>
-          <w:lang w:val="en-US"/>
         </w:rPr>
       </w:pPr>
       <w:r>
@@ -1081,6 +1077,80 @@
     </w:p>
     <w:p>
       <w:pPr>
+        <w:jc w:val="center"/>
+        <w:rPr>
+          <w:sz w:val="28"/>
+          <w:szCs w:val="28"/>
+        </w:rPr>
+      </w:pPr>
+      <w:r>
+        <w:rPr>
+          <w:noProof/>
+        </w:rPr>
+        <w:drawing>
+          <wp:inline distT="0" distB="0" distL="0" distR="0" wp14:anchorId="10E7601E" wp14:editId="2FEE8795">
+            <wp:extent cx="5939790" cy="2171700"/>
+            <wp:effectExtent l="0" t="0" r="3810" b="0"/>
+            <wp:docPr id="27" name="Рисунок 27"/>
+            <wp:cNvGraphicFramePr>
+              <a:graphicFrameLocks xmlns:a="http://schemas.openxmlformats.org/drawingml/2006/main" noChangeAspect="1"/>
+            </wp:cNvGraphicFramePr>
+            <a:graphic xmlns:a="http://schemas.openxmlformats.org/drawingml/2006/main">
+              <a:graphicData uri="http://schemas.openxmlformats.org/drawingml/2006/picture">
+                <pic:pic xmlns:pic="http://schemas.openxmlformats.org/drawingml/2006/picture">
+                  <pic:nvPicPr>
+                    <pic:cNvPr id="1" name=""/>
+                    <pic:cNvPicPr/>
+                  </pic:nvPicPr>
+                  <pic:blipFill>
+                    <a:blip r:embed="rId11"/>
+                    <a:stretch>
+                      <a:fillRect/>
+                    </a:stretch>
+                  </pic:blipFill>
+                  <pic:spPr>
+                    <a:xfrm>
+                      <a:off x="0" y="0"/>
+                      <a:ext cx="5939790" cy="2171700"/>
+                    </a:xfrm>
+                    <a:prstGeom prst="rect">
+                      <a:avLst/>
+                    </a:prstGeom>
+                  </pic:spPr>
+                </pic:pic>
+              </a:graphicData>
+            </a:graphic>
+          </wp:inline>
+        </w:drawing>
+      </w:r>
+    </w:p>
+    <w:p>
+      <w:pPr>
+        <w:jc w:val="center"/>
+        <w:rPr>
+          <w:sz w:val="28"/>
+          <w:szCs w:val="28"/>
+        </w:rPr>
+      </w:pPr>
+    </w:p>
+    <w:p>
+      <w:pPr>
+        <w:jc w:val="center"/>
+        <w:rPr>
+          <w:sz w:val="28"/>
+          <w:szCs w:val="28"/>
+        </w:rPr>
+      </w:pPr>
+      <w:r>
+        <w:rPr>
+          <w:sz w:val="28"/>
+          <w:szCs w:val="28"/>
+        </w:rPr>
+        <w:t>Рисунок 4 – Прототип интерфейса приложения</w:t>
+      </w:r>
+    </w:p>
+    <w:p>
+      <w:pPr>
         <w:ind w:firstLine="851"/>
         <w:jc w:val="both"/>
         <w:rPr>
@@ -1088,12 +1158,79 @@
           <w:szCs w:val="28"/>
         </w:rPr>
       </w:pPr>
-      <w:r>
-        <w:rPr>
-          <w:sz w:val="28"/>
-          <w:szCs w:val="28"/>
-        </w:rPr>
-        <w:t>Рисунок 4 – Прототип интерфейса приложения</w:t>
+    </w:p>
+    <w:p>
+      <w:pPr>
+        <w:jc w:val="center"/>
+        <w:rPr>
+          <w:sz w:val="28"/>
+          <w:szCs w:val="28"/>
+        </w:rPr>
+      </w:pPr>
+      <w:r>
+        <w:rPr>
+          <w:noProof/>
+        </w:rPr>
+        <w:drawing>
+          <wp:inline distT="0" distB="0" distL="0" distR="0" wp14:anchorId="5E675499" wp14:editId="1A0FC296">
+            <wp:extent cx="5939790" cy="2631440"/>
+            <wp:effectExtent l="0" t="0" r="3810" b="0"/>
+            <wp:docPr id="28" name="Рисунок 28"/>
+            <wp:cNvGraphicFramePr>
+              <a:graphicFrameLocks xmlns:a="http://schemas.openxmlformats.org/drawingml/2006/main" noChangeAspect="1"/>
+            </wp:cNvGraphicFramePr>
+            <a:graphic xmlns:a="http://schemas.openxmlformats.org/drawingml/2006/main">
+              <a:graphicData uri="http://schemas.openxmlformats.org/drawingml/2006/picture">
+                <pic:pic xmlns:pic="http://schemas.openxmlformats.org/drawingml/2006/picture">
+                  <pic:nvPicPr>
+                    <pic:cNvPr id="1" name=""/>
+                    <pic:cNvPicPr/>
+                  </pic:nvPicPr>
+                  <pic:blipFill>
+                    <a:blip r:embed="rId12"/>
+                    <a:stretch>
+                      <a:fillRect/>
+                    </a:stretch>
+                  </pic:blipFill>
+                  <pic:spPr>
+                    <a:xfrm>
+                      <a:off x="0" y="0"/>
+                      <a:ext cx="5939790" cy="2631440"/>
+                    </a:xfrm>
+                    <a:prstGeom prst="rect">
+                      <a:avLst/>
+                    </a:prstGeom>
+                  </pic:spPr>
+                </pic:pic>
+              </a:graphicData>
+            </a:graphic>
+          </wp:inline>
+        </w:drawing>
+      </w:r>
+    </w:p>
+    <w:p>
+      <w:pPr>
+        <w:jc w:val="center"/>
+        <w:rPr>
+          <w:sz w:val="28"/>
+          <w:szCs w:val="28"/>
+        </w:rPr>
+      </w:pPr>
+    </w:p>
+    <w:p>
+      <w:pPr>
+        <w:jc w:val="center"/>
+        <w:rPr>
+          <w:sz w:val="28"/>
+          <w:szCs w:val="28"/>
+        </w:rPr>
+      </w:pPr>
+      <w:r>
+        <w:rPr>
+          <w:sz w:val="28"/>
+          <w:szCs w:val="28"/>
+        </w:rPr>
+        <w:t>Рисунок 5 – Макет интерфейса приложения</w:t>
       </w:r>
     </w:p>
     <w:p>
@@ -1105,6 +1242,14 @@
           <w:szCs w:val="28"/>
         </w:rPr>
       </w:pPr>
+      <w:r>
+        <w:rPr>
+          <w:sz w:val="28"/>
+          <w:szCs w:val="28"/>
+        </w:rPr>
+        <w:lastRenderedPageBreak/>
+        <w:t>1.5 Проектирование базы данных</w:t>
+      </w:r>
     </w:p>
     <w:p>
       <w:pPr>
@@ -1115,13 +1260,6 @@
           <w:szCs w:val="28"/>
         </w:rPr>
       </w:pPr>
-      <w:r>
-        <w:rPr>
-          <w:sz w:val="28"/>
-          <w:szCs w:val="28"/>
-        </w:rPr>
-        <w:t>Рисунок 5 – Макет интерфейса приложения</w:t>
-      </w:r>
     </w:p>
     <w:p>
       <w:pPr>
@@ -1147,7 +1285,21 @@
           <w:sz w:val="28"/>
           <w:szCs w:val="28"/>
         </w:rPr>
-        <w:t>1.5 Проектирование базы данных</w:t>
+        <w:t>Для хранения данных приложения была спроектирована база данных, включающая основные сущности системы</w:t>
+      </w:r>
+      <w:r>
+        <w:rPr>
+          <w:sz w:val="28"/>
+          <w:szCs w:val="28"/>
+        </w:rPr>
+        <w:t xml:space="preserve"> (рис. 6)</w:t>
+      </w:r>
+      <w:r>
+        <w:rPr>
+          <w:sz w:val="28"/>
+          <w:szCs w:val="28"/>
+        </w:rPr>
+        <w:t>.</w:t>
       </w:r>
     </w:p>
     <w:p>
@@ -1157,9 +1309,15 @@
         <w:rPr>
           <w:sz w:val="28"/>
           <w:szCs w:val="28"/>
-          <w:lang w:val="en-US"/>
-        </w:rPr>
-      </w:pPr>
+        </w:rPr>
+      </w:pPr>
+      <w:r>
+        <w:rPr>
+          <w:sz w:val="28"/>
+          <w:szCs w:val="28"/>
+        </w:rPr>
+        <w:t>Ключевыми сущностями являются пользователь, книга, жанр, библиотека пользователя, заметки и оценки. Между сущностями определены связи, обеспечивающие целостность данных и корректную работу системы.</w:t>
+      </w:r>
     </w:p>
     <w:p>
       <w:pPr>
@@ -1168,9 +1326,15 @@
         <w:rPr>
           <w:sz w:val="28"/>
           <w:szCs w:val="28"/>
-          <w:lang w:val="en-US"/>
-        </w:rPr>
-      </w:pPr>
+        </w:rPr>
+      </w:pPr>
+      <w:r>
+        <w:rPr>
+          <w:sz w:val="28"/>
+          <w:szCs w:val="28"/>
+        </w:rPr>
+        <w:t>Проектирование базы данных позволило определить структуру хранения информации и обеспечить эффективное взаимодействие между компонентами приложения.</w:t>
+      </w:r>
     </w:p>
     <w:p>
       <w:pPr>
@@ -1181,27 +1345,6 @@
           <w:szCs w:val="28"/>
         </w:rPr>
       </w:pPr>
-      <w:r>
-        <w:rPr>
-          <w:sz w:val="28"/>
-          <w:szCs w:val="28"/>
-        </w:rPr>
-        <w:t>Для хранения данных приложения была спроектирована база данных, включающая основные сущности системы</w:t>
-      </w:r>
-      <w:r>
-        <w:rPr>
-          <w:sz w:val="28"/>
-          <w:szCs w:val="28"/>
-        </w:rPr>
-        <w:t xml:space="preserve"> (рис. 6)</w:t>
-      </w:r>
-      <w:r>
-        <w:rPr>
-          <w:sz w:val="28"/>
-          <w:szCs w:val="28"/>
-        </w:rPr>
-        <w:t>.</w:t>
-      </w:r>
     </w:p>
     <w:p>
       <w:pPr>
@@ -1217,50 +1360,6 @@
           <w:sz w:val="28"/>
           <w:szCs w:val="28"/>
         </w:rPr>
-        <w:t>Ключевыми сущностями являются пользователь, книга, жанр, библиотека пользователя, заметки и оценки. Между сущностями определены связи, обеспечивающие целостность данных и корректную работу системы.</w:t>
-      </w:r>
-    </w:p>
-    <w:p>
-      <w:pPr>
-        <w:ind w:firstLine="851"/>
-        <w:jc w:val="both"/>
-        <w:rPr>
-          <w:sz w:val="28"/>
-          <w:szCs w:val="28"/>
-        </w:rPr>
-      </w:pPr>
-      <w:r>
-        <w:rPr>
-          <w:sz w:val="28"/>
-          <w:szCs w:val="28"/>
-        </w:rPr>
-        <w:t>Проектирование базы данных позволило определить структуру хранения информации и обеспечить эффективное взаимодействие между компонентами приложения.</w:t>
-      </w:r>
-    </w:p>
-    <w:p>
-      <w:pPr>
-        <w:ind w:firstLine="851"/>
-        <w:jc w:val="both"/>
-        <w:rPr>
-          <w:sz w:val="28"/>
-          <w:szCs w:val="28"/>
-        </w:rPr>
-      </w:pPr>
-    </w:p>
-    <w:p>
-      <w:pPr>
-        <w:ind w:firstLine="851"/>
-        <w:jc w:val="both"/>
-        <w:rPr>
-          <w:sz w:val="28"/>
-          <w:szCs w:val="28"/>
-        </w:rPr>
-      </w:pPr>
-      <w:r>
-        <w:rPr>
-          <w:sz w:val="28"/>
-          <w:szCs w:val="28"/>
-        </w:rPr>
         <w:t xml:space="preserve">Рисунок </w:t>
       </w:r>
       <w:r>
@@ -1279,8 +1378,8 @@
       </w:r>
     </w:p>
     <w:sectPr>
-      <w:headerReference w:type="default" r:id="rId11"/>
-      <w:footerReference w:type="default" r:id="rId12"/>
+      <w:headerReference w:type="default" r:id="rId13"/>
+      <w:footerReference w:type="default" r:id="rId14"/>
       <w:pgSz w:w="11906" w:h="16838"/>
       <w:pgMar w:top="1080" w:right="851" w:bottom="1985" w:left="1701" w:header="720" w:footer="879" w:gutter="0"/>
       <w:pgNumType w:start="3"/>
@@ -3105,7 +3204,7 @@
         <v:path o:extrusionok="f" gradientshapeok="t" o:connecttype="rect"/>
         <o:lock v:ext="edit" aspectratio="t"/>
       </v:shapetype>
-      <v:shape id="_x0000_i1043" type="#_x0000_t75" style="width:9pt;height:9pt" o:bullet="t">
+      <v:shape id="_x0000_i1033" type="#_x0000_t75" style="width:9pt;height:9pt" o:bullet="t">
         <v:imagedata r:id="rId1" o:title="art7C7E"/>
       </v:shape>
     </w:pict>

--- a/Report/Содержание отчёта Пингвинят.docx
+++ b/Report/Содержание отчёта Пингвинят.docx
@@ -163,6 +163,13 @@
         </w:rPr>
         <w:t>разработан пользовательский интерфейс и логика приложения</w:t>
       </w:r>
+      <w:r>
+        <w:rPr>
+          <w:sz w:val="28"/>
+          <w:szCs w:val="28"/>
+        </w:rPr>
+        <w:t>;</w:t>
+      </w:r>
     </w:p>
     <w:p>
       <w:pPr>
@@ -188,6 +195,13 @@
         </w:rPr>
         <w:t>спроектирована база данных</w:t>
       </w:r>
+      <w:r>
+        <w:rPr>
+          <w:sz w:val="28"/>
+          <w:szCs w:val="28"/>
+        </w:rPr>
+        <w:t>;</w:t>
+      </w:r>
     </w:p>
     <w:p>
       <w:pPr>
@@ -213,6 +227,13 @@
         </w:rPr>
         <w:t>реализован основной функционал системы</w:t>
       </w:r>
+      <w:r>
+        <w:rPr>
+          <w:sz w:val="28"/>
+          <w:szCs w:val="28"/>
+        </w:rPr>
+        <w:t>;</w:t>
+      </w:r>
     </w:p>
     <w:p>
       <w:pPr>
@@ -238,6 +259,13 @@
         </w:rPr>
         <w:t>проведено тестирование программного продукта</w:t>
       </w:r>
+      <w:r>
+        <w:rPr>
+          <w:sz w:val="28"/>
+          <w:szCs w:val="28"/>
+        </w:rPr>
+        <w:t>.</w:t>
+      </w:r>
     </w:p>
     <w:p>
       <w:pPr>
@@ -316,106 +344,72 @@
           <w:sz w:val="28"/>
           <w:szCs w:val="28"/>
         </w:rPr>
-        <w:t xml:space="preserve">На данном этапе были использованы различные методы моделирования, позволяющие наглядно представить архитектуру системы и взаимодействие её компонентов. Были разработаны диаграмма </w:t>
-      </w:r>
-      <w:proofErr w:type="spellStart"/>
-      <w:r>
-        <w:rPr>
-          <w:sz w:val="28"/>
-          <w:szCs w:val="28"/>
-        </w:rPr>
-        <w:t>Ганта</w:t>
-      </w:r>
-      <w:proofErr w:type="spellEnd"/>
-      <w:r>
-        <w:rPr>
-          <w:sz w:val="28"/>
-          <w:szCs w:val="28"/>
-        </w:rPr>
-        <w:t>, диаграмма связей, диаграмма сценариев использования, а также выполнено прототипирование интерфейса и проектирование базы данных.</w:t>
-      </w:r>
-    </w:p>
-    <w:p>
-      <w:pPr>
-        <w:ind w:firstLine="851"/>
-        <w:jc w:val="both"/>
-        <w:rPr>
-          <w:sz w:val="28"/>
-          <w:szCs w:val="28"/>
-        </w:rPr>
-      </w:pPr>
-    </w:p>
-    <w:p>
-      <w:pPr>
-        <w:ind w:firstLine="851"/>
-        <w:jc w:val="both"/>
-        <w:rPr>
-          <w:sz w:val="28"/>
-          <w:szCs w:val="28"/>
-        </w:rPr>
-      </w:pPr>
-      <w:r>
-        <w:rPr>
-          <w:sz w:val="28"/>
-          <w:szCs w:val="28"/>
-        </w:rPr>
-        <w:t xml:space="preserve">1.1 Диаграмма </w:t>
-      </w:r>
-      <w:proofErr w:type="spellStart"/>
-      <w:r>
-        <w:rPr>
-          <w:sz w:val="28"/>
-          <w:szCs w:val="28"/>
-        </w:rPr>
-        <w:t>Ганта</w:t>
-      </w:r>
-      <w:proofErr w:type="spellEnd"/>
-    </w:p>
-    <w:p>
-      <w:pPr>
-        <w:ind w:firstLine="851"/>
-        <w:jc w:val="both"/>
-        <w:rPr>
-          <w:sz w:val="28"/>
-          <w:szCs w:val="28"/>
-        </w:rPr>
-      </w:pPr>
-    </w:p>
-    <w:p>
-      <w:pPr>
-        <w:ind w:firstLine="851"/>
-        <w:jc w:val="both"/>
-        <w:rPr>
-          <w:sz w:val="28"/>
-          <w:szCs w:val="28"/>
-        </w:rPr>
-      </w:pPr>
-    </w:p>
-    <w:p>
-      <w:pPr>
-        <w:ind w:firstLine="851"/>
-        <w:jc w:val="both"/>
-        <w:rPr>
-          <w:sz w:val="28"/>
-          <w:szCs w:val="28"/>
-        </w:rPr>
-      </w:pPr>
-      <w:r>
-        <w:rPr>
-          <w:sz w:val="28"/>
-          <w:szCs w:val="28"/>
-        </w:rPr>
-        <w:t xml:space="preserve">Для планирования этапов разработки была составлена диаграмма </w:t>
-      </w:r>
-      <w:proofErr w:type="spellStart"/>
-      <w:r>
-        <w:rPr>
-          <w:sz w:val="28"/>
-          <w:szCs w:val="28"/>
-        </w:rPr>
-        <w:t>Ганта</w:t>
-      </w:r>
-      <w:proofErr w:type="spellEnd"/>
+        <w:t>На данном этапе были использованы различные методы моделирования, позволяющие наглядно представить архитектуру системы и взаимодействие её компонентов. Были разработаны диаграмма Ганта, диаграмма связей, диаграмма сценариев использования, а также выполнено прототипирование интерфейса и проектирование базы данных.</w:t>
+      </w:r>
+    </w:p>
+    <w:p>
+      <w:pPr>
+        <w:ind w:firstLine="851"/>
+        <w:jc w:val="both"/>
+        <w:rPr>
+          <w:sz w:val="28"/>
+          <w:szCs w:val="28"/>
+        </w:rPr>
+      </w:pPr>
+    </w:p>
+    <w:p>
+      <w:pPr>
+        <w:ind w:firstLine="851"/>
+        <w:jc w:val="both"/>
+        <w:rPr>
+          <w:sz w:val="28"/>
+          <w:szCs w:val="28"/>
+        </w:rPr>
+      </w:pPr>
+      <w:r>
+        <w:rPr>
+          <w:sz w:val="28"/>
+          <w:szCs w:val="28"/>
+        </w:rPr>
+        <w:t>1.1 Диаграмма Ганта</w:t>
+      </w:r>
+    </w:p>
+    <w:p>
+      <w:pPr>
+        <w:ind w:firstLine="851"/>
+        <w:jc w:val="both"/>
+        <w:rPr>
+          <w:sz w:val="28"/>
+          <w:szCs w:val="28"/>
+        </w:rPr>
+      </w:pPr>
+    </w:p>
+    <w:p>
+      <w:pPr>
+        <w:ind w:firstLine="851"/>
+        <w:jc w:val="both"/>
+        <w:rPr>
+          <w:sz w:val="28"/>
+          <w:szCs w:val="28"/>
+        </w:rPr>
+      </w:pPr>
+    </w:p>
+    <w:p>
+      <w:pPr>
+        <w:ind w:firstLine="851"/>
+        <w:jc w:val="both"/>
+        <w:rPr>
+          <w:sz w:val="28"/>
+          <w:szCs w:val="28"/>
+        </w:rPr>
+      </w:pPr>
+      <w:r>
+        <w:rPr>
+          <w:sz w:val="28"/>
+          <w:szCs w:val="28"/>
+        </w:rPr>
+        <w:t>Для планирования этапов разработки была составлена диаграмма Ганта</w:t>
+      </w:r>
       <w:r>
         <w:rPr>
           <w:sz w:val="28"/>
@@ -445,23 +439,7 @@
           <w:sz w:val="28"/>
           <w:szCs w:val="28"/>
         </w:rPr>
-        <w:t xml:space="preserve">Диаграмма включает основные этапы разработки: проектирование, разработку интерфейса, реализацию серверной части, создание базы данных, тестирование и финальную доработку проекта. Использование диаграммы </w:t>
-      </w:r>
-      <w:proofErr w:type="spellStart"/>
-      <w:r>
-        <w:rPr>
-          <w:sz w:val="28"/>
-          <w:szCs w:val="28"/>
-        </w:rPr>
-        <w:t>Ганта</w:t>
-      </w:r>
-      <w:proofErr w:type="spellEnd"/>
-      <w:r>
-        <w:rPr>
-          <w:sz w:val="28"/>
-          <w:szCs w:val="28"/>
-        </w:rPr>
-        <w:t xml:space="preserve"> позволило структурировать процесс разработки и контролировать выполнение задач в установленные сроки.</w:t>
+        <w:t>Диаграмма включает основные этапы разработки: проектирование, разработку интерфейса, реализацию серверной части, создание базы данных, тестирование и финальную доработку проекта. Использование диаграммы Ганта позволило структурировать процесс разработки и контролировать выполнение задач в установленные сроки.</w:t>
       </w:r>
     </w:p>
     <w:p>
@@ -547,23 +525,7 @@
           <w:sz w:val="28"/>
           <w:szCs w:val="28"/>
         </w:rPr>
-        <w:t xml:space="preserve">Рисунок 1 – Диаграмма </w:t>
-      </w:r>
-      <w:proofErr w:type="spellStart"/>
-      <w:r>
-        <w:rPr>
-          <w:sz w:val="28"/>
-          <w:szCs w:val="28"/>
-        </w:rPr>
-        <w:t>Ганта</w:t>
-      </w:r>
-      <w:proofErr w:type="spellEnd"/>
-      <w:r>
-        <w:rPr>
-          <w:sz w:val="28"/>
-          <w:szCs w:val="28"/>
-        </w:rPr>
-        <w:t xml:space="preserve"> проекта</w:t>
+        <w:t>Рисунок 1 – Диаграмма Ганта проекта</w:t>
       </w:r>
     </w:p>
     <w:p>
@@ -806,23 +768,7 @@
           <w:sz w:val="28"/>
           <w:szCs w:val="28"/>
         </w:rPr>
-        <w:t>Для описания взаимодействия пользователей с системой была построена диаграмма сценариев использования (</w:t>
-      </w:r>
-      <w:proofErr w:type="spellStart"/>
-      <w:r>
-        <w:rPr>
-          <w:sz w:val="28"/>
-          <w:szCs w:val="28"/>
-        </w:rPr>
-        <w:t>Use</w:t>
-      </w:r>
-      <w:proofErr w:type="spellEnd"/>
-      <w:r>
-        <w:rPr>
-          <w:sz w:val="28"/>
-          <w:szCs w:val="28"/>
-        </w:rPr>
-        <w:t xml:space="preserve"> Case)</w:t>
+        <w:t>Для описания взаимодействия пользователей с системой была построена диаграмма сценариев использования (Use Case)</w:t>
       </w:r>
       <w:r>
         <w:rPr>
@@ -1376,6 +1322,1447 @@
         </w:rPr>
         <w:t xml:space="preserve"> – Схема базы данных</w:t>
       </w:r>
+    </w:p>
+    <w:p>
+      <w:pPr>
+        <w:suppressAutoHyphens w:val="0"/>
+        <w:rPr>
+          <w:sz w:val="28"/>
+          <w:szCs w:val="28"/>
+        </w:rPr>
+      </w:pPr>
+      <w:r>
+        <w:rPr>
+          <w:sz w:val="28"/>
+          <w:szCs w:val="28"/>
+        </w:rPr>
+        <w:br w:type="page"/>
+      </w:r>
+    </w:p>
+    <w:p>
+      <w:pPr>
+        <w:ind w:firstLine="851"/>
+        <w:jc w:val="both"/>
+        <w:rPr>
+          <w:sz w:val="28"/>
+          <w:szCs w:val="28"/>
+        </w:rPr>
+      </w:pPr>
+      <w:r>
+        <w:rPr>
+          <w:sz w:val="28"/>
+          <w:szCs w:val="28"/>
+        </w:rPr>
+        <w:lastRenderedPageBreak/>
+        <w:t>2 Разработка программного продукта</w:t>
+      </w:r>
+    </w:p>
+    <w:p>
+      <w:pPr>
+        <w:ind w:firstLine="851"/>
+        <w:jc w:val="both"/>
+        <w:rPr>
+          <w:sz w:val="28"/>
+          <w:szCs w:val="28"/>
+        </w:rPr>
+      </w:pPr>
+    </w:p>
+    <w:p>
+      <w:pPr>
+        <w:ind w:firstLine="851"/>
+        <w:jc w:val="both"/>
+        <w:rPr>
+          <w:sz w:val="28"/>
+          <w:szCs w:val="28"/>
+        </w:rPr>
+      </w:pPr>
+      <w:r>
+        <w:rPr>
+          <w:sz w:val="28"/>
+          <w:szCs w:val="28"/>
+        </w:rPr>
+        <w:t>В рамках разработки веб-приложения «E-Book» был использован современный стек технологий, обеспечивающий удобство разработки, масштабируемость и стабильность работы системы.</w:t>
+      </w:r>
+    </w:p>
+    <w:p>
+      <w:pPr>
+        <w:ind w:firstLine="851"/>
+        <w:jc w:val="both"/>
+        <w:rPr>
+          <w:sz w:val="28"/>
+          <w:szCs w:val="28"/>
+        </w:rPr>
+      </w:pPr>
+      <w:r>
+        <w:rPr>
+          <w:sz w:val="28"/>
+          <w:szCs w:val="28"/>
+        </w:rPr>
+        <w:t>Разработка включала создание серверной части, пользовательского интерфейса, а также использование инструментов для проектирования, управления задачами и контроля версий.</w:t>
+      </w:r>
+    </w:p>
+    <w:p>
+      <w:pPr>
+        <w:ind w:firstLine="851"/>
+        <w:jc w:val="both"/>
+        <w:rPr>
+          <w:sz w:val="28"/>
+          <w:szCs w:val="28"/>
+        </w:rPr>
+      </w:pPr>
+    </w:p>
+    <w:p>
+      <w:pPr>
+        <w:ind w:firstLine="851"/>
+        <w:jc w:val="both"/>
+        <w:rPr>
+          <w:sz w:val="28"/>
+          <w:szCs w:val="28"/>
+        </w:rPr>
+      </w:pPr>
+      <w:r>
+        <w:rPr>
+          <w:sz w:val="28"/>
+          <w:szCs w:val="28"/>
+        </w:rPr>
+        <w:t>2.1 Серверная часть</w:t>
+      </w:r>
+    </w:p>
+    <w:p>
+      <w:pPr>
+        <w:ind w:firstLine="851"/>
+        <w:jc w:val="both"/>
+        <w:rPr>
+          <w:sz w:val="28"/>
+          <w:szCs w:val="28"/>
+        </w:rPr>
+      </w:pPr>
+    </w:p>
+    <w:p>
+      <w:pPr>
+        <w:ind w:firstLine="851"/>
+        <w:jc w:val="both"/>
+        <w:rPr>
+          <w:sz w:val="28"/>
+          <w:szCs w:val="28"/>
+        </w:rPr>
+      </w:pPr>
+    </w:p>
+    <w:p>
+      <w:pPr>
+        <w:ind w:firstLine="851"/>
+        <w:jc w:val="both"/>
+        <w:rPr>
+          <w:sz w:val="28"/>
+          <w:szCs w:val="28"/>
+        </w:rPr>
+      </w:pPr>
+      <w:r>
+        <w:rPr>
+          <w:sz w:val="28"/>
+          <w:szCs w:val="28"/>
+        </w:rPr>
+        <w:t>В качестве основного языка программирования был выбран Python. Данный язык отличается простотой синтаксиса, высокой читаемостью кода и широкими возможностями для разработки веб-приложений.</w:t>
+      </w:r>
+    </w:p>
+    <w:p>
+      <w:pPr>
+        <w:ind w:firstLine="851"/>
+        <w:jc w:val="both"/>
+        <w:rPr>
+          <w:sz w:val="28"/>
+          <w:szCs w:val="28"/>
+        </w:rPr>
+      </w:pPr>
+      <w:r>
+        <w:rPr>
+          <w:sz w:val="28"/>
+          <w:szCs w:val="28"/>
+        </w:rPr>
+        <w:t>Для реализации серверной логики использовался фреймворк Flask. Он является легковесным и гибким инструментом, позволяющим быстро разрабатывать веб-приложения без избыточной сложности. Flask предоставляет базовые механизмы маршрутизации, обработки запросов и интеграции с шаблонами.</w:t>
+      </w:r>
+    </w:p>
+    <w:p>
+      <w:pPr>
+        <w:ind w:firstLine="851"/>
+        <w:jc w:val="both"/>
+        <w:rPr>
+          <w:sz w:val="28"/>
+          <w:szCs w:val="28"/>
+        </w:rPr>
+      </w:pPr>
+      <w:r>
+        <w:rPr>
+          <w:sz w:val="28"/>
+          <w:szCs w:val="28"/>
+        </w:rPr>
+        <w:t>Преимущества использования Flask:</w:t>
+      </w:r>
+    </w:p>
+    <w:p>
+      <w:pPr>
+        <w:pStyle w:val="af3"/>
+        <w:numPr>
+          <w:ilvl w:val="0"/>
+          <w:numId w:val="14"/>
+        </w:numPr>
+        <w:ind w:left="0" w:firstLine="851"/>
+        <w:jc w:val="both"/>
+        <w:rPr>
+          <w:sz w:val="28"/>
+          <w:szCs w:val="28"/>
+        </w:rPr>
+      </w:pPr>
+      <w:r>
+        <w:rPr>
+          <w:sz w:val="28"/>
+          <w:szCs w:val="28"/>
+        </w:rPr>
+        <w:t>простота и минимализм</w:t>
+      </w:r>
+      <w:r>
+        <w:rPr>
+          <w:sz w:val="28"/>
+          <w:szCs w:val="28"/>
+        </w:rPr>
+        <w:t>;</w:t>
+      </w:r>
+    </w:p>
+    <w:p>
+      <w:pPr>
+        <w:pStyle w:val="af3"/>
+        <w:numPr>
+          <w:ilvl w:val="0"/>
+          <w:numId w:val="14"/>
+        </w:numPr>
+        <w:ind w:left="0" w:firstLine="851"/>
+        <w:jc w:val="both"/>
+        <w:rPr>
+          <w:sz w:val="28"/>
+          <w:szCs w:val="28"/>
+        </w:rPr>
+      </w:pPr>
+      <w:r>
+        <w:rPr>
+          <w:sz w:val="28"/>
+          <w:szCs w:val="28"/>
+        </w:rPr>
+        <w:t>высокая скорость разработки</w:t>
+      </w:r>
+      <w:r>
+        <w:rPr>
+          <w:sz w:val="28"/>
+          <w:szCs w:val="28"/>
+        </w:rPr>
+        <w:t>;</w:t>
+      </w:r>
+    </w:p>
+    <w:p>
+      <w:pPr>
+        <w:pStyle w:val="af3"/>
+        <w:numPr>
+          <w:ilvl w:val="0"/>
+          <w:numId w:val="14"/>
+        </w:numPr>
+        <w:ind w:left="0" w:firstLine="851"/>
+        <w:jc w:val="both"/>
+        <w:rPr>
+          <w:sz w:val="28"/>
+          <w:szCs w:val="28"/>
+        </w:rPr>
+      </w:pPr>
+      <w:r>
+        <w:rPr>
+          <w:sz w:val="28"/>
+          <w:szCs w:val="28"/>
+        </w:rPr>
+        <w:t>гибкость архитектуры</w:t>
+      </w:r>
+      <w:r>
+        <w:rPr>
+          <w:sz w:val="28"/>
+          <w:szCs w:val="28"/>
+        </w:rPr>
+        <w:t>;</w:t>
+      </w:r>
+    </w:p>
+    <w:p>
+      <w:pPr>
+        <w:pStyle w:val="af3"/>
+        <w:numPr>
+          <w:ilvl w:val="0"/>
+          <w:numId w:val="14"/>
+        </w:numPr>
+        <w:ind w:left="0" w:firstLine="851"/>
+        <w:jc w:val="both"/>
+        <w:rPr>
+          <w:sz w:val="28"/>
+          <w:szCs w:val="28"/>
+        </w:rPr>
+      </w:pPr>
+      <w:r>
+        <w:rPr>
+          <w:sz w:val="28"/>
+          <w:szCs w:val="28"/>
+        </w:rPr>
+        <w:t>удобная интеграция с другими библиотеками</w:t>
+      </w:r>
+      <w:r>
+        <w:rPr>
+          <w:sz w:val="28"/>
+          <w:szCs w:val="28"/>
+        </w:rPr>
+        <w:t>.</w:t>
+      </w:r>
+    </w:p>
+    <w:p>
+      <w:pPr>
+        <w:ind w:firstLine="851"/>
+        <w:jc w:val="both"/>
+        <w:rPr>
+          <w:sz w:val="28"/>
+          <w:szCs w:val="28"/>
+        </w:rPr>
+      </w:pPr>
+    </w:p>
+    <w:p>
+      <w:pPr>
+        <w:ind w:firstLine="851"/>
+        <w:jc w:val="both"/>
+        <w:rPr>
+          <w:sz w:val="28"/>
+          <w:szCs w:val="28"/>
+        </w:rPr>
+      </w:pPr>
+    </w:p>
+    <w:p>
+      <w:pPr>
+        <w:ind w:firstLine="851"/>
+        <w:jc w:val="both"/>
+        <w:rPr>
+          <w:sz w:val="28"/>
+          <w:szCs w:val="28"/>
+        </w:rPr>
+      </w:pPr>
+      <w:r>
+        <w:rPr>
+          <w:sz w:val="28"/>
+          <w:szCs w:val="28"/>
+        </w:rPr>
+        <w:t xml:space="preserve">2.2 </w:t>
+      </w:r>
+      <w:r>
+        <w:rPr>
+          <w:sz w:val="28"/>
+          <w:szCs w:val="28"/>
+        </w:rPr>
+        <w:t>База данных</w:t>
+      </w:r>
+    </w:p>
+    <w:p>
+      <w:pPr>
+        <w:ind w:firstLine="851"/>
+        <w:jc w:val="both"/>
+        <w:rPr>
+          <w:sz w:val="28"/>
+          <w:szCs w:val="28"/>
+        </w:rPr>
+      </w:pPr>
+    </w:p>
+    <w:p>
+      <w:pPr>
+        <w:ind w:firstLine="851"/>
+        <w:jc w:val="both"/>
+        <w:rPr>
+          <w:sz w:val="28"/>
+          <w:szCs w:val="28"/>
+        </w:rPr>
+      </w:pPr>
+    </w:p>
+    <w:p>
+      <w:pPr>
+        <w:ind w:firstLine="851"/>
+        <w:jc w:val="both"/>
+        <w:rPr>
+          <w:sz w:val="28"/>
+          <w:szCs w:val="28"/>
+        </w:rPr>
+      </w:pPr>
+      <w:r>
+        <w:rPr>
+          <w:sz w:val="28"/>
+          <w:szCs w:val="28"/>
+        </w:rPr>
+        <w:t>В качестве системы управления базами данных использовалась SQLite.</w:t>
+      </w:r>
+    </w:p>
+    <w:p>
+      <w:pPr>
+        <w:ind w:firstLine="851"/>
+        <w:jc w:val="both"/>
+        <w:rPr>
+          <w:sz w:val="28"/>
+          <w:szCs w:val="28"/>
+        </w:rPr>
+      </w:pPr>
+      <w:r>
+        <w:rPr>
+          <w:sz w:val="28"/>
+          <w:szCs w:val="28"/>
+        </w:rPr>
+        <w:t>Данная СУБД выбрана по следующим причинам:</w:t>
+      </w:r>
+    </w:p>
+    <w:p>
+      <w:pPr>
+        <w:ind w:firstLine="851"/>
+        <w:jc w:val="both"/>
+        <w:rPr>
+          <w:sz w:val="28"/>
+          <w:szCs w:val="28"/>
+        </w:rPr>
+      </w:pPr>
+      <w:r>
+        <w:rPr>
+          <w:sz w:val="28"/>
+          <w:szCs w:val="28"/>
+        </w:rPr>
+        <w:t>не требует отдельного сервера</w:t>
+      </w:r>
+      <w:r>
+        <w:rPr>
+          <w:sz w:val="28"/>
+          <w:szCs w:val="28"/>
+        </w:rPr>
+        <w:t>;</w:t>
+      </w:r>
+    </w:p>
+    <w:p>
+      <w:pPr>
+        <w:ind w:firstLine="851"/>
+        <w:jc w:val="both"/>
+        <w:rPr>
+          <w:sz w:val="28"/>
+          <w:szCs w:val="28"/>
+        </w:rPr>
+      </w:pPr>
+      <w:r>
+        <w:rPr>
+          <w:sz w:val="28"/>
+          <w:szCs w:val="28"/>
+        </w:rPr>
+        <w:t>проста в настройке и использовании</w:t>
+      </w:r>
+      <w:r>
+        <w:rPr>
+          <w:sz w:val="28"/>
+          <w:szCs w:val="28"/>
+        </w:rPr>
+        <w:t>;</w:t>
+      </w:r>
+    </w:p>
+    <w:p>
+      <w:pPr>
+        <w:ind w:firstLine="851"/>
+        <w:jc w:val="both"/>
+        <w:rPr>
+          <w:sz w:val="28"/>
+          <w:szCs w:val="28"/>
+        </w:rPr>
+      </w:pPr>
+      <w:r>
+        <w:rPr>
+          <w:sz w:val="28"/>
+          <w:szCs w:val="28"/>
+        </w:rPr>
+        <w:t>подходит для небольших и средних проектов</w:t>
+      </w:r>
+      <w:r>
+        <w:rPr>
+          <w:sz w:val="28"/>
+          <w:szCs w:val="28"/>
+        </w:rPr>
+        <w:t>;</w:t>
+      </w:r>
+    </w:p>
+    <w:p>
+      <w:pPr>
+        <w:ind w:firstLine="851"/>
+        <w:jc w:val="both"/>
+        <w:rPr>
+          <w:sz w:val="28"/>
+          <w:szCs w:val="28"/>
+        </w:rPr>
+      </w:pPr>
+      <w:r>
+        <w:rPr>
+          <w:sz w:val="28"/>
+          <w:szCs w:val="28"/>
+        </w:rPr>
+        <w:t>обеспечивает достаточную производительность</w:t>
+      </w:r>
+      <w:r>
+        <w:rPr>
+          <w:sz w:val="28"/>
+          <w:szCs w:val="28"/>
+        </w:rPr>
+        <w:t>.</w:t>
+      </w:r>
+    </w:p>
+    <w:p>
+      <w:pPr>
+        <w:ind w:firstLine="851"/>
+        <w:jc w:val="both"/>
+        <w:rPr>
+          <w:sz w:val="28"/>
+          <w:szCs w:val="28"/>
+        </w:rPr>
+      </w:pPr>
+      <w:r>
+        <w:rPr>
+          <w:sz w:val="28"/>
+          <w:szCs w:val="28"/>
+        </w:rPr>
+        <w:t>SQLite позволила быстро реализовать хранение данных пользователей, книг, жанров и других сущностей системы.</w:t>
+      </w:r>
+    </w:p>
+    <w:p>
+      <w:pPr>
+        <w:ind w:firstLine="851"/>
+        <w:jc w:val="both"/>
+        <w:rPr>
+          <w:sz w:val="28"/>
+          <w:szCs w:val="28"/>
+        </w:rPr>
+      </w:pPr>
+    </w:p>
+    <w:p>
+      <w:pPr>
+        <w:ind w:firstLine="851"/>
+        <w:jc w:val="both"/>
+        <w:rPr>
+          <w:sz w:val="28"/>
+          <w:szCs w:val="28"/>
+        </w:rPr>
+      </w:pPr>
+    </w:p>
+    <w:p>
+      <w:pPr>
+        <w:ind w:firstLine="851"/>
+        <w:jc w:val="both"/>
+        <w:rPr>
+          <w:sz w:val="28"/>
+          <w:szCs w:val="28"/>
+        </w:rPr>
+      </w:pPr>
+      <w:r>
+        <w:rPr>
+          <w:sz w:val="28"/>
+          <w:szCs w:val="28"/>
+        </w:rPr>
+        <w:t xml:space="preserve">2.3 </w:t>
+      </w:r>
+      <w:r>
+        <w:rPr>
+          <w:sz w:val="28"/>
+          <w:szCs w:val="28"/>
+        </w:rPr>
+        <w:t>Клиентская часть</w:t>
+      </w:r>
+    </w:p>
+    <w:p>
+      <w:pPr>
+        <w:ind w:firstLine="851"/>
+        <w:jc w:val="both"/>
+        <w:rPr>
+          <w:sz w:val="28"/>
+          <w:szCs w:val="28"/>
+        </w:rPr>
+      </w:pPr>
+      <w:r>
+        <w:rPr>
+          <w:sz w:val="28"/>
+          <w:szCs w:val="28"/>
+        </w:rPr>
+        <w:t>Для разработки пользовательского интерфейса использовались:</w:t>
+      </w:r>
+    </w:p>
+    <w:p>
+      <w:pPr>
+        <w:pStyle w:val="af3"/>
+        <w:numPr>
+          <w:ilvl w:val="0"/>
+          <w:numId w:val="15"/>
+        </w:numPr>
+        <w:ind w:left="0" w:firstLine="851"/>
+        <w:jc w:val="both"/>
+        <w:rPr>
+          <w:sz w:val="28"/>
+          <w:szCs w:val="28"/>
+        </w:rPr>
+      </w:pPr>
+      <w:r>
+        <w:rPr>
+          <w:sz w:val="28"/>
+          <w:szCs w:val="28"/>
+        </w:rPr>
+        <w:lastRenderedPageBreak/>
+        <w:t>HTML5</w:t>
+      </w:r>
+      <w:r>
+        <w:rPr>
+          <w:sz w:val="28"/>
+          <w:szCs w:val="28"/>
+        </w:rPr>
+        <w:t>;</w:t>
+      </w:r>
+    </w:p>
+    <w:p>
+      <w:pPr>
+        <w:pStyle w:val="af3"/>
+        <w:numPr>
+          <w:ilvl w:val="0"/>
+          <w:numId w:val="15"/>
+        </w:numPr>
+        <w:ind w:left="0" w:firstLine="851"/>
+        <w:jc w:val="both"/>
+        <w:rPr>
+          <w:sz w:val="28"/>
+          <w:szCs w:val="28"/>
+        </w:rPr>
+      </w:pPr>
+      <w:r>
+        <w:rPr>
+          <w:sz w:val="28"/>
+          <w:szCs w:val="28"/>
+        </w:rPr>
+        <w:t>CSS3</w:t>
+      </w:r>
+      <w:r>
+        <w:rPr>
+          <w:sz w:val="28"/>
+          <w:szCs w:val="28"/>
+        </w:rPr>
+        <w:t>;</w:t>
+      </w:r>
+    </w:p>
+    <w:p>
+      <w:pPr>
+        <w:pStyle w:val="af3"/>
+        <w:numPr>
+          <w:ilvl w:val="0"/>
+          <w:numId w:val="15"/>
+        </w:numPr>
+        <w:ind w:left="0" w:firstLine="851"/>
+        <w:jc w:val="both"/>
+        <w:rPr>
+          <w:sz w:val="28"/>
+          <w:szCs w:val="28"/>
+        </w:rPr>
+      </w:pPr>
+      <w:r>
+        <w:rPr>
+          <w:sz w:val="28"/>
+          <w:szCs w:val="28"/>
+        </w:rPr>
+        <w:t>JavaScript</w:t>
+      </w:r>
+      <w:r>
+        <w:rPr>
+          <w:sz w:val="28"/>
+          <w:szCs w:val="28"/>
+        </w:rPr>
+        <w:t>.</w:t>
+      </w:r>
+    </w:p>
+    <w:p>
+      <w:pPr>
+        <w:ind w:firstLine="851"/>
+        <w:jc w:val="both"/>
+        <w:rPr>
+          <w:sz w:val="28"/>
+          <w:szCs w:val="28"/>
+        </w:rPr>
+      </w:pPr>
+      <w:r>
+        <w:rPr>
+          <w:sz w:val="28"/>
+          <w:szCs w:val="28"/>
+        </w:rPr>
+        <w:t>HTML5 применялся для создания структуры страниц.</w:t>
+      </w:r>
+      <w:r>
+        <w:rPr>
+          <w:sz w:val="28"/>
+          <w:szCs w:val="28"/>
+        </w:rPr>
+        <w:br/>
+        <w:t>CSS3 использовался для стилизации интерфейса и реализации адаптивного дизайна.</w:t>
+      </w:r>
+      <w:r>
+        <w:rPr>
+          <w:sz w:val="28"/>
+          <w:szCs w:val="28"/>
+        </w:rPr>
+        <w:br/>
+        <w:t>JavaScript обеспечивал интерактивность, обработку пользовательских действий и динамическое обновление элементов страницы.</w:t>
+      </w:r>
+    </w:p>
+    <w:p>
+      <w:pPr>
+        <w:ind w:firstLine="851"/>
+        <w:jc w:val="both"/>
+        <w:rPr>
+          <w:sz w:val="28"/>
+          <w:szCs w:val="28"/>
+        </w:rPr>
+      </w:pPr>
+      <w:r>
+        <w:rPr>
+          <w:sz w:val="28"/>
+          <w:szCs w:val="28"/>
+        </w:rPr>
+        <w:t>Преимущества данного подхода:</w:t>
+      </w:r>
+    </w:p>
+    <w:p>
+      <w:pPr>
+        <w:pStyle w:val="af3"/>
+        <w:numPr>
+          <w:ilvl w:val="0"/>
+          <w:numId w:val="16"/>
+        </w:numPr>
+        <w:ind w:left="0" w:firstLine="851"/>
+        <w:jc w:val="both"/>
+        <w:rPr>
+          <w:sz w:val="28"/>
+          <w:szCs w:val="28"/>
+        </w:rPr>
+      </w:pPr>
+      <w:r>
+        <w:rPr>
+          <w:sz w:val="28"/>
+          <w:szCs w:val="28"/>
+        </w:rPr>
+        <w:t>К</w:t>
+      </w:r>
+      <w:r>
+        <w:rPr>
+          <w:sz w:val="28"/>
+          <w:szCs w:val="28"/>
+        </w:rPr>
+        <w:t>россбраузерность</w:t>
+      </w:r>
+      <w:r>
+        <w:rPr>
+          <w:sz w:val="28"/>
+          <w:szCs w:val="28"/>
+        </w:rPr>
+        <w:t>;</w:t>
+      </w:r>
+    </w:p>
+    <w:p>
+      <w:pPr>
+        <w:pStyle w:val="af3"/>
+        <w:numPr>
+          <w:ilvl w:val="0"/>
+          <w:numId w:val="16"/>
+        </w:numPr>
+        <w:ind w:left="0" w:firstLine="851"/>
+        <w:jc w:val="both"/>
+        <w:rPr>
+          <w:sz w:val="28"/>
+          <w:szCs w:val="28"/>
+        </w:rPr>
+      </w:pPr>
+      <w:r>
+        <w:rPr>
+          <w:sz w:val="28"/>
+          <w:szCs w:val="28"/>
+        </w:rPr>
+        <w:t>простота реализации</w:t>
+      </w:r>
+      <w:r>
+        <w:rPr>
+          <w:sz w:val="28"/>
+          <w:szCs w:val="28"/>
+        </w:rPr>
+        <w:t>;</w:t>
+      </w:r>
+    </w:p>
+    <w:p>
+      <w:pPr>
+        <w:pStyle w:val="af3"/>
+        <w:numPr>
+          <w:ilvl w:val="0"/>
+          <w:numId w:val="16"/>
+        </w:numPr>
+        <w:ind w:left="0" w:firstLine="851"/>
+        <w:jc w:val="both"/>
+        <w:rPr>
+          <w:sz w:val="28"/>
+          <w:szCs w:val="28"/>
+        </w:rPr>
+      </w:pPr>
+      <w:r>
+        <w:rPr>
+          <w:sz w:val="28"/>
+          <w:szCs w:val="28"/>
+        </w:rPr>
+        <w:t>высокая скорость загрузки страниц</w:t>
+      </w:r>
+      <w:r>
+        <w:rPr>
+          <w:sz w:val="28"/>
+          <w:szCs w:val="28"/>
+        </w:rPr>
+        <w:t>;</w:t>
+      </w:r>
+    </w:p>
+    <w:p>
+      <w:pPr>
+        <w:pStyle w:val="af3"/>
+        <w:numPr>
+          <w:ilvl w:val="0"/>
+          <w:numId w:val="16"/>
+        </w:numPr>
+        <w:ind w:left="0" w:firstLine="851"/>
+        <w:jc w:val="both"/>
+        <w:rPr>
+          <w:sz w:val="28"/>
+          <w:szCs w:val="28"/>
+        </w:rPr>
+      </w:pPr>
+      <w:r>
+        <w:rPr>
+          <w:sz w:val="28"/>
+          <w:szCs w:val="28"/>
+        </w:rPr>
+        <w:t>возможность гибкой настройки интерфейса</w:t>
+      </w:r>
+      <w:r>
+        <w:rPr>
+          <w:sz w:val="28"/>
+          <w:szCs w:val="28"/>
+        </w:rPr>
+        <w:t>.</w:t>
+      </w:r>
+    </w:p>
+    <w:p>
+      <w:pPr>
+        <w:ind w:firstLine="851"/>
+        <w:jc w:val="both"/>
+        <w:rPr>
+          <w:sz w:val="28"/>
+          <w:szCs w:val="28"/>
+        </w:rPr>
+      </w:pPr>
+    </w:p>
+    <w:p>
+      <w:pPr>
+        <w:ind w:firstLine="851"/>
+        <w:jc w:val="both"/>
+        <w:rPr>
+          <w:sz w:val="28"/>
+          <w:szCs w:val="28"/>
+        </w:rPr>
+      </w:pPr>
+    </w:p>
+    <w:p>
+      <w:pPr>
+        <w:ind w:firstLine="851"/>
+        <w:jc w:val="both"/>
+        <w:rPr>
+          <w:sz w:val="28"/>
+          <w:szCs w:val="28"/>
+        </w:rPr>
+      </w:pPr>
+      <w:r>
+        <w:rPr>
+          <w:sz w:val="28"/>
+          <w:szCs w:val="28"/>
+        </w:rPr>
+        <w:t xml:space="preserve">2.4 </w:t>
+      </w:r>
+      <w:r>
+        <w:rPr>
+          <w:sz w:val="28"/>
+          <w:szCs w:val="28"/>
+        </w:rPr>
+        <w:t>Инструменты проектирования и разработки</w:t>
+      </w:r>
+    </w:p>
+    <w:p>
+      <w:pPr>
+        <w:ind w:firstLine="851"/>
+        <w:jc w:val="both"/>
+        <w:rPr>
+          <w:sz w:val="28"/>
+          <w:szCs w:val="28"/>
+        </w:rPr>
+      </w:pPr>
+    </w:p>
+    <w:p>
+      <w:pPr>
+        <w:ind w:firstLine="851"/>
+        <w:jc w:val="both"/>
+        <w:rPr>
+          <w:sz w:val="28"/>
+          <w:szCs w:val="28"/>
+        </w:rPr>
+      </w:pPr>
+    </w:p>
+    <w:p>
+      <w:pPr>
+        <w:ind w:firstLine="851"/>
+        <w:jc w:val="both"/>
+        <w:rPr>
+          <w:sz w:val="28"/>
+          <w:szCs w:val="28"/>
+        </w:rPr>
+      </w:pPr>
+      <w:r>
+        <w:rPr>
+          <w:sz w:val="28"/>
+          <w:szCs w:val="28"/>
+        </w:rPr>
+        <w:t>В процессе разработки были использованы следующие инструменты:</w:t>
+      </w:r>
+    </w:p>
+    <w:p>
+      <w:pPr>
+        <w:ind w:firstLine="851"/>
+        <w:jc w:val="both"/>
+        <w:rPr>
+          <w:sz w:val="28"/>
+          <w:szCs w:val="28"/>
+        </w:rPr>
+      </w:pPr>
+      <w:r>
+        <w:rPr>
+          <w:sz w:val="28"/>
+          <w:szCs w:val="28"/>
+        </w:rPr>
+        <w:t>Figma — применялась для создания прототипов интерфейса и дизайна страниц. Позволяет быстро разрабатывать макеты и визуализировать внешний вид приложения.</w:t>
+      </w:r>
+    </w:p>
+    <w:p>
+      <w:pPr>
+        <w:ind w:firstLine="851"/>
+        <w:jc w:val="both"/>
+        <w:rPr>
+          <w:sz w:val="28"/>
+          <w:szCs w:val="28"/>
+        </w:rPr>
+      </w:pPr>
+      <w:r>
+        <w:rPr>
+          <w:sz w:val="28"/>
+          <w:szCs w:val="28"/>
+        </w:rPr>
+        <w:t>YouGile — использовалась для планирования задач и контроля выполнения проекта. Позволяет организовать командную работу и отслеживать прогресс.</w:t>
+      </w:r>
+    </w:p>
+    <w:p>
+      <w:pPr>
+        <w:ind w:firstLine="851"/>
+        <w:jc w:val="both"/>
+        <w:rPr>
+          <w:sz w:val="28"/>
+          <w:szCs w:val="28"/>
+        </w:rPr>
+      </w:pPr>
+      <w:r>
+        <w:rPr>
+          <w:sz w:val="28"/>
+          <w:szCs w:val="28"/>
+        </w:rPr>
+        <w:t>PlantUML — применялась для создания UML-диаграмм, включая диаграмму сценариев использования.</w:t>
+      </w:r>
+    </w:p>
+    <w:p>
+      <w:pPr>
+        <w:ind w:firstLine="851"/>
+        <w:jc w:val="both"/>
+        <w:rPr>
+          <w:sz w:val="28"/>
+          <w:szCs w:val="28"/>
+        </w:rPr>
+      </w:pPr>
+      <w:r>
+        <w:rPr>
+          <w:sz w:val="28"/>
+          <w:szCs w:val="28"/>
+        </w:rPr>
+        <w:t>Draw.io — использовался для построения диаграмм связей и схем базы данных.</w:t>
+      </w:r>
+    </w:p>
+    <w:p>
+      <w:pPr>
+        <w:ind w:firstLine="851"/>
+        <w:jc w:val="both"/>
+        <w:rPr>
+          <w:sz w:val="28"/>
+          <w:szCs w:val="28"/>
+        </w:rPr>
+      </w:pPr>
+      <w:r>
+        <w:rPr>
+          <w:sz w:val="28"/>
+          <w:szCs w:val="28"/>
+        </w:rPr>
+        <w:t>GitHub — применялся для хранения исходного кода, контроля версий и совместной работы над проектом.</w:t>
+      </w:r>
+    </w:p>
+    <w:p>
+      <w:pPr>
+        <w:ind w:firstLine="851"/>
+        <w:jc w:val="both"/>
+        <w:rPr>
+          <w:sz w:val="28"/>
+          <w:szCs w:val="28"/>
+        </w:rPr>
+      </w:pPr>
+      <w:r>
+        <w:rPr>
+          <w:sz w:val="28"/>
+          <w:szCs w:val="28"/>
+        </w:rPr>
+        <w:t>Преимущества использования данных инструментов:</w:t>
+      </w:r>
+    </w:p>
+    <w:p>
+      <w:pPr>
+        <w:pStyle w:val="af3"/>
+        <w:numPr>
+          <w:ilvl w:val="0"/>
+          <w:numId w:val="17"/>
+        </w:numPr>
+        <w:ind w:left="0" w:firstLine="851"/>
+        <w:jc w:val="both"/>
+        <w:rPr>
+          <w:sz w:val="28"/>
+          <w:szCs w:val="28"/>
+        </w:rPr>
+      </w:pPr>
+      <w:r>
+        <w:rPr>
+          <w:sz w:val="28"/>
+          <w:szCs w:val="28"/>
+        </w:rPr>
+        <w:t>упрощение процесса разработки</w:t>
+      </w:r>
+      <w:r>
+        <w:rPr>
+          <w:sz w:val="28"/>
+          <w:szCs w:val="28"/>
+        </w:rPr>
+        <w:t>;</w:t>
+      </w:r>
+    </w:p>
+    <w:p>
+      <w:pPr>
+        <w:pStyle w:val="af3"/>
+        <w:numPr>
+          <w:ilvl w:val="0"/>
+          <w:numId w:val="17"/>
+        </w:numPr>
+        <w:ind w:left="0" w:firstLine="851"/>
+        <w:jc w:val="both"/>
+        <w:rPr>
+          <w:sz w:val="28"/>
+          <w:szCs w:val="28"/>
+        </w:rPr>
+      </w:pPr>
+      <w:r>
+        <w:rPr>
+          <w:sz w:val="28"/>
+          <w:szCs w:val="28"/>
+        </w:rPr>
+        <w:t>визуализация структуры проекта</w:t>
+      </w:r>
+      <w:r>
+        <w:rPr>
+          <w:sz w:val="28"/>
+          <w:szCs w:val="28"/>
+        </w:rPr>
+        <w:t>;</w:t>
+      </w:r>
+    </w:p>
+    <w:p>
+      <w:pPr>
+        <w:pStyle w:val="af3"/>
+        <w:numPr>
+          <w:ilvl w:val="0"/>
+          <w:numId w:val="17"/>
+        </w:numPr>
+        <w:ind w:left="0" w:firstLine="851"/>
+        <w:jc w:val="both"/>
+        <w:rPr>
+          <w:sz w:val="28"/>
+          <w:szCs w:val="28"/>
+        </w:rPr>
+      </w:pPr>
+      <w:r>
+        <w:rPr>
+          <w:sz w:val="28"/>
+          <w:szCs w:val="28"/>
+        </w:rPr>
+        <w:t>удобство командной работы</w:t>
+      </w:r>
+      <w:r>
+        <w:rPr>
+          <w:sz w:val="28"/>
+          <w:szCs w:val="28"/>
+        </w:rPr>
+        <w:t>;</w:t>
+      </w:r>
+    </w:p>
+    <w:p>
+      <w:pPr>
+        <w:pStyle w:val="af3"/>
+        <w:numPr>
+          <w:ilvl w:val="0"/>
+          <w:numId w:val="17"/>
+        </w:numPr>
+        <w:ind w:left="0" w:firstLine="851"/>
+        <w:jc w:val="both"/>
+        <w:rPr>
+          <w:sz w:val="28"/>
+          <w:szCs w:val="28"/>
+        </w:rPr>
+      </w:pPr>
+      <w:r>
+        <w:rPr>
+          <w:sz w:val="28"/>
+          <w:szCs w:val="28"/>
+        </w:rPr>
+        <w:t>контроль изменений в коде</w:t>
+      </w:r>
+      <w:r>
+        <w:rPr>
+          <w:sz w:val="28"/>
+          <w:szCs w:val="28"/>
+        </w:rPr>
+        <w:t>.</w:t>
+      </w:r>
+    </w:p>
+    <w:p>
+      <w:pPr>
+        <w:ind w:firstLine="851"/>
+        <w:jc w:val="both"/>
+        <w:rPr>
+          <w:sz w:val="28"/>
+          <w:szCs w:val="28"/>
+        </w:rPr>
+      </w:pPr>
+    </w:p>
+    <w:p>
+      <w:pPr>
+        <w:ind w:firstLine="851"/>
+        <w:jc w:val="both"/>
+        <w:rPr>
+          <w:sz w:val="28"/>
+          <w:szCs w:val="28"/>
+        </w:rPr>
+      </w:pPr>
+    </w:p>
+    <w:p>
+      <w:pPr>
+        <w:ind w:firstLine="851"/>
+        <w:jc w:val="both"/>
+        <w:rPr>
+          <w:sz w:val="28"/>
+          <w:szCs w:val="28"/>
+        </w:rPr>
+      </w:pPr>
+      <w:r>
+        <w:rPr>
+          <w:sz w:val="28"/>
+          <w:szCs w:val="28"/>
+        </w:rPr>
+        <w:t xml:space="preserve">2.5 </w:t>
+      </w:r>
+      <w:r>
+        <w:rPr>
+          <w:sz w:val="28"/>
+          <w:szCs w:val="28"/>
+        </w:rPr>
+        <w:t>Дополнительные библиотеки и зависимости</w:t>
+      </w:r>
+    </w:p>
+    <w:p>
+      <w:pPr>
+        <w:ind w:firstLine="851"/>
+        <w:jc w:val="both"/>
+        <w:rPr>
+          <w:sz w:val="28"/>
+          <w:szCs w:val="28"/>
+        </w:rPr>
+      </w:pPr>
+      <w:r>
+        <w:rPr>
+          <w:sz w:val="28"/>
+          <w:szCs w:val="28"/>
+        </w:rPr>
+        <w:t>В проекте использовались дополнительные библиотеки, расширяющие функциональность приложения.</w:t>
+      </w:r>
+    </w:p>
+    <w:p>
+      <w:pPr>
+        <w:ind w:firstLine="851"/>
+        <w:jc w:val="both"/>
+        <w:rPr>
+          <w:sz w:val="28"/>
+          <w:szCs w:val="28"/>
+        </w:rPr>
+      </w:pPr>
+      <w:r>
+        <w:rPr>
+          <w:sz w:val="28"/>
+          <w:szCs w:val="28"/>
+        </w:rPr>
+        <w:t>Ключевые зависимости:</w:t>
+      </w:r>
+    </w:p>
+    <w:p>
+      <w:pPr>
+        <w:pStyle w:val="af3"/>
+        <w:numPr>
+          <w:ilvl w:val="0"/>
+          <w:numId w:val="18"/>
+        </w:numPr>
+        <w:ind w:left="0" w:firstLine="851"/>
+        <w:jc w:val="both"/>
+        <w:rPr>
+          <w:sz w:val="28"/>
+          <w:szCs w:val="28"/>
+        </w:rPr>
+      </w:pPr>
+      <w:r>
+        <w:rPr>
+          <w:sz w:val="28"/>
+          <w:szCs w:val="28"/>
+        </w:rPr>
+        <w:lastRenderedPageBreak/>
+        <w:t>Flask — основа серверной части</w:t>
+      </w:r>
+      <w:r>
+        <w:rPr>
+          <w:sz w:val="28"/>
+          <w:szCs w:val="28"/>
+        </w:rPr>
+        <w:t>;</w:t>
+      </w:r>
+    </w:p>
+    <w:p>
+      <w:pPr>
+        <w:pStyle w:val="af3"/>
+        <w:numPr>
+          <w:ilvl w:val="0"/>
+          <w:numId w:val="18"/>
+        </w:numPr>
+        <w:ind w:left="0" w:firstLine="851"/>
+        <w:jc w:val="both"/>
+        <w:rPr>
+          <w:sz w:val="28"/>
+          <w:szCs w:val="28"/>
+        </w:rPr>
+      </w:pPr>
+      <w:r>
+        <w:rPr>
+          <w:sz w:val="28"/>
+          <w:szCs w:val="28"/>
+        </w:rPr>
+        <w:t>Flask-Mail — отправка email-уведомлений</w:t>
+      </w:r>
+      <w:r>
+        <w:rPr>
+          <w:sz w:val="28"/>
+          <w:szCs w:val="28"/>
+        </w:rPr>
+        <w:t>;</w:t>
+      </w:r>
+    </w:p>
+    <w:p>
+      <w:pPr>
+        <w:pStyle w:val="af3"/>
+        <w:numPr>
+          <w:ilvl w:val="0"/>
+          <w:numId w:val="18"/>
+        </w:numPr>
+        <w:ind w:left="0" w:firstLine="851"/>
+        <w:jc w:val="both"/>
+        <w:rPr>
+          <w:sz w:val="28"/>
+          <w:szCs w:val="28"/>
+        </w:rPr>
+      </w:pPr>
+      <w:r>
+        <w:rPr>
+          <w:sz w:val="28"/>
+          <w:szCs w:val="28"/>
+        </w:rPr>
+        <w:t>Jinja2 — шаблонизация HTML</w:t>
+      </w:r>
+      <w:r>
+        <w:rPr>
+          <w:sz w:val="28"/>
+          <w:szCs w:val="28"/>
+        </w:rPr>
+        <w:t>;</w:t>
+      </w:r>
+    </w:p>
+    <w:p>
+      <w:pPr>
+        <w:pStyle w:val="af3"/>
+        <w:numPr>
+          <w:ilvl w:val="0"/>
+          <w:numId w:val="18"/>
+        </w:numPr>
+        <w:ind w:left="0" w:firstLine="851"/>
+        <w:jc w:val="both"/>
+        <w:rPr>
+          <w:sz w:val="28"/>
+          <w:szCs w:val="28"/>
+        </w:rPr>
+      </w:pPr>
+      <w:r>
+        <w:rPr>
+          <w:sz w:val="28"/>
+          <w:szCs w:val="28"/>
+        </w:rPr>
+        <w:t>PyMuPDF, PyPDF2 — работа с PDF-файлами</w:t>
+      </w:r>
+      <w:r>
+        <w:rPr>
+          <w:sz w:val="28"/>
+          <w:szCs w:val="28"/>
+        </w:rPr>
+        <w:t>;</w:t>
+      </w:r>
+    </w:p>
+    <w:p>
+      <w:pPr>
+        <w:pStyle w:val="af3"/>
+        <w:numPr>
+          <w:ilvl w:val="0"/>
+          <w:numId w:val="18"/>
+        </w:numPr>
+        <w:ind w:left="0" w:firstLine="851"/>
+        <w:jc w:val="both"/>
+        <w:rPr>
+          <w:sz w:val="28"/>
+          <w:szCs w:val="28"/>
+        </w:rPr>
+      </w:pPr>
+      <w:r>
+        <w:rPr>
+          <w:sz w:val="28"/>
+          <w:szCs w:val="28"/>
+        </w:rPr>
+        <w:t>python-docx — работа с документами</w:t>
+      </w:r>
+      <w:r>
+        <w:rPr>
+          <w:sz w:val="28"/>
+          <w:szCs w:val="28"/>
+        </w:rPr>
+        <w:t>;</w:t>
+      </w:r>
+    </w:p>
+    <w:p>
+      <w:pPr>
+        <w:pStyle w:val="af3"/>
+        <w:numPr>
+          <w:ilvl w:val="0"/>
+          <w:numId w:val="18"/>
+        </w:numPr>
+        <w:ind w:left="0" w:firstLine="851"/>
+        <w:jc w:val="both"/>
+        <w:rPr>
+          <w:sz w:val="28"/>
+          <w:szCs w:val="28"/>
+        </w:rPr>
+      </w:pPr>
+      <w:r>
+        <w:rPr>
+          <w:sz w:val="28"/>
+          <w:szCs w:val="28"/>
+        </w:rPr>
+        <w:t>requests — выполнение HTTP-запросов</w:t>
+      </w:r>
+      <w:r>
+        <w:rPr>
+          <w:sz w:val="28"/>
+          <w:szCs w:val="28"/>
+        </w:rPr>
+        <w:t>;</w:t>
+      </w:r>
+    </w:p>
+    <w:p>
+      <w:pPr>
+        <w:pStyle w:val="af3"/>
+        <w:numPr>
+          <w:ilvl w:val="0"/>
+          <w:numId w:val="18"/>
+        </w:numPr>
+        <w:ind w:left="0" w:firstLine="851"/>
+        <w:jc w:val="both"/>
+        <w:rPr>
+          <w:sz w:val="28"/>
+          <w:szCs w:val="28"/>
+        </w:rPr>
+      </w:pPr>
+      <w:r>
+        <w:rPr>
+          <w:sz w:val="28"/>
+          <w:szCs w:val="28"/>
+          <w:lang w:val="en-US"/>
+        </w:rPr>
+        <w:t>c</w:t>
+      </w:r>
+      <w:r>
+        <w:rPr>
+          <w:sz w:val="28"/>
+          <w:szCs w:val="28"/>
+        </w:rPr>
+        <w:t>loudinary — работа с медиафайлами</w:t>
+      </w:r>
+      <w:r>
+        <w:rPr>
+          <w:sz w:val="28"/>
+          <w:szCs w:val="28"/>
+        </w:rPr>
+        <w:t>.</w:t>
+      </w:r>
+    </w:p>
+    <w:p>
+      <w:pPr>
+        <w:ind w:firstLine="851"/>
+        <w:jc w:val="both"/>
+        <w:rPr>
+          <w:sz w:val="28"/>
+          <w:szCs w:val="28"/>
+        </w:rPr>
+      </w:pPr>
+      <w:r>
+        <w:rPr>
+          <w:sz w:val="28"/>
+          <w:szCs w:val="28"/>
+        </w:rPr>
+        <w:t>Использование сторонних библиотек позволило ускорить разработку и реализовать необходимый функционал без создания сложных решений с нуля.</w:t>
+      </w:r>
+    </w:p>
+    <w:p>
+      <w:pPr>
+        <w:ind w:firstLine="851"/>
+        <w:jc w:val="both"/>
+        <w:rPr>
+          <w:sz w:val="28"/>
+          <w:szCs w:val="28"/>
+        </w:rPr>
+      </w:pPr>
     </w:p>
     <w:sectPr>
       <w:headerReference w:type="default" r:id="rId13"/>
@@ -3204,7 +4591,7 @@
         <v:path o:extrusionok="f" gradientshapeok="t" o:connecttype="rect"/>
         <o:lock v:ext="edit" aspectratio="t"/>
       </v:shapetype>
-      <v:shape id="_x0000_i1033" type="#_x0000_t75" style="width:9pt;height:9pt" o:bullet="t">
+      <v:shape id="_x0000_i1050" type="#_x0000_t75" style="width:9pt;height:9pt" o:bullet="t">
         <v:imagedata r:id="rId1" o:title="art7C7E"/>
       </v:shape>
     </w:pict>
@@ -4242,6 +5629,119 @@
     </w:lvl>
   </w:abstractNum>
   <w:abstractNum w:abstractNumId="26" w15:restartNumberingAfterBreak="0">
+    <w:nsid w:val="389F6A3D"/>
+    <w:multiLevelType w:val="hybridMultilevel"/>
+    <w:tmpl w:val="EEBAD860"/>
+    <w:lvl w:ilvl="0" w:tplc="30B61E88">
+      <w:start w:val="1"/>
+      <w:numFmt w:val="bullet"/>
+      <w:lvlText w:val=""/>
+      <w:lvlJc w:val="left"/>
+      <w:pPr>
+        <w:ind w:left="1571" w:hanging="360"/>
+      </w:pPr>
+      <w:rPr>
+        <w:rFonts w:ascii="Symbol" w:hAnsi="Symbol" w:hint="default"/>
+      </w:rPr>
+    </w:lvl>
+    <w:lvl w:ilvl="1" w:tplc="04190003" w:tentative="1">
+      <w:start w:val="1"/>
+      <w:numFmt w:val="bullet"/>
+      <w:lvlText w:val="o"/>
+      <w:lvlJc w:val="left"/>
+      <w:pPr>
+        <w:ind w:left="2291" w:hanging="360"/>
+      </w:pPr>
+      <w:rPr>
+        <w:rFonts w:ascii="Courier New" w:hAnsi="Courier New" w:cs="Courier New" w:hint="default"/>
+      </w:rPr>
+    </w:lvl>
+    <w:lvl w:ilvl="2" w:tplc="04190005" w:tentative="1">
+      <w:start w:val="1"/>
+      <w:numFmt w:val="bullet"/>
+      <w:lvlText w:val=""/>
+      <w:lvlJc w:val="left"/>
+      <w:pPr>
+        <w:ind w:left="3011" w:hanging="360"/>
+      </w:pPr>
+      <w:rPr>
+        <w:rFonts w:ascii="Wingdings" w:hAnsi="Wingdings" w:hint="default"/>
+      </w:rPr>
+    </w:lvl>
+    <w:lvl w:ilvl="3" w:tplc="04190001" w:tentative="1">
+      <w:start w:val="1"/>
+      <w:numFmt w:val="bullet"/>
+      <w:lvlText w:val=""/>
+      <w:lvlJc w:val="left"/>
+      <w:pPr>
+        <w:ind w:left="3731" w:hanging="360"/>
+      </w:pPr>
+      <w:rPr>
+        <w:rFonts w:ascii="Symbol" w:hAnsi="Symbol" w:hint="default"/>
+      </w:rPr>
+    </w:lvl>
+    <w:lvl w:ilvl="4" w:tplc="04190003" w:tentative="1">
+      <w:start w:val="1"/>
+      <w:numFmt w:val="bullet"/>
+      <w:lvlText w:val="o"/>
+      <w:lvlJc w:val="left"/>
+      <w:pPr>
+        <w:ind w:left="4451" w:hanging="360"/>
+      </w:pPr>
+      <w:rPr>
+        <w:rFonts w:ascii="Courier New" w:hAnsi="Courier New" w:cs="Courier New" w:hint="default"/>
+      </w:rPr>
+    </w:lvl>
+    <w:lvl w:ilvl="5" w:tplc="04190005" w:tentative="1">
+      <w:start w:val="1"/>
+      <w:numFmt w:val="bullet"/>
+      <w:lvlText w:val=""/>
+      <w:lvlJc w:val="left"/>
+      <w:pPr>
+        <w:ind w:left="5171" w:hanging="360"/>
+      </w:pPr>
+      <w:rPr>
+        <w:rFonts w:ascii="Wingdings" w:hAnsi="Wingdings" w:hint="default"/>
+      </w:rPr>
+    </w:lvl>
+    <w:lvl w:ilvl="6" w:tplc="04190001" w:tentative="1">
+      <w:start w:val="1"/>
+      <w:numFmt w:val="bullet"/>
+      <w:lvlText w:val=""/>
+      <w:lvlJc w:val="left"/>
+      <w:pPr>
+        <w:ind w:left="5891" w:hanging="360"/>
+      </w:pPr>
+      <w:rPr>
+        <w:rFonts w:ascii="Symbol" w:hAnsi="Symbol" w:hint="default"/>
+      </w:rPr>
+    </w:lvl>
+    <w:lvl w:ilvl="7" w:tplc="04190003" w:tentative="1">
+      <w:start w:val="1"/>
+      <w:numFmt w:val="bullet"/>
+      <w:lvlText w:val="o"/>
+      <w:lvlJc w:val="left"/>
+      <w:pPr>
+        <w:ind w:left="6611" w:hanging="360"/>
+      </w:pPr>
+      <w:rPr>
+        <w:rFonts w:ascii="Courier New" w:hAnsi="Courier New" w:cs="Courier New" w:hint="default"/>
+      </w:rPr>
+    </w:lvl>
+    <w:lvl w:ilvl="8" w:tplc="04190005" w:tentative="1">
+      <w:start w:val="1"/>
+      <w:numFmt w:val="bullet"/>
+      <w:lvlText w:val=""/>
+      <w:lvlJc w:val="left"/>
+      <w:pPr>
+        <w:ind w:left="7331" w:hanging="360"/>
+      </w:pPr>
+      <w:rPr>
+        <w:rFonts w:ascii="Wingdings" w:hAnsi="Wingdings" w:hint="default"/>
+      </w:rPr>
+    </w:lvl>
+  </w:abstractNum>
+  <w:abstractNum w:abstractNumId="27" w15:restartNumberingAfterBreak="0">
     <w:nsid w:val="3C151F7C"/>
     <w:multiLevelType w:val="multilevel"/>
     <w:tmpl w:val="3950426C"/>
@@ -4354,7 +5854,7 @@
       </w:rPr>
     </w:lvl>
   </w:abstractNum>
-  <w:abstractNum w:abstractNumId="27" w15:restartNumberingAfterBreak="0">
+  <w:abstractNum w:abstractNumId="28" w15:restartNumberingAfterBreak="0">
     <w:nsid w:val="45C022E2"/>
     <w:multiLevelType w:val="hybridMultilevel"/>
     <w:tmpl w:val="C80E54F6"/>
@@ -4444,7 +5944,120 @@
       </w:pPr>
     </w:lvl>
   </w:abstractNum>
-  <w:abstractNum w:abstractNumId="28" w15:restartNumberingAfterBreak="0">
+  <w:abstractNum w:abstractNumId="29" w15:restartNumberingAfterBreak="0">
+    <w:nsid w:val="4A2D6319"/>
+    <w:multiLevelType w:val="hybridMultilevel"/>
+    <w:tmpl w:val="DFEE4814"/>
+    <w:lvl w:ilvl="0" w:tplc="30B61E88">
+      <w:start w:val="1"/>
+      <w:numFmt w:val="bullet"/>
+      <w:lvlText w:val=""/>
+      <w:lvlJc w:val="left"/>
+      <w:pPr>
+        <w:ind w:left="1571" w:hanging="360"/>
+      </w:pPr>
+      <w:rPr>
+        <w:rFonts w:ascii="Symbol" w:hAnsi="Symbol" w:hint="default"/>
+      </w:rPr>
+    </w:lvl>
+    <w:lvl w:ilvl="1" w:tplc="04190003" w:tentative="1">
+      <w:start w:val="1"/>
+      <w:numFmt w:val="bullet"/>
+      <w:lvlText w:val="o"/>
+      <w:lvlJc w:val="left"/>
+      <w:pPr>
+        <w:ind w:left="2291" w:hanging="360"/>
+      </w:pPr>
+      <w:rPr>
+        <w:rFonts w:ascii="Courier New" w:hAnsi="Courier New" w:cs="Courier New" w:hint="default"/>
+      </w:rPr>
+    </w:lvl>
+    <w:lvl w:ilvl="2" w:tplc="04190005" w:tentative="1">
+      <w:start w:val="1"/>
+      <w:numFmt w:val="bullet"/>
+      <w:lvlText w:val=""/>
+      <w:lvlJc w:val="left"/>
+      <w:pPr>
+        <w:ind w:left="3011" w:hanging="360"/>
+      </w:pPr>
+      <w:rPr>
+        <w:rFonts w:ascii="Wingdings" w:hAnsi="Wingdings" w:hint="default"/>
+      </w:rPr>
+    </w:lvl>
+    <w:lvl w:ilvl="3" w:tplc="04190001" w:tentative="1">
+      <w:start w:val="1"/>
+      <w:numFmt w:val="bullet"/>
+      <w:lvlText w:val=""/>
+      <w:lvlJc w:val="left"/>
+      <w:pPr>
+        <w:ind w:left="3731" w:hanging="360"/>
+      </w:pPr>
+      <w:rPr>
+        <w:rFonts w:ascii="Symbol" w:hAnsi="Symbol" w:hint="default"/>
+      </w:rPr>
+    </w:lvl>
+    <w:lvl w:ilvl="4" w:tplc="04190003" w:tentative="1">
+      <w:start w:val="1"/>
+      <w:numFmt w:val="bullet"/>
+      <w:lvlText w:val="o"/>
+      <w:lvlJc w:val="left"/>
+      <w:pPr>
+        <w:ind w:left="4451" w:hanging="360"/>
+      </w:pPr>
+      <w:rPr>
+        <w:rFonts w:ascii="Courier New" w:hAnsi="Courier New" w:cs="Courier New" w:hint="default"/>
+      </w:rPr>
+    </w:lvl>
+    <w:lvl w:ilvl="5" w:tplc="04190005" w:tentative="1">
+      <w:start w:val="1"/>
+      <w:numFmt w:val="bullet"/>
+      <w:lvlText w:val=""/>
+      <w:lvlJc w:val="left"/>
+      <w:pPr>
+        <w:ind w:left="5171" w:hanging="360"/>
+      </w:pPr>
+      <w:rPr>
+        <w:rFonts w:ascii="Wingdings" w:hAnsi="Wingdings" w:hint="default"/>
+      </w:rPr>
+    </w:lvl>
+    <w:lvl w:ilvl="6" w:tplc="04190001" w:tentative="1">
+      <w:start w:val="1"/>
+      <w:numFmt w:val="bullet"/>
+      <w:lvlText w:val=""/>
+      <w:lvlJc w:val="left"/>
+      <w:pPr>
+        <w:ind w:left="5891" w:hanging="360"/>
+      </w:pPr>
+      <w:rPr>
+        <w:rFonts w:ascii="Symbol" w:hAnsi="Symbol" w:hint="default"/>
+      </w:rPr>
+    </w:lvl>
+    <w:lvl w:ilvl="7" w:tplc="04190003" w:tentative="1">
+      <w:start w:val="1"/>
+      <w:numFmt w:val="bullet"/>
+      <w:lvlText w:val="o"/>
+      <w:lvlJc w:val="left"/>
+      <w:pPr>
+        <w:ind w:left="6611" w:hanging="360"/>
+      </w:pPr>
+      <w:rPr>
+        <w:rFonts w:ascii="Courier New" w:hAnsi="Courier New" w:cs="Courier New" w:hint="default"/>
+      </w:rPr>
+    </w:lvl>
+    <w:lvl w:ilvl="8" w:tplc="04190005" w:tentative="1">
+      <w:start w:val="1"/>
+      <w:numFmt w:val="bullet"/>
+      <w:lvlText w:val=""/>
+      <w:lvlJc w:val="left"/>
+      <w:pPr>
+        <w:ind w:left="7331" w:hanging="360"/>
+      </w:pPr>
+      <w:rPr>
+        <w:rFonts w:ascii="Wingdings" w:hAnsi="Wingdings" w:hint="default"/>
+      </w:rPr>
+    </w:lvl>
+  </w:abstractNum>
+  <w:abstractNum w:abstractNumId="30" w15:restartNumberingAfterBreak="0">
     <w:nsid w:val="4D8952B4"/>
     <w:multiLevelType w:val="hybridMultilevel"/>
     <w:tmpl w:val="5BD2FAE0"/>
@@ -4556,7 +6169,7 @@
       </w:rPr>
     </w:lvl>
   </w:abstractNum>
-  <w:abstractNum w:abstractNumId="29" w15:restartNumberingAfterBreak="0">
+  <w:abstractNum w:abstractNumId="31" w15:restartNumberingAfterBreak="0">
     <w:nsid w:val="50D66206"/>
     <w:multiLevelType w:val="hybridMultilevel"/>
     <w:tmpl w:val="47D64EFA"/>
@@ -4646,7 +6259,7 @@
       </w:pPr>
     </w:lvl>
   </w:abstractNum>
-  <w:abstractNum w:abstractNumId="30" w15:restartNumberingAfterBreak="0">
+  <w:abstractNum w:abstractNumId="32" w15:restartNumberingAfterBreak="0">
     <w:nsid w:val="56B47439"/>
     <w:multiLevelType w:val="multilevel"/>
     <w:tmpl w:val="032AC3FC"/>
@@ -4730,7 +6343,346 @@
       </w:pPr>
     </w:lvl>
   </w:abstractNum>
-  <w:abstractNum w:abstractNumId="31" w15:restartNumberingAfterBreak="0">
+  <w:abstractNum w:abstractNumId="33" w15:restartNumberingAfterBreak="0">
+    <w:nsid w:val="5DB35FEA"/>
+    <w:multiLevelType w:val="hybridMultilevel"/>
+    <w:tmpl w:val="E340899A"/>
+    <w:lvl w:ilvl="0" w:tplc="30B61E88">
+      <w:start w:val="1"/>
+      <w:numFmt w:val="bullet"/>
+      <w:lvlText w:val=""/>
+      <w:lvlJc w:val="left"/>
+      <w:pPr>
+        <w:ind w:left="1571" w:hanging="360"/>
+      </w:pPr>
+      <w:rPr>
+        <w:rFonts w:ascii="Symbol" w:hAnsi="Symbol" w:hint="default"/>
+      </w:rPr>
+    </w:lvl>
+    <w:lvl w:ilvl="1" w:tplc="04190003" w:tentative="1">
+      <w:start w:val="1"/>
+      <w:numFmt w:val="bullet"/>
+      <w:lvlText w:val="o"/>
+      <w:lvlJc w:val="left"/>
+      <w:pPr>
+        <w:ind w:left="2291" w:hanging="360"/>
+      </w:pPr>
+      <w:rPr>
+        <w:rFonts w:ascii="Courier New" w:hAnsi="Courier New" w:cs="Courier New" w:hint="default"/>
+      </w:rPr>
+    </w:lvl>
+    <w:lvl w:ilvl="2" w:tplc="04190005" w:tentative="1">
+      <w:start w:val="1"/>
+      <w:numFmt w:val="bullet"/>
+      <w:lvlText w:val=""/>
+      <w:lvlJc w:val="left"/>
+      <w:pPr>
+        <w:ind w:left="3011" w:hanging="360"/>
+      </w:pPr>
+      <w:rPr>
+        <w:rFonts w:ascii="Wingdings" w:hAnsi="Wingdings" w:hint="default"/>
+      </w:rPr>
+    </w:lvl>
+    <w:lvl w:ilvl="3" w:tplc="04190001" w:tentative="1">
+      <w:start w:val="1"/>
+      <w:numFmt w:val="bullet"/>
+      <w:lvlText w:val=""/>
+      <w:lvlJc w:val="left"/>
+      <w:pPr>
+        <w:ind w:left="3731" w:hanging="360"/>
+      </w:pPr>
+      <w:rPr>
+        <w:rFonts w:ascii="Symbol" w:hAnsi="Symbol" w:hint="default"/>
+      </w:rPr>
+    </w:lvl>
+    <w:lvl w:ilvl="4" w:tplc="04190003" w:tentative="1">
+      <w:start w:val="1"/>
+      <w:numFmt w:val="bullet"/>
+      <w:lvlText w:val="o"/>
+      <w:lvlJc w:val="left"/>
+      <w:pPr>
+        <w:ind w:left="4451" w:hanging="360"/>
+      </w:pPr>
+      <w:rPr>
+        <w:rFonts w:ascii="Courier New" w:hAnsi="Courier New" w:cs="Courier New" w:hint="default"/>
+      </w:rPr>
+    </w:lvl>
+    <w:lvl w:ilvl="5" w:tplc="04190005" w:tentative="1">
+      <w:start w:val="1"/>
+      <w:numFmt w:val="bullet"/>
+      <w:lvlText w:val=""/>
+      <w:lvlJc w:val="left"/>
+      <w:pPr>
+        <w:ind w:left="5171" w:hanging="360"/>
+      </w:pPr>
+      <w:rPr>
+        <w:rFonts w:ascii="Wingdings" w:hAnsi="Wingdings" w:hint="default"/>
+      </w:rPr>
+    </w:lvl>
+    <w:lvl w:ilvl="6" w:tplc="04190001" w:tentative="1">
+      <w:start w:val="1"/>
+      <w:numFmt w:val="bullet"/>
+      <w:lvlText w:val=""/>
+      <w:lvlJc w:val="left"/>
+      <w:pPr>
+        <w:ind w:left="5891" w:hanging="360"/>
+      </w:pPr>
+      <w:rPr>
+        <w:rFonts w:ascii="Symbol" w:hAnsi="Symbol" w:hint="default"/>
+      </w:rPr>
+    </w:lvl>
+    <w:lvl w:ilvl="7" w:tplc="04190003" w:tentative="1">
+      <w:start w:val="1"/>
+      <w:numFmt w:val="bullet"/>
+      <w:lvlText w:val="o"/>
+      <w:lvlJc w:val="left"/>
+      <w:pPr>
+        <w:ind w:left="6611" w:hanging="360"/>
+      </w:pPr>
+      <w:rPr>
+        <w:rFonts w:ascii="Courier New" w:hAnsi="Courier New" w:cs="Courier New" w:hint="default"/>
+      </w:rPr>
+    </w:lvl>
+    <w:lvl w:ilvl="8" w:tplc="04190005" w:tentative="1">
+      <w:start w:val="1"/>
+      <w:numFmt w:val="bullet"/>
+      <w:lvlText w:val=""/>
+      <w:lvlJc w:val="left"/>
+      <w:pPr>
+        <w:ind w:left="7331" w:hanging="360"/>
+      </w:pPr>
+      <w:rPr>
+        <w:rFonts w:ascii="Wingdings" w:hAnsi="Wingdings" w:hint="default"/>
+      </w:rPr>
+    </w:lvl>
+  </w:abstractNum>
+  <w:abstractNum w:abstractNumId="34" w15:restartNumberingAfterBreak="0">
+    <w:nsid w:val="68EE50B6"/>
+    <w:multiLevelType w:val="hybridMultilevel"/>
+    <w:tmpl w:val="34BA10D4"/>
+    <w:lvl w:ilvl="0" w:tplc="30B61E88">
+      <w:start w:val="1"/>
+      <w:numFmt w:val="bullet"/>
+      <w:lvlText w:val=""/>
+      <w:lvlJc w:val="left"/>
+      <w:pPr>
+        <w:ind w:left="1571" w:hanging="360"/>
+      </w:pPr>
+      <w:rPr>
+        <w:rFonts w:ascii="Symbol" w:hAnsi="Symbol" w:hint="default"/>
+      </w:rPr>
+    </w:lvl>
+    <w:lvl w:ilvl="1" w:tplc="04190003" w:tentative="1">
+      <w:start w:val="1"/>
+      <w:numFmt w:val="bullet"/>
+      <w:lvlText w:val="o"/>
+      <w:lvlJc w:val="left"/>
+      <w:pPr>
+        <w:ind w:left="2291" w:hanging="360"/>
+      </w:pPr>
+      <w:rPr>
+        <w:rFonts w:ascii="Courier New" w:hAnsi="Courier New" w:cs="Courier New" w:hint="default"/>
+      </w:rPr>
+    </w:lvl>
+    <w:lvl w:ilvl="2" w:tplc="04190005" w:tentative="1">
+      <w:start w:val="1"/>
+      <w:numFmt w:val="bullet"/>
+      <w:lvlText w:val=""/>
+      <w:lvlJc w:val="left"/>
+      <w:pPr>
+        <w:ind w:left="3011" w:hanging="360"/>
+      </w:pPr>
+      <w:rPr>
+        <w:rFonts w:ascii="Wingdings" w:hAnsi="Wingdings" w:hint="default"/>
+      </w:rPr>
+    </w:lvl>
+    <w:lvl w:ilvl="3" w:tplc="04190001" w:tentative="1">
+      <w:start w:val="1"/>
+      <w:numFmt w:val="bullet"/>
+      <w:lvlText w:val=""/>
+      <w:lvlJc w:val="left"/>
+      <w:pPr>
+        <w:ind w:left="3731" w:hanging="360"/>
+      </w:pPr>
+      <w:rPr>
+        <w:rFonts w:ascii="Symbol" w:hAnsi="Symbol" w:hint="default"/>
+      </w:rPr>
+    </w:lvl>
+    <w:lvl w:ilvl="4" w:tplc="04190003" w:tentative="1">
+      <w:start w:val="1"/>
+      <w:numFmt w:val="bullet"/>
+      <w:lvlText w:val="o"/>
+      <w:lvlJc w:val="left"/>
+      <w:pPr>
+        <w:ind w:left="4451" w:hanging="360"/>
+      </w:pPr>
+      <w:rPr>
+        <w:rFonts w:ascii="Courier New" w:hAnsi="Courier New" w:cs="Courier New" w:hint="default"/>
+      </w:rPr>
+    </w:lvl>
+    <w:lvl w:ilvl="5" w:tplc="04190005" w:tentative="1">
+      <w:start w:val="1"/>
+      <w:numFmt w:val="bullet"/>
+      <w:lvlText w:val=""/>
+      <w:lvlJc w:val="left"/>
+      <w:pPr>
+        <w:ind w:left="5171" w:hanging="360"/>
+      </w:pPr>
+      <w:rPr>
+        <w:rFonts w:ascii="Wingdings" w:hAnsi="Wingdings" w:hint="default"/>
+      </w:rPr>
+    </w:lvl>
+    <w:lvl w:ilvl="6" w:tplc="04190001" w:tentative="1">
+      <w:start w:val="1"/>
+      <w:numFmt w:val="bullet"/>
+      <w:lvlText w:val=""/>
+      <w:lvlJc w:val="left"/>
+      <w:pPr>
+        <w:ind w:left="5891" w:hanging="360"/>
+      </w:pPr>
+      <w:rPr>
+        <w:rFonts w:ascii="Symbol" w:hAnsi="Symbol" w:hint="default"/>
+      </w:rPr>
+    </w:lvl>
+    <w:lvl w:ilvl="7" w:tplc="04190003" w:tentative="1">
+      <w:start w:val="1"/>
+      <w:numFmt w:val="bullet"/>
+      <w:lvlText w:val="o"/>
+      <w:lvlJc w:val="left"/>
+      <w:pPr>
+        <w:ind w:left="6611" w:hanging="360"/>
+      </w:pPr>
+      <w:rPr>
+        <w:rFonts w:ascii="Courier New" w:hAnsi="Courier New" w:cs="Courier New" w:hint="default"/>
+      </w:rPr>
+    </w:lvl>
+    <w:lvl w:ilvl="8" w:tplc="04190005" w:tentative="1">
+      <w:start w:val="1"/>
+      <w:numFmt w:val="bullet"/>
+      <w:lvlText w:val=""/>
+      <w:lvlJc w:val="left"/>
+      <w:pPr>
+        <w:ind w:left="7331" w:hanging="360"/>
+      </w:pPr>
+      <w:rPr>
+        <w:rFonts w:ascii="Wingdings" w:hAnsi="Wingdings" w:hint="default"/>
+      </w:rPr>
+    </w:lvl>
+  </w:abstractNum>
+  <w:abstractNum w:abstractNumId="35" w15:restartNumberingAfterBreak="0">
+    <w:nsid w:val="6C570437"/>
+    <w:multiLevelType w:val="hybridMultilevel"/>
+    <w:tmpl w:val="D4F8EE7A"/>
+    <w:lvl w:ilvl="0" w:tplc="30B61E88">
+      <w:start w:val="1"/>
+      <w:numFmt w:val="bullet"/>
+      <w:lvlText w:val=""/>
+      <w:lvlJc w:val="left"/>
+      <w:pPr>
+        <w:ind w:left="1571" w:hanging="360"/>
+      </w:pPr>
+      <w:rPr>
+        <w:rFonts w:ascii="Symbol" w:hAnsi="Symbol" w:hint="default"/>
+      </w:rPr>
+    </w:lvl>
+    <w:lvl w:ilvl="1" w:tplc="04190003" w:tentative="1">
+      <w:start w:val="1"/>
+      <w:numFmt w:val="bullet"/>
+      <w:lvlText w:val="o"/>
+      <w:lvlJc w:val="left"/>
+      <w:pPr>
+        <w:ind w:left="2291" w:hanging="360"/>
+      </w:pPr>
+      <w:rPr>
+        <w:rFonts w:ascii="Courier New" w:hAnsi="Courier New" w:cs="Courier New" w:hint="default"/>
+      </w:rPr>
+    </w:lvl>
+    <w:lvl w:ilvl="2" w:tplc="04190005" w:tentative="1">
+      <w:start w:val="1"/>
+      <w:numFmt w:val="bullet"/>
+      <w:lvlText w:val=""/>
+      <w:lvlJc w:val="left"/>
+      <w:pPr>
+        <w:ind w:left="3011" w:hanging="360"/>
+      </w:pPr>
+      <w:rPr>
+        <w:rFonts w:ascii="Wingdings" w:hAnsi="Wingdings" w:hint="default"/>
+      </w:rPr>
+    </w:lvl>
+    <w:lvl w:ilvl="3" w:tplc="04190001" w:tentative="1">
+      <w:start w:val="1"/>
+      <w:numFmt w:val="bullet"/>
+      <w:lvlText w:val=""/>
+      <w:lvlJc w:val="left"/>
+      <w:pPr>
+        <w:ind w:left="3731" w:hanging="360"/>
+      </w:pPr>
+      <w:rPr>
+        <w:rFonts w:ascii="Symbol" w:hAnsi="Symbol" w:hint="default"/>
+      </w:rPr>
+    </w:lvl>
+    <w:lvl w:ilvl="4" w:tplc="04190003" w:tentative="1">
+      <w:start w:val="1"/>
+      <w:numFmt w:val="bullet"/>
+      <w:lvlText w:val="o"/>
+      <w:lvlJc w:val="left"/>
+      <w:pPr>
+        <w:ind w:left="4451" w:hanging="360"/>
+      </w:pPr>
+      <w:rPr>
+        <w:rFonts w:ascii="Courier New" w:hAnsi="Courier New" w:cs="Courier New" w:hint="default"/>
+      </w:rPr>
+    </w:lvl>
+    <w:lvl w:ilvl="5" w:tplc="04190005" w:tentative="1">
+      <w:start w:val="1"/>
+      <w:numFmt w:val="bullet"/>
+      <w:lvlText w:val=""/>
+      <w:lvlJc w:val="left"/>
+      <w:pPr>
+        <w:ind w:left="5171" w:hanging="360"/>
+      </w:pPr>
+      <w:rPr>
+        <w:rFonts w:ascii="Wingdings" w:hAnsi="Wingdings" w:hint="default"/>
+      </w:rPr>
+    </w:lvl>
+    <w:lvl w:ilvl="6" w:tplc="04190001" w:tentative="1">
+      <w:start w:val="1"/>
+      <w:numFmt w:val="bullet"/>
+      <w:lvlText w:val=""/>
+      <w:lvlJc w:val="left"/>
+      <w:pPr>
+        <w:ind w:left="5891" w:hanging="360"/>
+      </w:pPr>
+      <w:rPr>
+        <w:rFonts w:ascii="Symbol" w:hAnsi="Symbol" w:hint="default"/>
+      </w:rPr>
+    </w:lvl>
+    <w:lvl w:ilvl="7" w:tplc="04190003" w:tentative="1">
+      <w:start w:val="1"/>
+      <w:numFmt w:val="bullet"/>
+      <w:lvlText w:val="o"/>
+      <w:lvlJc w:val="left"/>
+      <w:pPr>
+        <w:ind w:left="6611" w:hanging="360"/>
+      </w:pPr>
+      <w:rPr>
+        <w:rFonts w:ascii="Courier New" w:hAnsi="Courier New" w:cs="Courier New" w:hint="default"/>
+      </w:rPr>
+    </w:lvl>
+    <w:lvl w:ilvl="8" w:tplc="04190005" w:tentative="1">
+      <w:start w:val="1"/>
+      <w:numFmt w:val="bullet"/>
+      <w:lvlText w:val=""/>
+      <w:lvlJc w:val="left"/>
+      <w:pPr>
+        <w:ind w:left="7331" w:hanging="360"/>
+      </w:pPr>
+      <w:rPr>
+        <w:rFonts w:ascii="Wingdings" w:hAnsi="Wingdings" w:hint="default"/>
+      </w:rPr>
+    </w:lvl>
+  </w:abstractNum>
+  <w:abstractNum w:abstractNumId="36" w15:restartNumberingAfterBreak="0">
     <w:nsid w:val="6C5E12B9"/>
     <w:multiLevelType w:val="hybridMultilevel"/>
     <w:tmpl w:val="3788C8D8"/>
@@ -4843,7 +6795,7 @@
       </w:rPr>
     </w:lvl>
   </w:abstractNum>
-  <w:abstractNum w:abstractNumId="32" w15:restartNumberingAfterBreak="0">
+  <w:abstractNum w:abstractNumId="37" w15:restartNumberingAfterBreak="0">
     <w:nsid w:val="7025199B"/>
     <w:multiLevelType w:val="multilevel"/>
     <w:tmpl w:val="FA08BD48"/>
@@ -4965,7 +6917,7 @@
       </w:rPr>
     </w:lvl>
   </w:abstractNum>
-  <w:abstractNum w:abstractNumId="33" w15:restartNumberingAfterBreak="0">
+  <w:abstractNum w:abstractNumId="38" w15:restartNumberingAfterBreak="0">
     <w:nsid w:val="7EB11EE9"/>
     <w:multiLevelType w:val="hybridMultilevel"/>
     <w:tmpl w:val="5F0A6B06"/>
@@ -5057,16 +7009,16 @@
     </w:lvl>
   </w:abstractNum>
   <w:num w:numId="1" w16cid:durableId="523400855">
-    <w:abstractNumId w:val="28"/>
+    <w:abstractNumId w:val="30"/>
   </w:num>
   <w:num w:numId="2" w16cid:durableId="1287009056">
     <w:abstractNumId w:val="22"/>
   </w:num>
   <w:num w:numId="3" w16cid:durableId="24520912">
-    <w:abstractNumId w:val="26"/>
+    <w:abstractNumId w:val="27"/>
   </w:num>
   <w:num w:numId="4" w16cid:durableId="1631857634">
-    <w:abstractNumId w:val="32"/>
+    <w:abstractNumId w:val="37"/>
   </w:num>
   <w:num w:numId="5" w16cid:durableId="1257666485">
     <w:abstractNumId w:val="25"/>
@@ -5075,25 +7027,40 @@
     <w:abstractNumId w:val="24"/>
   </w:num>
   <w:num w:numId="7" w16cid:durableId="1536969290">
-    <w:abstractNumId w:val="30"/>
+    <w:abstractNumId w:val="32"/>
   </w:num>
   <w:num w:numId="8" w16cid:durableId="1266378033">
     <w:abstractNumId w:val="21"/>
   </w:num>
   <w:num w:numId="9" w16cid:durableId="1279801240">
-    <w:abstractNumId w:val="29"/>
+    <w:abstractNumId w:val="31"/>
   </w:num>
   <w:num w:numId="10" w16cid:durableId="214898371">
-    <w:abstractNumId w:val="27"/>
+    <w:abstractNumId w:val="28"/>
   </w:num>
   <w:num w:numId="11" w16cid:durableId="1973635453">
-    <w:abstractNumId w:val="33"/>
+    <w:abstractNumId w:val="38"/>
   </w:num>
   <w:num w:numId="12" w16cid:durableId="747651109">
     <w:abstractNumId w:val="23"/>
   </w:num>
   <w:num w:numId="13" w16cid:durableId="2031904857">
-    <w:abstractNumId w:val="31"/>
+    <w:abstractNumId w:val="36"/>
+  </w:num>
+  <w:num w:numId="14" w16cid:durableId="1736514532">
+    <w:abstractNumId w:val="26"/>
+  </w:num>
+  <w:num w:numId="15" w16cid:durableId="1337197366">
+    <w:abstractNumId w:val="34"/>
+  </w:num>
+  <w:num w:numId="16" w16cid:durableId="776488352">
+    <w:abstractNumId w:val="29"/>
+  </w:num>
+  <w:num w:numId="17" w16cid:durableId="132186787">
+    <w:abstractNumId w:val="33"/>
+  </w:num>
+  <w:num w:numId="18" w16cid:durableId="1340082475">
+    <w:abstractNumId w:val="35"/>
   </w:num>
   <w:numIdMacAtCleanup w:val="4"/>
 </w:numbering>
@@ -5679,7 +7646,6 @@
   <w:style w:type="character" w:default="1" w:styleId="a0">
     <w:name w:val="Default Paragraph Font"/>
     <w:uiPriority w:val="1"/>
-    <w:semiHidden/>
     <w:unhideWhenUsed/>
   </w:style>
   <w:style w:type="table" w:default="1" w:styleId="a1">
